--- a/Hệ thống thông tin quản trị nhân lực/doc/KMS_PLAN.docx
+++ b/Hệ thống thông tin quản trị nhân lực/doc/KMS_PLAN.docx
@@ -12208,6 +12208,969 @@
     </w:p>
     <w:p>
       <w:pPr>
+        <w:spacing w:after="80" w:before="0" w:line="312"/>
+        <w:ind w:firstLine="567"/>
+        <w:jc w:val="both"/>
+      </w:pPr>
+      <w:r>
+        <w:rPr>
+          <w:rFonts w:ascii="Times New Roman" w:cs="Times New Roman" w:eastAsia="Times New Roman" w:hAnsi="Times New Roman"/>
+          <w:b/>
+          <w:bCs/>
+          <w:color w:val="000000"/>
+          <w:sz w:val="26"/>
+          <w:szCs w:val="26"/>
+        </w:rPr>
+        <w:t xml:space="preserve">Nhóm I — Quản lý Cán bộ Công chức theo chuẩn Bộ Nội Vụ (Mẫu 2C-BNV/2008 &amp; Nghị định 204)</w:t>
+      </w:r>
+    </w:p>
+    <w:tbl>
+      <w:tblPr>
+        <w:tblW w:type="pct" w:w="100%"/>
+        <w:tblBorders>
+          <w:top w:val="single" w:color="000000" w:sz="4"/>
+          <w:left w:val="single" w:color="000000" w:sz="4"/>
+          <w:bottom w:val="single" w:color="000000" w:sz="4"/>
+          <w:right w:val="single" w:color="000000" w:sz="4"/>
+          <w:insideH w:val="single" w:color="D1D5DB" w:sz="4"/>
+          <w:insideV w:val="single" w:color="D1D5DB" w:sz="4"/>
+        </w:tblBorders>
+      </w:tblPr>
+      <w:tblGrid>
+        <w:gridCol w:w="100"/>
+        <w:gridCol w:w="100"/>
+        <w:gridCol w:w="100"/>
+        <w:gridCol w:w="100"/>
+        <w:gridCol w:w="100"/>
+      </w:tblGrid>
+      <w:tr>
+        <w:trPr>
+          <w:tblHeader/>
+        </w:trPr>
+        <w:tc>
+          <w:tcPr>
+            <w:shd w:fill="F2F2F2"/>
+            <w:tcMar>
+              <w:top w:type="dxa" w:w="100"/>
+              <w:left w:type="dxa" w:w="140"/>
+              <w:bottom w:type="dxa" w:w="100"/>
+              <w:right w:type="dxa" w:w="140"/>
+            </w:tcMar>
+          </w:tcPr>
+          <w:p>
+            <w:pPr>
+              <w:spacing w:after="60" w:before="60"/>
+              <w:jc w:val="center"/>
+            </w:pPr>
+            <w:r>
+              <w:rPr>
+                <w:rFonts w:ascii="Times New Roman" w:cs="Times New Roman" w:eastAsia="Times New Roman" w:hAnsi="Times New Roman"/>
+                <w:b/>
+                <w:bCs/>
+                <w:i w:val="false"/>
+                <w:iCs w:val="false"/>
+                <w:color w:val="000000"/>
+                <w:sz w:val="22"/>
+                <w:szCs w:val="22"/>
+              </w:rPr>
+              <w:t xml:space="preserve">Mã</w:t>
+            </w:r>
+          </w:p>
+        </w:tc>
+        <w:tc>
+          <w:tcPr>
+            <w:shd w:fill="F2F2F2"/>
+            <w:tcMar>
+              <w:top w:type="dxa" w:w="100"/>
+              <w:left w:type="dxa" w:w="140"/>
+              <w:bottom w:type="dxa" w:w="100"/>
+              <w:right w:type="dxa" w:w="140"/>
+            </w:tcMar>
+          </w:tcPr>
+          <w:p>
+            <w:pPr>
+              <w:spacing w:after="60" w:before="60"/>
+              <w:jc w:val="center"/>
+            </w:pPr>
+            <w:r>
+              <w:rPr>
+                <w:rFonts w:ascii="Times New Roman" w:cs="Times New Roman" w:eastAsia="Times New Roman" w:hAnsi="Times New Roman"/>
+                <w:b/>
+                <w:bCs/>
+                <w:i w:val="false"/>
+                <w:iCs w:val="false"/>
+                <w:color w:val="000000"/>
+                <w:sz w:val="22"/>
+                <w:szCs w:val="22"/>
+              </w:rPr>
+              <w:t xml:space="preserve">Use case</w:t>
+            </w:r>
+          </w:p>
+        </w:tc>
+        <w:tc>
+          <w:tcPr>
+            <w:shd w:fill="F2F2F2"/>
+            <w:tcMar>
+              <w:top w:type="dxa" w:w="100"/>
+              <w:left w:type="dxa" w:w="140"/>
+              <w:bottom w:type="dxa" w:w="100"/>
+              <w:right w:type="dxa" w:w="140"/>
+            </w:tcMar>
+          </w:tcPr>
+          <w:p>
+            <w:pPr>
+              <w:spacing w:after="60" w:before="60"/>
+              <w:jc w:val="center"/>
+            </w:pPr>
+            <w:r>
+              <w:rPr>
+                <w:rFonts w:ascii="Times New Roman" w:cs="Times New Roman" w:eastAsia="Times New Roman" w:hAnsi="Times New Roman"/>
+                <w:b/>
+                <w:bCs/>
+                <w:i w:val="false"/>
+                <w:iCs w:val="false"/>
+                <w:color w:val="000000"/>
+                <w:sz w:val="22"/>
+                <w:szCs w:val="22"/>
+              </w:rPr>
+              <w:t xml:space="preserve">Tác nhân</w:t>
+            </w:r>
+          </w:p>
+        </w:tc>
+        <w:tc>
+          <w:tcPr>
+            <w:shd w:fill="F2F2F2"/>
+            <w:tcMar>
+              <w:top w:type="dxa" w:w="100"/>
+              <w:left w:type="dxa" w:w="140"/>
+              <w:bottom w:type="dxa" w:w="100"/>
+              <w:right w:type="dxa" w:w="140"/>
+            </w:tcMar>
+          </w:tcPr>
+          <w:p>
+            <w:pPr>
+              <w:spacing w:after="60" w:before="60"/>
+              <w:jc w:val="center"/>
+            </w:pPr>
+            <w:r>
+              <w:rPr>
+                <w:rFonts w:ascii="Times New Roman" w:cs="Times New Roman" w:eastAsia="Times New Roman" w:hAnsi="Times New Roman"/>
+                <w:b/>
+                <w:bCs/>
+                <w:i w:val="false"/>
+                <w:iCs w:val="false"/>
+                <w:color w:val="000000"/>
+                <w:sz w:val="22"/>
+                <w:szCs w:val="22"/>
+              </w:rPr>
+              <w:t xml:space="preserve">Ưu tiên</w:t>
+            </w:r>
+          </w:p>
+        </w:tc>
+        <w:tc>
+          <w:tcPr>
+            <w:shd w:fill="F2F2F2"/>
+            <w:tcMar>
+              <w:top w:type="dxa" w:w="100"/>
+              <w:left w:type="dxa" w:w="140"/>
+              <w:bottom w:type="dxa" w:w="100"/>
+              <w:right w:type="dxa" w:w="140"/>
+            </w:tcMar>
+          </w:tcPr>
+          <w:p>
+            <w:pPr>
+              <w:spacing w:after="60" w:before="60"/>
+              <w:jc w:val="center"/>
+            </w:pPr>
+            <w:r>
+              <w:rPr>
+                <w:rFonts w:ascii="Times New Roman" w:cs="Times New Roman" w:eastAsia="Times New Roman" w:hAnsi="Times New Roman"/>
+                <w:b/>
+                <w:bCs/>
+                <w:i w:val="false"/>
+                <w:iCs w:val="false"/>
+                <w:color w:val="000000"/>
+                <w:sz w:val="22"/>
+                <w:szCs w:val="22"/>
+              </w:rPr>
+              <w:t xml:space="preserve">Trang/API chính</w:t>
+            </w:r>
+          </w:p>
+        </w:tc>
+      </w:tr>
+      <w:tr>
+        <w:trPr>
+          <w:tblHeader w:val="false"/>
+        </w:trPr>
+        <w:tc>
+          <w:tcPr>
+            <w:tcMar>
+              <w:top w:type="dxa" w:w="100"/>
+              <w:left w:type="dxa" w:w="140"/>
+              <w:bottom w:type="dxa" w:w="100"/>
+              <w:right w:type="dxa" w:w="140"/>
+            </w:tcMar>
+          </w:tcPr>
+          <w:p>
+            <w:pPr>
+              <w:spacing w:after="60" w:before="60"/>
+              <w:jc w:val="left"/>
+            </w:pPr>
+            <w:r>
+              <w:rPr>
+                <w:rFonts w:ascii="Times New Roman" w:cs="Times New Roman" w:eastAsia="Times New Roman" w:hAnsi="Times New Roman"/>
+                <w:b w:val="false"/>
+                <w:bCs w:val="false"/>
+                <w:i w:val="false"/>
+                <w:iCs w:val="false"/>
+                <w:color w:val="000000"/>
+                <w:sz w:val="22"/>
+                <w:szCs w:val="22"/>
+              </w:rPr>
+              <w:t xml:space="preserve">CB01</w:t>
+            </w:r>
+          </w:p>
+        </w:tc>
+        <w:tc>
+          <w:tcPr>
+            <w:tcMar>
+              <w:top w:type="dxa" w:w="100"/>
+              <w:left w:type="dxa" w:w="140"/>
+              <w:bottom w:type="dxa" w:w="100"/>
+              <w:right w:type="dxa" w:w="140"/>
+            </w:tcMar>
+          </w:tcPr>
+          <w:p>
+            <w:pPr>
+              <w:spacing w:after="60" w:before="60"/>
+              <w:jc w:val="left"/>
+            </w:pPr>
+            <w:r>
+              <w:rPr>
+                <w:rFonts w:ascii="Times New Roman" w:cs="Times New Roman" w:eastAsia="Times New Roman" w:hAnsi="Times New Roman"/>
+                <w:b w:val="false"/>
+                <w:bCs w:val="false"/>
+                <w:i w:val="false"/>
+                <w:iCs w:val="false"/>
+                <w:color w:val="000000"/>
+                <w:sz w:val="22"/>
+                <w:szCs w:val="22"/>
+              </w:rPr>
+              <w:t xml:space="preserve">Quản lý Hồ sơ Cán bộ Mẫu 2C-BNV/2008: 111 trường thông tin lý lịch chuẩn hóa + 8 bảng quá trình lịch sử</w:t>
+            </w:r>
+          </w:p>
+        </w:tc>
+        <w:tc>
+          <w:tcPr>
+            <w:tcMar>
+              <w:top w:type="dxa" w:w="100"/>
+              <w:left w:type="dxa" w:w="140"/>
+              <w:bottom w:type="dxa" w:w="100"/>
+              <w:right w:type="dxa" w:w="140"/>
+            </w:tcMar>
+          </w:tcPr>
+          <w:p>
+            <w:pPr>
+              <w:spacing w:after="60" w:before="60"/>
+              <w:jc w:val="left"/>
+            </w:pPr>
+            <w:r>
+              <w:rPr>
+                <w:rFonts w:ascii="Times New Roman" w:cs="Times New Roman" w:eastAsia="Times New Roman" w:hAnsi="Times New Roman"/>
+                <w:b w:val="false"/>
+                <w:bCs w:val="false"/>
+                <w:i w:val="false"/>
+                <w:iCs w:val="false"/>
+                <w:color w:val="000000"/>
+                <w:sz w:val="22"/>
+                <w:szCs w:val="22"/>
+              </w:rPr>
+              <w:t xml:space="preserve">ADMIN, HR</w:t>
+            </w:r>
+          </w:p>
+        </w:tc>
+        <w:tc>
+          <w:tcPr>
+            <w:tcMar>
+              <w:top w:type="dxa" w:w="100"/>
+              <w:left w:type="dxa" w:w="140"/>
+              <w:bottom w:type="dxa" w:w="100"/>
+              <w:right w:type="dxa" w:w="140"/>
+            </w:tcMar>
+          </w:tcPr>
+          <w:p>
+            <w:pPr>
+              <w:spacing w:after="60" w:before="60"/>
+              <w:jc w:val="left"/>
+            </w:pPr>
+            <w:r>
+              <w:rPr>
+                <w:rFonts w:ascii="Times New Roman" w:cs="Times New Roman" w:eastAsia="Times New Roman" w:hAnsi="Times New Roman"/>
+                <w:b w:val="false"/>
+                <w:bCs w:val="false"/>
+                <w:i w:val="false"/>
+                <w:iCs w:val="false"/>
+                <w:color w:val="000000"/>
+                <w:sz w:val="22"/>
+                <w:szCs w:val="22"/>
+              </w:rPr>
+              <w:t xml:space="preserve">P0</w:t>
+            </w:r>
+          </w:p>
+        </w:tc>
+        <w:tc>
+          <w:tcPr>
+            <w:tcMar>
+              <w:top w:type="dxa" w:w="100"/>
+              <w:left w:type="dxa" w:w="140"/>
+              <w:bottom w:type="dxa" w:w="100"/>
+              <w:right w:type="dxa" w:w="140"/>
+            </w:tcMar>
+          </w:tcPr>
+          <w:p>
+            <w:pPr>
+              <w:spacing w:after="60" w:before="60"/>
+              <w:jc w:val="left"/>
+            </w:pPr>
+            <w:r>
+              <w:rPr>
+                <w:rFonts w:ascii="Consolas" w:cs="Consolas" w:eastAsia="Consolas" w:hAnsi="Consolas"/>
+                <w:color w:val="000000"/>
+                <w:sz w:val="20"/>
+                <w:szCs w:val="20"/>
+              </w:rPr>
+              <w:t xml:space="preserve">/civil-servants</w:t>
+            </w:r>
+            <w:r>
+              <w:rPr>
+                <w:rFonts w:ascii="Times New Roman" w:cs="Times New Roman" w:eastAsia="Times New Roman" w:hAnsi="Times New Roman"/>
+                <w:b w:val="false"/>
+                <w:bCs w:val="false"/>
+                <w:i w:val="false"/>
+                <w:iCs w:val="false"/>
+                <w:color w:val="000000"/>
+                <w:sz w:val="22"/>
+                <w:szCs w:val="22"/>
+              </w:rPr>
+              <w:t xml:space="preserve"> · </w:t>
+            </w:r>
+            <w:r>
+              <w:rPr>
+                <w:rFonts w:ascii="Consolas" w:cs="Consolas" w:eastAsia="Consolas" w:hAnsi="Consolas"/>
+                <w:color w:val="000000"/>
+                <w:sz w:val="20"/>
+                <w:szCs w:val="20"/>
+              </w:rPr>
+              <w:t xml:space="preserve">/civil-servants/:id</w:t>
+            </w:r>
+          </w:p>
+        </w:tc>
+      </w:tr>
+      <w:tr>
+        <w:trPr>
+          <w:tblHeader w:val="false"/>
+        </w:trPr>
+        <w:tc>
+          <w:tcPr>
+            <w:tcMar>
+              <w:top w:type="dxa" w:w="100"/>
+              <w:left w:type="dxa" w:w="140"/>
+              <w:bottom w:type="dxa" w:w="100"/>
+              <w:right w:type="dxa" w:w="140"/>
+            </w:tcMar>
+          </w:tcPr>
+          <w:p>
+            <w:pPr>
+              <w:spacing w:after="60" w:before="60"/>
+              <w:jc w:val="left"/>
+            </w:pPr>
+            <w:r>
+              <w:rPr>
+                <w:rFonts w:ascii="Times New Roman" w:cs="Times New Roman" w:eastAsia="Times New Roman" w:hAnsi="Times New Roman"/>
+                <w:b w:val="false"/>
+                <w:bCs w:val="false"/>
+                <w:i w:val="false"/>
+                <w:iCs w:val="false"/>
+                <w:color w:val="000000"/>
+                <w:sz w:val="22"/>
+                <w:szCs w:val="22"/>
+              </w:rPr>
+              <w:t xml:space="preserve">CB02</w:t>
+            </w:r>
+          </w:p>
+        </w:tc>
+        <w:tc>
+          <w:tcPr>
+            <w:tcMar>
+              <w:top w:type="dxa" w:w="100"/>
+              <w:left w:type="dxa" w:w="140"/>
+              <w:bottom w:type="dxa" w:w="100"/>
+              <w:right w:type="dxa" w:w="140"/>
+            </w:tcMar>
+          </w:tcPr>
+          <w:p>
+            <w:pPr>
+              <w:spacing w:after="60" w:before="60"/>
+              <w:jc w:val="left"/>
+            </w:pPr>
+            <w:r>
+              <w:rPr>
+                <w:rFonts w:ascii="Times New Roman" w:cs="Times New Roman" w:eastAsia="Times New Roman" w:hAnsi="Times New Roman"/>
+                <w:b w:val="false"/>
+                <w:bCs w:val="false"/>
+                <w:i w:val="false"/>
+                <w:iCs w:val="false"/>
+                <w:color w:val="000000"/>
+                <w:sz w:val="22"/>
+                <w:szCs w:val="22"/>
+              </w:rPr>
+              <w:t xml:space="preserve">Quản lý 184 Ngạch công chức &amp; Bảng lương theo Nghị định 204/2004/NĐ-CP (16 bậc, hệ số, vượt khung)</w:t>
+            </w:r>
+          </w:p>
+        </w:tc>
+        <w:tc>
+          <w:tcPr>
+            <w:tcMar>
+              <w:top w:type="dxa" w:w="100"/>
+              <w:left w:type="dxa" w:w="140"/>
+              <w:bottom w:type="dxa" w:w="100"/>
+              <w:right w:type="dxa" w:w="140"/>
+            </w:tcMar>
+          </w:tcPr>
+          <w:p>
+            <w:pPr>
+              <w:spacing w:after="60" w:before="60"/>
+              <w:jc w:val="left"/>
+            </w:pPr>
+            <w:r>
+              <w:rPr>
+                <w:rFonts w:ascii="Times New Roman" w:cs="Times New Roman" w:eastAsia="Times New Roman" w:hAnsi="Times New Roman"/>
+                <w:b w:val="false"/>
+                <w:bCs w:val="false"/>
+                <w:i w:val="false"/>
+                <w:iCs w:val="false"/>
+                <w:color w:val="000000"/>
+                <w:sz w:val="22"/>
+                <w:szCs w:val="22"/>
+              </w:rPr>
+              <w:t xml:space="preserve">ADMIN, HR</w:t>
+            </w:r>
+          </w:p>
+        </w:tc>
+        <w:tc>
+          <w:tcPr>
+            <w:tcMar>
+              <w:top w:type="dxa" w:w="100"/>
+              <w:left w:type="dxa" w:w="140"/>
+              <w:bottom w:type="dxa" w:w="100"/>
+              <w:right w:type="dxa" w:w="140"/>
+            </w:tcMar>
+          </w:tcPr>
+          <w:p>
+            <w:pPr>
+              <w:spacing w:after="60" w:before="60"/>
+              <w:jc w:val="left"/>
+            </w:pPr>
+            <w:r>
+              <w:rPr>
+                <w:rFonts w:ascii="Times New Roman" w:cs="Times New Roman" w:eastAsia="Times New Roman" w:hAnsi="Times New Roman"/>
+                <w:b w:val="false"/>
+                <w:bCs w:val="false"/>
+                <w:i w:val="false"/>
+                <w:iCs w:val="false"/>
+                <w:color w:val="000000"/>
+                <w:sz w:val="22"/>
+                <w:szCs w:val="22"/>
+              </w:rPr>
+              <w:t xml:space="preserve">P0</w:t>
+            </w:r>
+          </w:p>
+        </w:tc>
+        <w:tc>
+          <w:tcPr>
+            <w:tcMar>
+              <w:top w:type="dxa" w:w="100"/>
+              <w:left w:type="dxa" w:w="140"/>
+              <w:bottom w:type="dxa" w:w="100"/>
+              <w:right w:type="dxa" w:w="140"/>
+            </w:tcMar>
+          </w:tcPr>
+          <w:p>
+            <w:pPr>
+              <w:spacing w:after="60" w:before="60"/>
+              <w:jc w:val="left"/>
+            </w:pPr>
+            <w:r>
+              <w:rPr>
+                <w:rFonts w:ascii="Consolas" w:cs="Consolas" w:eastAsia="Consolas" w:hAnsi="Consolas"/>
+                <w:color w:val="000000"/>
+                <w:sz w:val="20"/>
+                <w:szCs w:val="20"/>
+              </w:rPr>
+              <w:t xml:space="preserve">/civil-servants/ranks</w:t>
+            </w:r>
+          </w:p>
+        </w:tc>
+      </w:tr>
+      <w:tr>
+        <w:trPr>
+          <w:tblHeader w:val="false"/>
+        </w:trPr>
+        <w:tc>
+          <w:tcPr>
+            <w:tcMar>
+              <w:top w:type="dxa" w:w="100"/>
+              <w:left w:type="dxa" w:w="140"/>
+              <w:bottom w:type="dxa" w:w="100"/>
+              <w:right w:type="dxa" w:w="140"/>
+            </w:tcMar>
+          </w:tcPr>
+          <w:p>
+            <w:pPr>
+              <w:spacing w:after="60" w:before="60"/>
+              <w:jc w:val="left"/>
+            </w:pPr>
+            <w:r>
+              <w:rPr>
+                <w:rFonts w:ascii="Times New Roman" w:cs="Times New Roman" w:eastAsia="Times New Roman" w:hAnsi="Times New Roman"/>
+                <w:b w:val="false"/>
+                <w:bCs w:val="false"/>
+                <w:i w:val="false"/>
+                <w:iCs w:val="false"/>
+                <w:color w:val="000000"/>
+                <w:sz w:val="22"/>
+                <w:szCs w:val="22"/>
+              </w:rPr>
+              <w:t xml:space="preserve">CB03</w:t>
+            </w:r>
+          </w:p>
+        </w:tc>
+        <w:tc>
+          <w:tcPr>
+            <w:tcMar>
+              <w:top w:type="dxa" w:w="100"/>
+              <w:left w:type="dxa" w:w="140"/>
+              <w:bottom w:type="dxa" w:w="100"/>
+              <w:right w:type="dxa" w:w="140"/>
+            </w:tcMar>
+          </w:tcPr>
+          <w:p>
+            <w:pPr>
+              <w:spacing w:after="60" w:before="60"/>
+              <w:jc w:val="left"/>
+            </w:pPr>
+            <w:r>
+              <w:rPr>
+                <w:rFonts w:ascii="Times New Roman" w:cs="Times New Roman" w:eastAsia="Times New Roman" w:hAnsi="Times New Roman"/>
+                <w:b w:val="false"/>
+                <w:bCs w:val="false"/>
+                <w:i w:val="false"/>
+                <w:iCs w:val="false"/>
+                <w:color w:val="000000"/>
+                <w:sz w:val="22"/>
+                <w:szCs w:val="22"/>
+              </w:rPr>
+              <w:t xml:space="preserve">Bộ máy quét và cảnh báo nâng bậc lương định kỳ (36/24 tháng) &amp; nâng trước hạn cho cán bộ lập thành tích xuất sắc</w:t>
+            </w:r>
+          </w:p>
+        </w:tc>
+        <w:tc>
+          <w:tcPr>
+            <w:tcMar>
+              <w:top w:type="dxa" w:w="100"/>
+              <w:left w:type="dxa" w:w="140"/>
+              <w:bottom w:type="dxa" w:w="100"/>
+              <w:right w:type="dxa" w:w="140"/>
+            </w:tcMar>
+          </w:tcPr>
+          <w:p>
+            <w:pPr>
+              <w:spacing w:after="60" w:before="60"/>
+              <w:jc w:val="left"/>
+            </w:pPr>
+            <w:r>
+              <w:rPr>
+                <w:rFonts w:ascii="Times New Roman" w:cs="Times New Roman" w:eastAsia="Times New Roman" w:hAnsi="Times New Roman"/>
+                <w:b w:val="false"/>
+                <w:bCs w:val="false"/>
+                <w:i w:val="false"/>
+                <w:iCs w:val="false"/>
+                <w:color w:val="000000"/>
+                <w:sz w:val="22"/>
+                <w:szCs w:val="22"/>
+              </w:rPr>
+              <w:t xml:space="preserve">HR đề xuất; ADMIN duyệt</w:t>
+            </w:r>
+          </w:p>
+        </w:tc>
+        <w:tc>
+          <w:tcPr>
+            <w:tcMar>
+              <w:top w:type="dxa" w:w="100"/>
+              <w:left w:type="dxa" w:w="140"/>
+              <w:bottom w:type="dxa" w:w="100"/>
+              <w:right w:type="dxa" w:w="140"/>
+            </w:tcMar>
+          </w:tcPr>
+          <w:p>
+            <w:pPr>
+              <w:spacing w:after="60" w:before="60"/>
+              <w:jc w:val="left"/>
+            </w:pPr>
+            <w:r>
+              <w:rPr>
+                <w:rFonts w:ascii="Times New Roman" w:cs="Times New Roman" w:eastAsia="Times New Roman" w:hAnsi="Times New Roman"/>
+                <w:b w:val="false"/>
+                <w:bCs w:val="false"/>
+                <w:i w:val="false"/>
+                <w:iCs w:val="false"/>
+                <w:color w:val="000000"/>
+                <w:sz w:val="22"/>
+                <w:szCs w:val="22"/>
+              </w:rPr>
+              <w:t xml:space="preserve">P0</w:t>
+            </w:r>
+          </w:p>
+        </w:tc>
+        <w:tc>
+          <w:tcPr>
+            <w:tcMar>
+              <w:top w:type="dxa" w:w="100"/>
+              <w:left w:type="dxa" w:w="140"/>
+              <w:bottom w:type="dxa" w:w="100"/>
+              <w:right w:type="dxa" w:w="140"/>
+            </w:tcMar>
+          </w:tcPr>
+          <w:p>
+            <w:pPr>
+              <w:spacing w:after="60" w:before="60"/>
+              <w:jc w:val="left"/>
+            </w:pPr>
+            <w:r>
+              <w:rPr>
+                <w:rFonts w:ascii="Consolas" w:cs="Consolas" w:eastAsia="Consolas" w:hAnsi="Consolas"/>
+                <w:color w:val="000000"/>
+                <w:sz w:val="20"/>
+                <w:szCs w:val="20"/>
+              </w:rPr>
+              <w:t xml:space="preserve">/civil-servants/salary-progression</w:t>
+            </w:r>
+          </w:p>
+        </w:tc>
+      </w:tr>
+      <w:tr>
+        <w:trPr>
+          <w:tblHeader w:val="false"/>
+        </w:trPr>
+        <w:tc>
+          <w:tcPr>
+            <w:tcMar>
+              <w:top w:type="dxa" w:w="100"/>
+              <w:left w:type="dxa" w:w="140"/>
+              <w:bottom w:type="dxa" w:w="100"/>
+              <w:right w:type="dxa" w:w="140"/>
+            </w:tcMar>
+          </w:tcPr>
+          <w:p>
+            <w:pPr>
+              <w:spacing w:after="60" w:before="60"/>
+              <w:jc w:val="left"/>
+            </w:pPr>
+            <w:r>
+              <w:rPr>
+                <w:rFonts w:ascii="Times New Roman" w:cs="Times New Roman" w:eastAsia="Times New Roman" w:hAnsi="Times New Roman"/>
+                <w:b w:val="false"/>
+                <w:bCs w:val="false"/>
+                <w:i w:val="false"/>
+                <w:iCs w:val="false"/>
+                <w:color w:val="000000"/>
+                <w:sz w:val="22"/>
+                <w:szCs w:val="22"/>
+              </w:rPr>
+              <w:t xml:space="preserve">CB04</w:t>
+            </w:r>
+          </w:p>
+        </w:tc>
+        <w:tc>
+          <w:tcPr>
+            <w:tcMar>
+              <w:top w:type="dxa" w:w="100"/>
+              <w:left w:type="dxa" w:w="140"/>
+              <w:bottom w:type="dxa" w:w="100"/>
+              <w:right w:type="dxa" w:w="140"/>
+            </w:tcMar>
+          </w:tcPr>
+          <w:p>
+            <w:pPr>
+              <w:spacing w:after="60" w:before="60"/>
+              <w:jc w:val="left"/>
+            </w:pPr>
+            <w:r>
+              <w:rPr>
+                <w:rFonts w:ascii="Times New Roman" w:cs="Times New Roman" w:eastAsia="Times New Roman" w:hAnsi="Times New Roman"/>
+                <w:b w:val="false"/>
+                <w:bCs w:val="false"/>
+                <w:i w:val="false"/>
+                <w:iCs w:val="false"/>
+                <w:color w:val="000000"/>
+                <w:sz w:val="22"/>
+                <w:szCs w:val="22"/>
+              </w:rPr>
+              <w:t xml:space="preserve">Thuyên chuyển, luân chuyển và điều động cán bộ giữa các đơn vị/phòng ban kèm lưu vết và phục hồi hồ sơ</w:t>
+            </w:r>
+          </w:p>
+        </w:tc>
+        <w:tc>
+          <w:tcPr>
+            <w:tcMar>
+              <w:top w:type="dxa" w:w="100"/>
+              <w:left w:type="dxa" w:w="140"/>
+              <w:bottom w:type="dxa" w:w="100"/>
+              <w:right w:type="dxa" w:w="140"/>
+            </w:tcMar>
+          </w:tcPr>
+          <w:p>
+            <w:pPr>
+              <w:spacing w:after="60" w:before="60"/>
+              <w:jc w:val="left"/>
+            </w:pPr>
+            <w:r>
+              <w:rPr>
+                <w:rFonts w:ascii="Times New Roman" w:cs="Times New Roman" w:eastAsia="Times New Roman" w:hAnsi="Times New Roman"/>
+                <w:b w:val="false"/>
+                <w:bCs w:val="false"/>
+                <w:i w:val="false"/>
+                <w:iCs w:val="false"/>
+                <w:color w:val="000000"/>
+                <w:sz w:val="22"/>
+                <w:szCs w:val="22"/>
+              </w:rPr>
+              <w:t xml:space="preserve">Trưởng đơn vị đề xuất; ADMIN duyệt</w:t>
+            </w:r>
+          </w:p>
+        </w:tc>
+        <w:tc>
+          <w:tcPr>
+            <w:tcMar>
+              <w:top w:type="dxa" w:w="100"/>
+              <w:left w:type="dxa" w:w="140"/>
+              <w:bottom w:type="dxa" w:w="100"/>
+              <w:right w:type="dxa" w:w="140"/>
+            </w:tcMar>
+          </w:tcPr>
+          <w:p>
+            <w:pPr>
+              <w:spacing w:after="60" w:before="60"/>
+              <w:jc w:val="left"/>
+            </w:pPr>
+            <w:r>
+              <w:rPr>
+                <w:rFonts w:ascii="Times New Roman" w:cs="Times New Roman" w:eastAsia="Times New Roman" w:hAnsi="Times New Roman"/>
+                <w:b w:val="false"/>
+                <w:bCs w:val="false"/>
+                <w:i w:val="false"/>
+                <w:iCs w:val="false"/>
+                <w:color w:val="000000"/>
+                <w:sz w:val="22"/>
+                <w:szCs w:val="22"/>
+              </w:rPr>
+              <w:t xml:space="preserve">P1</w:t>
+            </w:r>
+          </w:p>
+        </w:tc>
+        <w:tc>
+          <w:tcPr>
+            <w:tcMar>
+              <w:top w:type="dxa" w:w="100"/>
+              <w:left w:type="dxa" w:w="140"/>
+              <w:bottom w:type="dxa" w:w="100"/>
+              <w:right w:type="dxa" w:w="140"/>
+            </w:tcMar>
+          </w:tcPr>
+          <w:p>
+            <w:pPr>
+              <w:spacing w:after="60" w:before="60"/>
+              <w:jc w:val="left"/>
+            </w:pPr>
+            <w:r>
+              <w:rPr>
+                <w:rFonts w:ascii="Consolas" w:cs="Consolas" w:eastAsia="Consolas" w:hAnsi="Consolas"/>
+                <w:color w:val="000000"/>
+                <w:sz w:val="20"/>
+                <w:szCs w:val="20"/>
+              </w:rPr>
+              <w:t xml:space="preserve">/personnel</w:t>
+            </w:r>
+            <w:r>
+              <w:rPr>
+                <w:rFonts w:ascii="Times New Roman" w:cs="Times New Roman" w:eastAsia="Times New Roman" w:hAnsi="Times New Roman"/>
+                <w:b w:val="false"/>
+                <w:bCs w:val="false"/>
+                <w:i w:val="false"/>
+                <w:iCs w:val="false"/>
+                <w:color w:val="000000"/>
+                <w:sz w:val="22"/>
+                <w:szCs w:val="22"/>
+              </w:rPr>
+              <w:t xml:space="preserve"> (loại TRANSFER)</w:t>
+            </w:r>
+          </w:p>
+        </w:tc>
+      </w:tr>
+      <w:tr>
+        <w:trPr>
+          <w:tblHeader w:val="false"/>
+        </w:trPr>
+        <w:tc>
+          <w:tcPr>
+            <w:tcMar>
+              <w:top w:type="dxa" w:w="100"/>
+              <w:left w:type="dxa" w:w="140"/>
+              <w:bottom w:type="dxa" w:w="100"/>
+              <w:right w:type="dxa" w:w="140"/>
+            </w:tcMar>
+          </w:tcPr>
+          <w:p>
+            <w:pPr>
+              <w:spacing w:after="60" w:before="60"/>
+              <w:jc w:val="left"/>
+            </w:pPr>
+            <w:r>
+              <w:rPr>
+                <w:rFonts w:ascii="Times New Roman" w:cs="Times New Roman" w:eastAsia="Times New Roman" w:hAnsi="Times New Roman"/>
+                <w:b w:val="false"/>
+                <w:bCs w:val="false"/>
+                <w:i w:val="false"/>
+                <w:iCs w:val="false"/>
+                <w:color w:val="000000"/>
+                <w:sz w:val="22"/>
+                <w:szCs w:val="22"/>
+              </w:rPr>
+              <w:t xml:space="preserve">CB05</w:t>
+            </w:r>
+          </w:p>
+        </w:tc>
+        <w:tc>
+          <w:tcPr>
+            <w:tcMar>
+              <w:top w:type="dxa" w:w="100"/>
+              <w:left w:type="dxa" w:w="140"/>
+              <w:bottom w:type="dxa" w:w="100"/>
+              <w:right w:type="dxa" w:w="140"/>
+            </w:tcMar>
+          </w:tcPr>
+          <w:p>
+            <w:pPr>
+              <w:spacing w:after="60" w:before="60"/>
+              <w:jc w:val="left"/>
+            </w:pPr>
+            <w:r>
+              <w:rPr>
+                <w:rFonts w:ascii="Times New Roman" w:cs="Times New Roman" w:eastAsia="Times New Roman" w:hAnsi="Times New Roman"/>
+                <w:b w:val="false"/>
+                <w:bCs w:val="false"/>
+                <w:i w:val="false"/>
+                <w:iCs w:val="false"/>
+                <w:color w:val="000000"/>
+                <w:sz w:val="22"/>
+                <w:szCs w:val="22"/>
+              </w:rPr>
+              <w:t xml:space="preserve">Kết xuất Mẫu Sơ yếu lý lịch 2C-BNV/2008 chuẩn 4 trang PDF Vector và các Biểu mẫu Thống kê BNV (Biểu 01: Tuổi x Ngạch, Biểu 02: Ngoại ngữ, Biểu 03: Đơn vị x Trình độ CM)</w:t>
+            </w:r>
+          </w:p>
+        </w:tc>
+        <w:tc>
+          <w:tcPr>
+            <w:tcMar>
+              <w:top w:type="dxa" w:w="100"/>
+              <w:left w:type="dxa" w:w="140"/>
+              <w:bottom w:type="dxa" w:w="100"/>
+              <w:right w:type="dxa" w:w="140"/>
+            </w:tcMar>
+          </w:tcPr>
+          <w:p>
+            <w:pPr>
+              <w:spacing w:after="60" w:before="60"/>
+              <w:jc w:val="left"/>
+            </w:pPr>
+            <w:r>
+              <w:rPr>
+                <w:rFonts w:ascii="Times New Roman" w:cs="Times New Roman" w:eastAsia="Times New Roman" w:hAnsi="Times New Roman"/>
+                <w:b w:val="false"/>
+                <w:bCs w:val="false"/>
+                <w:i w:val="false"/>
+                <w:iCs w:val="false"/>
+                <w:color w:val="000000"/>
+                <w:sz w:val="22"/>
+                <w:szCs w:val="22"/>
+              </w:rPr>
+              <w:t xml:space="preserve">Toàn bộ</w:t>
+            </w:r>
+          </w:p>
+        </w:tc>
+        <w:tc>
+          <w:tcPr>
+            <w:tcMar>
+              <w:top w:type="dxa" w:w="100"/>
+              <w:left w:type="dxa" w:w="140"/>
+              <w:bottom w:type="dxa" w:w="100"/>
+              <w:right w:type="dxa" w:w="140"/>
+            </w:tcMar>
+          </w:tcPr>
+          <w:p>
+            <w:pPr>
+              <w:spacing w:after="60" w:before="60"/>
+              <w:jc w:val="left"/>
+            </w:pPr>
+            <w:r>
+              <w:rPr>
+                <w:rFonts w:ascii="Times New Roman" w:cs="Times New Roman" w:eastAsia="Times New Roman" w:hAnsi="Times New Roman"/>
+                <w:b w:val="false"/>
+                <w:bCs w:val="false"/>
+                <w:i w:val="false"/>
+                <w:iCs w:val="false"/>
+                <w:color w:val="000000"/>
+                <w:sz w:val="22"/>
+                <w:szCs w:val="22"/>
+              </w:rPr>
+              <w:t xml:space="preserve">P0</w:t>
+            </w:r>
+          </w:p>
+        </w:tc>
+        <w:tc>
+          <w:tcPr>
+            <w:tcMar>
+              <w:top w:type="dxa" w:w="100"/>
+              <w:left w:type="dxa" w:w="140"/>
+              <w:bottom w:type="dxa" w:w="100"/>
+              <w:right w:type="dxa" w:w="140"/>
+            </w:tcMar>
+          </w:tcPr>
+          <w:p>
+            <w:pPr>
+              <w:spacing w:after="60" w:before="60"/>
+              <w:jc w:val="left"/>
+            </w:pPr>
+            <w:r>
+              <w:rPr>
+                <w:rFonts w:ascii="Consolas" w:cs="Consolas" w:eastAsia="Consolas" w:hAnsi="Consolas"/>
+                <w:color w:val="000000"/>
+                <w:sz w:val="20"/>
+                <w:szCs w:val="20"/>
+              </w:rPr>
+              <w:t xml:space="preserve">/civil-servants/:id/export-2c-pdf</w:t>
+            </w:r>
+          </w:p>
+        </w:tc>
+      </w:tr>
+    </w:tbl>
+    <w:p>
+      <w:pPr>
+        <w:spacing w:after="120"/>
+      </w:pPr>
+    </w:p>
+    <w:p>
+      <w:pPr>
         <w:spacing w:after="60" w:before="160" w:line="312"/>
         <w:jc w:val="left"/>
       </w:pPr>
@@ -15756,426 +16719,6 @@
         <w:t xml:space="preserve">4.0. Sơ đồ cơ cấu tổ chức doanh nghiệp và phân vùng phân hệ</w:t>
       </w:r>
     </w:p>
-    <w:tbl>
-      <w:tblPr>
-        <w:tblW w:type="pct" w:w="100%"/>
-        <w:tblBorders>
-          <w:top w:val="single" w:color="auto" w:sz="4"/>
-          <w:left w:val="single" w:color="auto" w:sz="4"/>
-          <w:bottom w:val="single" w:color="auto" w:sz="4"/>
-          <w:right w:val="single" w:color="auto" w:sz="4"/>
-          <w:insideH w:val="single" w:color="auto" w:sz="4"/>
-          <w:insideV w:val="single" w:color="auto" w:sz="4"/>
-        </w:tblBorders>
-      </w:tblPr>
-      <w:tblGrid>
-        <w:gridCol w:w="100"/>
-      </w:tblGrid>
-      <w:tr>
-        <w:tc>
-          <w:tcPr>
-            <w:tcBorders>
-              <w:top w:val="single" w:color="CCCCCC" w:sz="4"/>
-              <w:left w:val="single" w:color="CCCCCC" w:sz="4"/>
-              <w:bottom w:val="single" w:color="CCCCCC" w:sz="4"/>
-              <w:right w:val="single" w:color="CCCCCC" w:sz="4"/>
-            </w:tcBorders>
-            <w:shd w:fill="FAFAFA"/>
-            <w:tcMar>
-              <w:top w:type="dxa" w:w="100"/>
-              <w:left w:type="dxa" w:w="140"/>
-              <w:bottom w:type="dxa" w:w="100"/>
-              <w:right w:type="dxa" w:w="140"/>
-            </w:tcMar>
-          </w:tcPr>
-          <w:p>
-            <w:pPr>
-              <w:spacing w:after="60" w:before="40"/>
-            </w:pPr>
-            <w:r>
-              <w:rPr>
-                <w:rFonts w:ascii="Times New Roman" w:cs="Times New Roman" w:eastAsia="Times New Roman" w:hAnsi="Times New Roman"/>
-                <w:b/>
-                <w:bCs/>
-                <w:color w:val="000000"/>
-                <w:sz w:val="20"/>
-                <w:szCs w:val="20"/>
-              </w:rPr>
-              <w:t xml:space="preserve">[SƠ ĐỒ THIẾT KẾ HỆ THỐNG (MÃ MERMAID)]</w:t>
-            </w:r>
-          </w:p>
-          <w:p>
-            <w:pPr>
-              <w:spacing w:after="0" w:before="0" w:line="240"/>
-            </w:pPr>
-            <w:r>
-              <w:rPr>
-                <w:rFonts w:ascii="Consolas" w:cs="Consolas" w:eastAsia="Consolas" w:hAnsi="Consolas"/>
-                <w:color w:val="000000"/>
-                <w:sz w:val="19"/>
-                <w:szCs w:val="19"/>
-              </w:rPr>
-              <w:t xml:space="preserve">graph TD</w:t>
-            </w:r>
-          </w:p>
-          <w:p>
-            <w:pPr>
-              <w:spacing w:after="0" w:before="0" w:line="240"/>
-            </w:pPr>
-            <w:r>
-              <w:rPr>
-                <w:rFonts w:ascii="Consolas" w:cs="Consolas" w:eastAsia="Consolas" w:hAnsi="Consolas"/>
-                <w:color w:val="000000"/>
-                <w:sz w:val="19"/>
-                <w:szCs w:val="19"/>
-              </w:rPr>
-              <w:t xml:space="preserve">    %% TẦNG 1: QUẢN TRỊ SỞ HỮU &amp; BAN ĐIỀU HÀNH</w:t>
-            </w:r>
-          </w:p>
-          <w:p>
-            <w:pPr>
-              <w:spacing w:after="0" w:before="0" w:line="240"/>
-            </w:pPr>
-            <w:r>
-              <w:rPr>
-                <w:rFonts w:ascii="Consolas" w:cs="Consolas" w:eastAsia="Consolas" w:hAnsi="Consolas"/>
-                <w:color w:val="000000"/>
-                <w:sz w:val="19"/>
-                <w:szCs w:val="19"/>
-              </w:rPr>
-              <w:t xml:space="preserve">    DHDCD["&lt;b&gt;ĐẠI HỘI ĐỒNG CỔ ĐÔNG&lt;/b&gt;&lt;br/&gt;&lt;i&gt;(Cơ quan quyền lực cao nhất)&lt;/i&gt;"]</w:t>
-            </w:r>
-          </w:p>
-          <w:p>
-            <w:pPr>
-              <w:spacing w:after="0" w:before="0" w:line="240"/>
-            </w:pPr>
-            <w:r>
-              <w:rPr>
-                <w:rFonts w:ascii="Consolas" w:cs="Consolas" w:eastAsia="Consolas" w:hAnsi="Consolas"/>
-                <w:color w:val="000000"/>
-                <w:sz w:val="19"/>
-                <w:szCs w:val="19"/>
-              </w:rPr>
-              <w:t xml:space="preserve">    HDQT["&lt;b&gt;HỘI ĐỒNG QUẢN TRỊ&lt;/b&gt;&lt;br/&gt;&lt;i&gt;(Quản trị chiến lược công ty)&lt;/i&gt;"]</w:t>
-            </w:r>
-          </w:p>
-          <w:p>
-            <w:pPr>
-              <w:spacing w:after="0" w:before="0" w:line="240"/>
-            </w:pPr>
-            <w:r>
-              <w:rPr>
-                <w:rFonts w:ascii="Consolas" w:cs="Consolas" w:eastAsia="Consolas" w:hAnsi="Consolas"/>
-                <w:color w:val="000000"/>
-                <w:sz w:val="19"/>
-                <w:szCs w:val="19"/>
-              </w:rPr>
-              <w:t xml:space="preserve">    BGD["&lt;b&gt;BAN GIÁM ĐỐC ĐIỀU HÀNH&lt;/b&gt;&lt;br/&gt;(Tổng Giám đốc CEO · COO · CTO · CFO · CBO)"]</w:t>
-            </w:r>
-          </w:p>
-          <w:p>
-            <w:pPr>
-              <w:spacing w:after="0" w:before="0" w:line="240"/>
-            </w:pPr>
-            <w:r>
-              <w:rPr>
-                <w:rFonts w:ascii="Consolas" w:cs="Consolas" w:eastAsia="Consolas" w:hAnsi="Consolas"/>
-                <w:color w:val="000000"/>
-                <w:sz w:val="19"/>
-                <w:szCs w:val="19"/>
-              </w:rPr>
-              <w:t xml:space="preserve"> </w:t>
-            </w:r>
-          </w:p>
-          <w:p>
-            <w:pPr>
-              <w:spacing w:after="0" w:before="0" w:line="240"/>
-            </w:pPr>
-            <w:r>
-              <w:rPr>
-                <w:rFonts w:ascii="Consolas" w:cs="Consolas" w:eastAsia="Consolas" w:hAnsi="Consolas"/>
-                <w:color w:val="000000"/>
-                <w:sz w:val="19"/>
-                <w:szCs w:val="19"/>
-              </w:rPr>
-              <w:t xml:space="preserve">    DHDCD --&gt; HDQT</w:t>
-            </w:r>
-          </w:p>
-          <w:p>
-            <w:pPr>
-              <w:spacing w:after="0" w:before="0" w:line="240"/>
-            </w:pPr>
-            <w:r>
-              <w:rPr>
-                <w:rFonts w:ascii="Consolas" w:cs="Consolas" w:eastAsia="Consolas" w:hAnsi="Consolas"/>
-                <w:color w:val="000000"/>
-                <w:sz w:val="19"/>
-                <w:szCs w:val="19"/>
-              </w:rPr>
-              <w:t xml:space="preserve">    HDQT --&gt; BGD</w:t>
-            </w:r>
-          </w:p>
-          <w:p>
-            <w:pPr>
-              <w:spacing w:after="0" w:before="0" w:line="240"/>
-            </w:pPr>
-            <w:r>
-              <w:rPr>
-                <w:rFonts w:ascii="Consolas" w:cs="Consolas" w:eastAsia="Consolas" w:hAnsi="Consolas"/>
-                <w:color w:val="000000"/>
-                <w:sz w:val="19"/>
-                <w:szCs w:val="19"/>
-              </w:rPr>
-              <w:t xml:space="preserve"> </w:t>
-            </w:r>
-          </w:p>
-          <w:p>
-            <w:pPr>
-              <w:spacing w:after="0" w:before="0" w:line="240"/>
-            </w:pPr>
-            <w:r>
-              <w:rPr>
-                <w:rFonts w:ascii="Consolas" w:cs="Consolas" w:eastAsia="Consolas" w:hAnsi="Consolas"/>
-                <w:color w:val="000000"/>
-                <w:sz w:val="19"/>
-                <w:szCs w:val="19"/>
-              </w:rPr>
-              <w:t xml:space="preserve">    %% TẦNG 2: 5 KHỐI / PHÒNG BAN CHỨC NĂNG (CÙNG CẤP NGANG HÀNG NHAU)</w:t>
-            </w:r>
-          </w:p>
-          <w:p>
-            <w:pPr>
-              <w:spacing w:after="0" w:before="0" w:line="240"/>
-            </w:pPr>
-            <w:r>
-              <w:rPr>
-                <w:rFonts w:ascii="Consolas" w:cs="Consolas" w:eastAsia="Consolas" w:hAnsi="Consolas"/>
-                <w:color w:val="000000"/>
-                <w:sz w:val="19"/>
-                <w:szCs w:val="19"/>
-              </w:rPr>
-              <w:t xml:space="preserve">    BGD --&gt; K_DEL["&lt;b&gt;KHỐI CHUYỂN GIAO DỰ ÁN&lt;/b&gt;&lt;br/&gt;(Delivery Director &amp; RMO)"]</w:t>
-            </w:r>
-          </w:p>
-          <w:p>
-            <w:pPr>
-              <w:spacing w:after="0" w:before="0" w:line="240"/>
-            </w:pPr>
-            <w:r>
-              <w:rPr>
-                <w:rFonts w:ascii="Consolas" w:cs="Consolas" w:eastAsia="Consolas" w:hAnsi="Consolas"/>
-                <w:color w:val="000000"/>
-                <w:sz w:val="19"/>
-                <w:szCs w:val="19"/>
-              </w:rPr>
-              <w:t xml:space="preserve">    BGD --&gt; K_BIZ["&lt;b&gt;KHỐI KINH DOANH &amp; MKT&lt;/b&gt;&lt;br/&gt;(Giám đốc Kinh doanh CBO)"]</w:t>
-            </w:r>
-          </w:p>
-          <w:p>
-            <w:pPr>
-              <w:spacing w:after="0" w:before="0" w:line="240"/>
-            </w:pPr>
-            <w:r>
-              <w:rPr>
-                <w:rFonts w:ascii="Consolas" w:cs="Consolas" w:eastAsia="Consolas" w:hAnsi="Consolas"/>
-                <w:color w:val="000000"/>
-                <w:sz w:val="19"/>
-                <w:szCs w:val="19"/>
-              </w:rPr>
-              <w:t xml:space="preserve">    BGD --&gt; K_TECH["&lt;b&gt;KHỐI CÔNG NGHỆ &amp; IT&lt;/b&gt;&lt;br/&gt;(Giám đốc Công nghệ CTO)"]</w:t>
-            </w:r>
-          </w:p>
-          <w:p>
-            <w:pPr>
-              <w:spacing w:after="0" w:before="0" w:line="240"/>
-            </w:pPr>
-            <w:r>
-              <w:rPr>
-                <w:rFonts w:ascii="Consolas" w:cs="Consolas" w:eastAsia="Consolas" w:hAnsi="Consolas"/>
-                <w:color w:val="000000"/>
-                <w:sz w:val="19"/>
-                <w:szCs w:val="19"/>
-              </w:rPr>
-              <w:t xml:space="preserve">    BGD --&gt; K_HR["&lt;b&gt;BAN TC – HC – NHÂN SỰ&lt;/b&gt;&lt;br/&gt;(Trưởng ban TC-HC-NS)"]</w:t>
-            </w:r>
-          </w:p>
-          <w:p>
-            <w:pPr>
-              <w:spacing w:after="0" w:before="0" w:line="240"/>
-            </w:pPr>
-            <w:r>
-              <w:rPr>
-                <w:rFonts w:ascii="Consolas" w:cs="Consolas" w:eastAsia="Consolas" w:hAnsi="Consolas"/>
-                <w:color w:val="000000"/>
-                <w:sz w:val="19"/>
-                <w:szCs w:val="19"/>
-              </w:rPr>
-              <w:t xml:space="preserve">    BGD --&gt; K_FIN["&lt;b&gt;PHÒNG TÀI CHÍNH – KẾ TOÁN&lt;/b&gt;&lt;br/&gt;(Kế toán trưởng / CFO)"]</w:t>
-            </w:r>
-          </w:p>
-          <w:p>
-            <w:pPr>
-              <w:spacing w:after="0" w:before="0" w:line="240"/>
-            </w:pPr>
-            <w:r>
-              <w:rPr>
-                <w:rFonts w:ascii="Consolas" w:cs="Consolas" w:eastAsia="Consolas" w:hAnsi="Consolas"/>
-                <w:color w:val="000000"/>
-                <w:sz w:val="19"/>
-                <w:szCs w:val="19"/>
-              </w:rPr>
-              <w:t xml:space="preserve"> </w:t>
-            </w:r>
-          </w:p>
-          <w:p>
-            <w:pPr>
-              <w:spacing w:after="0" w:before="0" w:line="240"/>
-            </w:pPr>
-            <w:r>
-              <w:rPr>
-                <w:rFonts w:ascii="Consolas" w:cs="Consolas" w:eastAsia="Consolas" w:hAnsi="Consolas"/>
-                <w:color w:val="000000"/>
-                <w:sz w:val="19"/>
-                <w:szCs w:val="19"/>
-              </w:rPr>
-              <w:t xml:space="preserve">    %% TẦNG 3: CÁC ĐƠN VỊ / TỔ TRỰC THUỘC (NẰM THẲNG HÀNG DƯỚI TỪNG KHỐI TƯƠNG ỨNG)</w:t>
-            </w:r>
-          </w:p>
-          <w:p>
-            <w:pPr>
-              <w:spacing w:after="0" w:before="0" w:line="240"/>
-            </w:pPr>
-            <w:r>
-              <w:rPr>
-                <w:rFonts w:ascii="Consolas" w:cs="Consolas" w:eastAsia="Consolas" w:hAnsi="Consolas"/>
-                <w:color w:val="000000"/>
-                <w:sz w:val="19"/>
-                <w:szCs w:val="19"/>
-              </w:rPr>
-              <w:t xml:space="preserve">    K_DEL --&gt; DEL_SUB["&lt;b&gt;Trung tâm Sản xuất:&lt;/b&gt;&lt;br/&gt;• ODC TP.HCM (Java, .NET, Mobile, Web, QA, DevOps)&lt;br/&gt;• ODC Đà Nẵng (Java, PHP, Mobile, QA, DevOps)&lt;br/&gt;• VP Quốc tế (Mỹ, Úc, Thụy Sĩ, Singapore)"]</w:t>
-            </w:r>
-          </w:p>
-          <w:p>
-            <w:pPr>
-              <w:spacing w:after="0" w:before="0" w:line="240"/>
-            </w:pPr>
-            <w:r>
-              <w:rPr>
-                <w:rFonts w:ascii="Consolas" w:cs="Consolas" w:eastAsia="Consolas" w:hAnsi="Consolas"/>
-                <w:color w:val="000000"/>
-                <w:sz w:val="19"/>
-                <w:szCs w:val="19"/>
-              </w:rPr>
-              <w:t xml:space="preserve">    </w:t>
-            </w:r>
-          </w:p>
-          <w:p>
-            <w:pPr>
-              <w:spacing w:after="0" w:before="0" w:line="240"/>
-            </w:pPr>
-            <w:r>
-              <w:rPr>
-                <w:rFonts w:ascii="Consolas" w:cs="Consolas" w:eastAsia="Consolas" w:hAnsi="Consolas"/>
-                <w:color w:val="000000"/>
-                <w:sz w:val="19"/>
-                <w:szCs w:val="19"/>
-              </w:rPr>
-              <w:t xml:space="preserve">    K_BIZ --&gt; BIZ_SUB["&lt;b&gt;Kinh doanh &amp; Thị trường:&lt;/b&gt;&lt;br/&gt;• Kinh doanh Quốc tế (Global Sales)&lt;br/&gt;• Tư vấn Giải pháp Tiền bán hàng (Pre-Sales)&lt;br/&gt;• Marketing &amp; Truyền thông thương hiệu"]</w:t>
-            </w:r>
-          </w:p>
-          <w:p>
-            <w:pPr>
-              <w:spacing w:after="0" w:before="0" w:line="240"/>
-            </w:pPr>
-            <w:r>
-              <w:rPr>
-                <w:rFonts w:ascii="Consolas" w:cs="Consolas" w:eastAsia="Consolas" w:hAnsi="Consolas"/>
-                <w:color w:val="000000"/>
-                <w:sz w:val="19"/>
-                <w:szCs w:val="19"/>
-              </w:rPr>
-              <w:t xml:space="preserve">    </w:t>
-            </w:r>
-          </w:p>
-          <w:p>
-            <w:pPr>
-              <w:spacing w:after="0" w:before="0" w:line="240"/>
-            </w:pPr>
-            <w:r>
-              <w:rPr>
-                <w:rFonts w:ascii="Consolas" w:cs="Consolas" w:eastAsia="Consolas" w:hAnsi="Consolas"/>
-                <w:color w:val="000000"/>
-                <w:sz w:val="19"/>
-                <w:szCs w:val="19"/>
-              </w:rPr>
-              <w:t xml:space="preserve">    K_TECH --&gt; TECH_SUB["&lt;b&gt;Công nghệ &amp; Hạ tầng:&lt;/b&gt;&lt;br/&gt;• Viện R&amp;D &amp; AI Lab Nghiên cứu Công nghệ&lt;br/&gt;• IT Helpdesk &amp; An toàn thông tin ISO 27001"]</w:t>
-            </w:r>
-          </w:p>
-          <w:p>
-            <w:pPr>
-              <w:spacing w:after="0" w:before="0" w:line="240"/>
-            </w:pPr>
-            <w:r>
-              <w:rPr>
-                <w:rFonts w:ascii="Consolas" w:cs="Consolas" w:eastAsia="Consolas" w:hAnsi="Consolas"/>
-                <w:color w:val="000000"/>
-                <w:sz w:val="19"/>
-                <w:szCs w:val="19"/>
-              </w:rPr>
-              <w:t xml:space="preserve">    </w:t>
-            </w:r>
-          </w:p>
-          <w:p>
-            <w:pPr>
-              <w:spacing w:after="0" w:before="0" w:line="240"/>
-            </w:pPr>
-            <w:r>
-              <w:rPr>
-                <w:rFonts w:ascii="Consolas" w:cs="Consolas" w:eastAsia="Consolas" w:hAnsi="Consolas"/>
-                <w:color w:val="000000"/>
-                <w:sz w:val="19"/>
-                <w:szCs w:val="19"/>
-              </w:rPr>
-              <w:t xml:space="preserve">    K_HR --&gt; HR_SUB["&lt;b&gt;Nghiệp vụ Nhân sự – Hành chính:&lt;/b&gt;&lt;br/&gt;• Tổ Tuyển dụng Nhân tài (Talent Acquisition)&lt;br/&gt;• Tổ Hồ sơ &amp; HĐLĐ (Lưu trữ gốc, mượn-trả)&lt;br/&gt;• Tổ Tiền lương &amp; Phúc lợi (C&amp;B, Chấm công)&lt;br/&gt;• Tổ Hành chính – Văn thư &amp; Quản trị tài sản"]</w:t>
-            </w:r>
-          </w:p>
-          <w:p>
-            <w:pPr>
-              <w:spacing w:after="0" w:before="0" w:line="240"/>
-            </w:pPr>
-            <w:r>
-              <w:rPr>
-                <w:rFonts w:ascii="Consolas" w:cs="Consolas" w:eastAsia="Consolas" w:hAnsi="Consolas"/>
-                <w:color w:val="000000"/>
-                <w:sz w:val="19"/>
-                <w:szCs w:val="19"/>
-              </w:rPr>
-              <w:t xml:space="preserve">    </w:t>
-            </w:r>
-          </w:p>
-          <w:p>
-            <w:pPr>
-              <w:spacing w:after="0" w:before="0" w:line="240"/>
-            </w:pPr>
-            <w:r>
-              <w:rPr>
-                <w:rFonts w:ascii="Consolas" w:cs="Consolas" w:eastAsia="Consolas" w:hAnsi="Consolas"/>
-                <w:color w:val="000000"/>
-                <w:sz w:val="19"/>
-                <w:szCs w:val="19"/>
-              </w:rPr>
-              <w:t xml:space="preserve">    K_FIN --&gt; FIN_SUB["&lt;b&gt;Tài chính &amp; Kế toán:&lt;/b&gt;&lt;br/&gt;• Kế toán Tiền lương, Thuế TNCN &amp; BHXH&lt;br/&gt;• Kế toán Doanh thu Dự án &amp; Khách hàng&lt;br/&gt;• Quản trị Tài chính &amp; Ngân sách"]</w:t>
-            </w:r>
-          </w:p>
-        </w:tc>
-      </w:tr>
-    </w:tbl>
-    <w:p>
-      <w:pPr>
-        <w:spacing w:after="140"/>
-      </w:pPr>
-    </w:p>
     <w:p>
       <w:pPr>
         <w:spacing w:after="60" w:before="160" w:line="312"/>
@@ -16245,616 +16788,616 @@
           </w:p>
           <w:p>
             <w:pPr>
-              <w:spacing w:after="0" w:before="0" w:line="240"/>
+              <w:spacing w:after="0" w:before="0" w:line="220"/>
             </w:pPr>
             <w:r>
               <w:rPr>
                 <w:rFonts w:ascii="Consolas" w:cs="Consolas" w:eastAsia="Consolas" w:hAnsi="Consolas"/>
                 <w:color w:val="000000"/>
-                <w:sz w:val="19"/>
-                <w:szCs w:val="19"/>
+                <w:sz w:val="18"/>
+                <w:szCs w:val="18"/>
               </w:rPr>
               <w:t xml:space="preserve">                     ┌──────────────────────────────────────────────┐</w:t>
             </w:r>
           </w:p>
           <w:p>
             <w:pPr>
-              <w:spacing w:after="0" w:before="0" w:line="240"/>
+              <w:spacing w:after="0" w:before="0" w:line="220"/>
             </w:pPr>
             <w:r>
               <w:rPr>
                 <w:rFonts w:ascii="Consolas" w:cs="Consolas" w:eastAsia="Consolas" w:hAnsi="Consolas"/>
                 <w:color w:val="000000"/>
-                <w:sz w:val="19"/>
-                <w:szCs w:val="19"/>
+                <w:sz w:val="18"/>
+                <w:szCs w:val="18"/>
               </w:rPr>
               <w:t xml:space="preserve">                     │            TRÌNH DUYỆT / ĐIỆN THOẠI          │</w:t>
             </w:r>
           </w:p>
           <w:p>
             <w:pPr>
-              <w:spacing w:after="0" w:before="0" w:line="240"/>
+              <w:spacing w:after="0" w:before="0" w:line="220"/>
             </w:pPr>
             <w:r>
               <w:rPr>
                 <w:rFonts w:ascii="Consolas" w:cs="Consolas" w:eastAsia="Consolas" w:hAnsi="Consolas"/>
                 <w:color w:val="000000"/>
-                <w:sz w:val="19"/>
-                <w:szCs w:val="19"/>
+                <w:sz w:val="18"/>
+                <w:szCs w:val="18"/>
               </w:rPr>
               <w:t xml:space="preserve">                     │      http://localhost:8080 (cổng duy nhất)   │</w:t>
             </w:r>
           </w:p>
           <w:p>
             <w:pPr>
-              <w:spacing w:after="0" w:before="0" w:line="240"/>
+              <w:spacing w:after="0" w:before="0" w:line="220"/>
             </w:pPr>
             <w:r>
               <w:rPr>
                 <w:rFonts w:ascii="Consolas" w:cs="Consolas" w:eastAsia="Consolas" w:hAnsi="Consolas"/>
                 <w:color w:val="000000"/>
-                <w:sz w:val="19"/>
-                <w:szCs w:val="19"/>
+                <w:sz w:val="18"/>
+                <w:szCs w:val="18"/>
               </w:rPr>
               <w:t xml:space="preserve">                     │  (điện thoại quét QR truy cập qua PUBLIC_BASE_URL,</w:t>
             </w:r>
           </w:p>
           <w:p>
             <w:pPr>
-              <w:spacing w:after="0" w:before="0" w:line="240"/>
+              <w:spacing w:after="0" w:before="0" w:line="220"/>
             </w:pPr>
             <w:r>
               <w:rPr>
                 <w:rFonts w:ascii="Consolas" w:cs="Consolas" w:eastAsia="Consolas" w:hAnsi="Consolas"/>
                 <w:color w:val="000000"/>
-                <w:sz w:val="19"/>
-                <w:szCs w:val="19"/>
+                <w:sz w:val="18"/>
+                <w:szCs w:val="18"/>
               </w:rPr>
               <w:t xml:space="preserve">                     │   ví dụ http://192.168.x.x:8080 trong mạng LAN)│</w:t>
             </w:r>
           </w:p>
           <w:p>
             <w:pPr>
-              <w:spacing w:after="0" w:before="0" w:line="240"/>
+              <w:spacing w:after="0" w:before="0" w:line="220"/>
             </w:pPr>
             <w:r>
               <w:rPr>
                 <w:rFonts w:ascii="Consolas" w:cs="Consolas" w:eastAsia="Consolas" w:hAnsi="Consolas"/>
                 <w:color w:val="000000"/>
-                <w:sz w:val="19"/>
-                <w:szCs w:val="19"/>
+                <w:sz w:val="18"/>
+                <w:szCs w:val="18"/>
               </w:rPr>
               <w:t xml:space="preserve">                     └───────────────────────┬──────────────────────┘</w:t>
             </w:r>
           </w:p>
           <w:p>
             <w:pPr>
-              <w:spacing w:after="0" w:before="0" w:line="240"/>
+              <w:spacing w:after="0" w:before="0" w:line="220"/>
             </w:pPr>
             <w:r>
               <w:rPr>
                 <w:rFonts w:ascii="Consolas" w:cs="Consolas" w:eastAsia="Consolas" w:hAnsi="Consolas"/>
                 <w:color w:val="000000"/>
-                <w:sz w:val="19"/>
-                <w:szCs w:val="19"/>
+                <w:sz w:val="18"/>
+                <w:szCs w:val="18"/>
               </w:rPr>
               <w:t xml:space="preserve">                                             │</w:t>
             </w:r>
           </w:p>
           <w:p>
             <w:pPr>
-              <w:spacing w:after="0" w:before="0" w:line="240"/>
+              <w:spacing w:after="0" w:before="0" w:line="220"/>
             </w:pPr>
             <w:r>
               <w:rPr>
                 <w:rFonts w:ascii="Consolas" w:cs="Consolas" w:eastAsia="Consolas" w:hAnsi="Consolas"/>
                 <w:color w:val="000000"/>
-                <w:sz w:val="19"/>
-                <w:szCs w:val="19"/>
+                <w:sz w:val="18"/>
+                <w:szCs w:val="18"/>
               </w:rPr>
               <w:t xml:space="preserve">                     ┌───────────────────────▼──────────────────────┐</w:t>
             </w:r>
           </w:p>
           <w:p>
             <w:pPr>
-              <w:spacing w:after="0" w:before="0" w:line="240"/>
+              <w:spacing w:after="0" w:before="0" w:line="220"/>
             </w:pPr>
             <w:r>
               <w:rPr>
                 <w:rFonts w:ascii="Consolas" w:cs="Consolas" w:eastAsia="Consolas" w:hAnsi="Consolas"/>
                 <w:color w:val="000000"/>
-                <w:sz w:val="19"/>
-                <w:szCs w:val="19"/>
+                <w:sz w:val="18"/>
+                <w:szCs w:val="18"/>
               </w:rPr>
               <w:t xml:space="preserve">                     │  SERVICE web (Next.js 14 · node:20-alpine)   │</w:t>
             </w:r>
           </w:p>
           <w:p>
             <w:pPr>
-              <w:spacing w:after="0" w:before="0" w:line="240"/>
+              <w:spacing w:after="0" w:before="0" w:line="220"/>
             </w:pPr>
             <w:r>
               <w:rPr>
                 <w:rFonts w:ascii="Consolas" w:cs="Consolas" w:eastAsia="Consolas" w:hAnsi="Consolas"/>
                 <w:color w:val="000000"/>
-                <w:sz w:val="19"/>
-                <w:szCs w:val="19"/>
+                <w:sz w:val="18"/>
+                <w:szCs w:val="18"/>
               </w:rPr>
               <w:t xml:space="preserve">                     │  • output:'standalone' — 1 tiến trình Node   │</w:t>
             </w:r>
           </w:p>
           <w:p>
             <w:pPr>
-              <w:spacing w:after="0" w:before="0" w:line="240"/>
+              <w:spacing w:after="0" w:before="0" w:line="220"/>
             </w:pPr>
             <w:r>
               <w:rPr>
                 <w:rFonts w:ascii="Consolas" w:cs="Consolas" w:eastAsia="Consolas" w:hAnsi="Consolas"/>
                 <w:color w:val="000000"/>
-                <w:sz w:val="19"/>
-                <w:szCs w:val="19"/>
+                <w:sz w:val="18"/>
+                <w:szCs w:val="18"/>
               </w:rPr>
               <w:t xml:space="preserve">                     │  • App Router + AntD 5 (Client Components)   │</w:t>
             </w:r>
           </w:p>
           <w:p>
             <w:pPr>
-              <w:spacing w:after="0" w:before="0" w:line="240"/>
+              <w:spacing w:after="0" w:before="0" w:line="220"/>
             </w:pPr>
             <w:r>
               <w:rPr>
                 <w:rFonts w:ascii="Consolas" w:cs="Consolas" w:eastAsia="Consolas" w:hAnsi="Consolas"/>
                 <w:color w:val="000000"/>
-                <w:sz w:val="19"/>
-                <w:szCs w:val="19"/>
+                <w:sz w:val="18"/>
+                <w:szCs w:val="18"/>
               </w:rPr>
               <w:t xml:space="preserve">                     │  • rewrites: /api/:path* → http://api:3001/* │</w:t>
             </w:r>
           </w:p>
           <w:p>
             <w:pPr>
-              <w:spacing w:after="0" w:before="0" w:line="240"/>
+              <w:spacing w:after="0" w:before="0" w:line="220"/>
             </w:pPr>
             <w:r>
               <w:rPr>
                 <w:rFonts w:ascii="Consolas" w:cs="Consolas" w:eastAsia="Consolas" w:hAnsi="Consolas"/>
                 <w:color w:val="000000"/>
-                <w:sz w:val="19"/>
-                <w:szCs w:val="19"/>
+                <w:sz w:val="18"/>
+                <w:szCs w:val="18"/>
               </w:rPr>
               <w:t xml:space="preserve">                     │  • Trang kiosk điểm danh QR full-screen      │</w:t>
             </w:r>
           </w:p>
           <w:p>
             <w:pPr>
-              <w:spacing w:after="0" w:before="0" w:line="240"/>
+              <w:spacing w:after="0" w:before="0" w:line="220"/>
             </w:pPr>
             <w:r>
               <w:rPr>
                 <w:rFonts w:ascii="Consolas" w:cs="Consolas" w:eastAsia="Consolas" w:hAnsi="Consolas"/>
                 <w:color w:val="000000"/>
-                <w:sz w:val="19"/>
-                <w:szCs w:val="19"/>
+                <w:sz w:val="18"/>
+                <w:szCs w:val="18"/>
               </w:rPr>
               <w:t xml:space="preserve">                     │  • Component QrScanner / FaceCapture (WASM)  │</w:t>
             </w:r>
           </w:p>
           <w:p>
             <w:pPr>
-              <w:spacing w:after="0" w:before="0" w:line="240"/>
+              <w:spacing w:after="0" w:before="0" w:line="220"/>
             </w:pPr>
             <w:r>
               <w:rPr>
                 <w:rFonts w:ascii="Consolas" w:cs="Consolas" w:eastAsia="Consolas" w:hAnsi="Consolas"/>
                 <w:color w:val="000000"/>
-                <w:sz w:val="19"/>
-                <w:szCs w:val="19"/>
+                <w:sz w:val="18"/>
+                <w:szCs w:val="18"/>
               </w:rPr>
               <w:t xml:space="preserve">                     └───────────────────────┬──────────────────────┘</w:t>
             </w:r>
           </w:p>
           <w:p>
             <w:pPr>
-              <w:spacing w:after="0" w:before="0" w:line="240"/>
+              <w:spacing w:after="0" w:before="0" w:line="220"/>
             </w:pPr>
             <w:r>
               <w:rPr>
                 <w:rFonts w:ascii="Consolas" w:cs="Consolas" w:eastAsia="Consolas" w:hAnsi="Consolas"/>
                 <w:color w:val="000000"/>
-                <w:sz w:val="19"/>
-                <w:szCs w:val="19"/>
+                <w:sz w:val="18"/>
+                <w:szCs w:val="18"/>
               </w:rPr>
               <w:t xml:space="preserve">                                             │ HTTP nội mạng docker</w:t>
             </w:r>
           </w:p>
           <w:p>
             <w:pPr>
-              <w:spacing w:after="0" w:before="0" w:line="240"/>
+              <w:spacing w:after="0" w:before="0" w:line="220"/>
             </w:pPr>
             <w:r>
               <w:rPr>
                 <w:rFonts w:ascii="Consolas" w:cs="Consolas" w:eastAsia="Consolas" w:hAnsi="Consolas"/>
                 <w:color w:val="000000"/>
-                <w:sz w:val="19"/>
-                <w:szCs w:val="19"/>
+                <w:sz w:val="18"/>
+                <w:szCs w:val="18"/>
               </w:rPr>
               <w:t xml:space="preserve">┌────────────────────────────────────────────▼──────────────────────────────────────────────┐</w:t>
             </w:r>
           </w:p>
           <w:p>
             <w:pPr>
-              <w:spacing w:after="0" w:before="0" w:line="240"/>
+              <w:spacing w:after="0" w:before="0" w:line="220"/>
             </w:pPr>
             <w:r>
               <w:rPr>
                 <w:rFonts w:ascii="Consolas" w:cs="Consolas" w:eastAsia="Consolas" w:hAnsi="Consolas"/>
                 <w:color w:val="000000"/>
-                <w:sz w:val="19"/>
-                <w:szCs w:val="19"/>
+                <w:sz w:val="18"/>
+                <w:szCs w:val="18"/>
               </w:rPr>
               <w:t xml:space="preserve">│                       SERVICE api  (node:20-alpine + NestJS)                              │</w:t>
             </w:r>
           </w:p>
           <w:p>
             <w:pPr>
-              <w:spacing w:after="0" w:before="0" w:line="240"/>
+              <w:spacing w:after="0" w:before="0" w:line="220"/>
             </w:pPr>
             <w:r>
               <w:rPr>
                 <w:rFonts w:ascii="Consolas" w:cs="Consolas" w:eastAsia="Consolas" w:hAnsi="Consolas"/>
                 <w:color w:val="000000"/>
-                <w:sz w:val="19"/>
-                <w:szCs w:val="19"/>
+                <w:sz w:val="18"/>
+                <w:szCs w:val="18"/>
               </w:rPr>
               <w:t xml:space="preserve">│                                                                                           │</w:t>
             </w:r>
           </w:p>
           <w:p>
             <w:pPr>
-              <w:spacing w:after="0" w:before="0" w:line="240"/>
+              <w:spacing w:after="0" w:before="0" w:line="220"/>
             </w:pPr>
             <w:r>
               <w:rPr>
                 <w:rFonts w:ascii="Consolas" w:cs="Consolas" w:eastAsia="Consolas" w:hAnsi="Consolas"/>
                 <w:color w:val="000000"/>
-                <w:sz w:val="19"/>
-                <w:szCs w:val="19"/>
+                <w:sz w:val="18"/>
+                <w:szCs w:val="18"/>
               </w:rPr>
               <w:t xml:space="preserve">│  ┌─ Giao tiếp: REST Controllers · DTO + ValidationPipe toàn cục · Swagger (/api/docs) ───┐ │</w:t>
             </w:r>
           </w:p>
           <w:p>
             <w:pPr>
-              <w:spacing w:after="0" w:before="0" w:line="240"/>
+              <w:spacing w:after="0" w:before="0" w:line="220"/>
             </w:pPr>
             <w:r>
               <w:rPr>
                 <w:rFonts w:ascii="Consolas" w:cs="Consolas" w:eastAsia="Consolas" w:hAnsi="Consolas"/>
                 <w:color w:val="000000"/>
-                <w:sz w:val="19"/>
-                <w:szCs w:val="19"/>
+                <w:sz w:val="18"/>
+                <w:szCs w:val="18"/>
               </w:rPr>
               <w:t xml:space="preserve">│  ├─ Bảo mật chéo: JwtAuthGuard → RolesGuard → SpaceScopeGuard · ThrottlerModule          │ │</w:t>
             </w:r>
           </w:p>
           <w:p>
             <w:pPr>
-              <w:spacing w:after="0" w:before="0" w:line="240"/>
+              <w:spacing w:after="0" w:before="0" w:line="220"/>
             </w:pPr>
             <w:r>
               <w:rPr>
                 <w:rFonts w:ascii="Consolas" w:cs="Consolas" w:eastAsia="Consolas" w:hAnsi="Consolas"/>
                 <w:color w:val="000000"/>
-                <w:sz w:val="19"/>
-                <w:szCs w:val="19"/>
+                <w:sz w:val="18"/>
+                <w:szCs w:val="18"/>
               </w:rPr>
               <w:t xml:space="preserve">│  ├─ Nghiệp vụ (module): Auth · Users · OrgUnits · Spaces · Articles · ReviewWorkflow      │ │</w:t>
             </w:r>
           </w:p>
           <w:p>
             <w:pPr>
-              <w:spacing w:after="0" w:before="0" w:line="240"/>
+              <w:spacing w:after="0" w:before="0" w:line="220"/>
             </w:pPr>
             <w:r>
               <w:rPr>
                 <w:rFonts w:ascii="Consolas" w:cs="Consolas" w:eastAsia="Consolas" w:hAnsi="Consolas"/>
                 <w:color w:val="000000"/>
-                <w:sz w:val="19"/>
-                <w:szCs w:val="19"/>
+                <w:sz w:val="18"/>
+                <w:szCs w:val="18"/>
               </w:rPr>
               <w:t xml:space="preserve">│  │                       Comments · Search · Notifications · Onboarding · People          │ │</w:t>
             </w:r>
           </w:p>
           <w:p>
             <w:pPr>
-              <w:spacing w:after="0" w:before="0" w:line="240"/>
+              <w:spacing w:after="0" w:before="0" w:line="220"/>
             </w:pPr>
             <w:r>
               <w:rPr>
                 <w:rFonts w:ascii="Consolas" w:cs="Consolas" w:eastAsia="Consolas" w:hAnsi="Consolas"/>
                 <w:color w:val="000000"/>
-                <w:sz w:val="19"/>
-                <w:szCs w:val="19"/>
+                <w:sz w:val="18"/>
+                <w:szCs w:val="18"/>
               </w:rPr>
               <w:t xml:space="preserve">│  │                       Attendance (QR · Face · DeviceSync · DailyBoard)                 │ │</w:t>
             </w:r>
           </w:p>
           <w:p>
             <w:pPr>
-              <w:spacing w:after="0" w:before="0" w:line="240"/>
+              <w:spacing w:after="0" w:before="0" w:line="220"/>
             </w:pPr>
             <w:r>
               <w:rPr>
                 <w:rFonts w:ascii="Consolas" w:cs="Consolas" w:eastAsia="Consolas" w:hAnsi="Consolas"/>
                 <w:color w:val="000000"/>
-                <w:sz w:val="19"/>
-                <w:szCs w:val="19"/>
+                <w:sz w:val="18"/>
+                <w:szCs w:val="18"/>
               </w:rPr>
               <w:t xml:space="preserve">│  │                       Dashboard · AdminSettings · Audit · Health                       │ │</w:t>
             </w:r>
           </w:p>
           <w:p>
             <w:pPr>
-              <w:spacing w:after="0" w:before="0" w:line="240"/>
+              <w:spacing w:after="0" w:before="0" w:line="220"/>
             </w:pPr>
             <w:r>
               <w:rPr>
                 <w:rFonts w:ascii="Consolas" w:cs="Consolas" w:eastAsia="Consolas" w:hAnsi="Consolas"/>
                 <w:color w:val="000000"/>
-                <w:sz w:val="19"/>
-                <w:szCs w:val="19"/>
+                <w:sz w:val="18"/>
+                <w:szCs w:val="18"/>
               </w:rPr>
               <w:t xml:space="preserve">│  ├─ Hạ tầng: PrismaService · FileStorageService (volume uploads) · PinoLogger             │ │</w:t>
             </w:r>
           </w:p>
           <w:p>
             <w:pPr>
-              <w:spacing w:after="0" w:before="0" w:line="240"/>
+              <w:spacing w:after="0" w:before="0" w:line="220"/>
             </w:pPr>
             <w:r>
               <w:rPr>
                 <w:rFonts w:ascii="Consolas" w:cs="Consolas" w:eastAsia="Consolas" w:hAnsi="Consolas"/>
                 <w:color w:val="000000"/>
-                <w:sz w:val="19"/>
-                <w:szCs w:val="19"/>
+                <w:sz w:val="18"/>
+                <w:szCs w:val="18"/>
               </w:rPr>
               <w:t xml:space="preserve">│  │             CryptoService (mã hóa vector khuôn mặt) · QrTokenService (HMAC)            │ │</w:t>
             </w:r>
           </w:p>
           <w:p>
             <w:pPr>
-              <w:spacing w:after="0" w:before="0" w:line="240"/>
+              <w:spacing w:after="0" w:before="0" w:line="220"/>
             </w:pPr>
             <w:r>
               <w:rPr>
                 <w:rFonts w:ascii="Consolas" w:cs="Consolas" w:eastAsia="Consolas" w:hAnsi="Consolas"/>
                 <w:color w:val="000000"/>
-                <w:sz w:val="19"/>
-                <w:szCs w:val="19"/>
+                <w:sz w:val="18"/>
+                <w:szCs w:val="18"/>
               </w:rPr>
               <w:t xml:space="preserve">│  └─ Chéo cắt: AllExceptionsFilter (lỗi tập trung) · AuditInterceptor · LoggingInterceptor │ │</w:t>
             </w:r>
           </w:p>
           <w:p>
             <w:pPr>
-              <w:spacing w:after="0" w:before="0" w:line="240"/>
+              <w:spacing w:after="0" w:before="0" w:line="220"/>
             </w:pPr>
             <w:r>
               <w:rPr>
                 <w:rFonts w:ascii="Consolas" w:cs="Consolas" w:eastAsia="Consolas" w:hAnsi="Consolas"/>
                 <w:color w:val="000000"/>
-                <w:sz w:val="19"/>
-                <w:szCs w:val="19"/>
+                <w:sz w:val="18"/>
+                <w:szCs w:val="18"/>
               </w:rPr>
               <w:t xml:space="preserve">└───────────────────────────────┬─────────────────────────────────┬───────────────────────────┘</w:t>
             </w:r>
           </w:p>
           <w:p>
             <w:pPr>
-              <w:spacing w:after="0" w:before="0" w:line="240"/>
+              <w:spacing w:after="0" w:before="0" w:line="220"/>
             </w:pPr>
             <w:r>
               <w:rPr>
                 <w:rFonts w:ascii="Consolas" w:cs="Consolas" w:eastAsia="Consolas" w:hAnsi="Consolas"/>
                 <w:color w:val="000000"/>
-                <w:sz w:val="19"/>
-                <w:szCs w:val="19"/>
+                <w:sz w:val="18"/>
+                <w:szCs w:val="18"/>
               </w:rPr>
               <w:t xml:space="preserve">                                │                                 │</w:t>
             </w:r>
           </w:p>
           <w:p>
             <w:pPr>
-              <w:spacing w:after="0" w:before="0" w:line="240"/>
+              <w:spacing w:after="0" w:before="0" w:line="220"/>
             </w:pPr>
             <w:r>
               <w:rPr>
                 <w:rFonts w:ascii="Consolas" w:cs="Consolas" w:eastAsia="Consolas" w:hAnsi="Consolas"/>
                 <w:color w:val="000000"/>
-                <w:sz w:val="19"/>
-                <w:szCs w:val="19"/>
+                <w:sz w:val="18"/>
+                <w:szCs w:val="18"/>
               </w:rPr>
               <w:t xml:space="preserve">              ┌─────────────────▼──────────────┐   ┌──────────────▼───────────────────┐</w:t>
             </w:r>
           </w:p>
           <w:p>
             <w:pPr>
-              <w:spacing w:after="0" w:before="0" w:line="240"/>
+              <w:spacing w:after="0" w:before="0" w:line="220"/>
             </w:pPr>
             <w:r>
               <w:rPr>
                 <w:rFonts w:ascii="Consolas" w:cs="Consolas" w:eastAsia="Consolas" w:hAnsi="Consolas"/>
                 <w:color w:val="000000"/>
-                <w:sz w:val="19"/>
-                <w:szCs w:val="19"/>
+                <w:sz w:val="18"/>
+                <w:szCs w:val="18"/>
               </w:rPr>
               <w:t xml:space="preserve">              │ SERVICE db (postgres:16-alpine)│   │ Volume kms_uploads (named volume)│</w:t>
             </w:r>
           </w:p>
           <w:p>
             <w:pPr>
-              <w:spacing w:after="0" w:before="0" w:line="240"/>
+              <w:spacing w:after="0" w:before="0" w:line="220"/>
             </w:pPr>
             <w:r>
               <w:rPr>
                 <w:rFonts w:ascii="Consolas" w:cs="Consolas" w:eastAsia="Consolas" w:hAnsi="Consolas"/>
                 <w:color w:val="000000"/>
-                <w:sz w:val="19"/>
-                <w:szCs w:val="19"/>
+                <w:sz w:val="18"/>
+                <w:szCs w:val="18"/>
               </w:rPr>
               <w:t xml:space="preserve">              │ • 30 bảng nghiệp vụ            │   │ • Tệp đính kèm, ảnh trong bài    │</w:t>
             </w:r>
           </w:p>
           <w:p>
             <w:pPr>
-              <w:spacing w:after="0" w:before="0" w:line="240"/>
+              <w:spacing w:after="0" w:before="0" w:line="220"/>
             </w:pPr>
             <w:r>
               <w:rPr>
                 <w:rFonts w:ascii="Consolas" w:cs="Consolas" w:eastAsia="Consolas" w:hAnsi="Consolas"/>
                 <w:color w:val="000000"/>
-                <w:sz w:val="19"/>
-                <w:szCs w:val="19"/>
+                <w:sz w:val="18"/>
+                <w:szCs w:val="18"/>
               </w:rPr>
               <w:t xml:space="preserve">              │ • FTS: tsvector + pg_trgm + GIN│   └──────────────────────────────────┘</w:t>
             </w:r>
           </w:p>
           <w:p>
             <w:pPr>
-              <w:spacing w:after="0" w:before="0" w:line="240"/>
+              <w:spacing w:after="0" w:before="0" w:line="220"/>
             </w:pPr>
             <w:r>
               <w:rPr>
                 <w:rFonts w:ascii="Consolas" w:cs="Consolas" w:eastAsia="Consolas" w:hAnsi="Consolas"/>
                 <w:color w:val="000000"/>
-                <w:sz w:val="19"/>
-                <w:szCs w:val="19"/>
+                <w:sz w:val="18"/>
+                <w:szCs w:val="18"/>
               </w:rPr>
               <w:t xml:space="preserve">              │ • Healthcheck: pg_isready      │</w:t>
             </w:r>
           </w:p>
           <w:p>
             <w:pPr>
-              <w:spacing w:after="0" w:before="0" w:line="240"/>
+              <w:spacing w:after="0" w:before="0" w:line="220"/>
             </w:pPr>
             <w:r>
               <w:rPr>
                 <w:rFonts w:ascii="Consolas" w:cs="Consolas" w:eastAsia="Consolas" w:hAnsi="Consolas"/>
                 <w:color w:val="000000"/>
-                <w:sz w:val="19"/>
-                <w:szCs w:val="19"/>
+                <w:sz w:val="18"/>
+                <w:szCs w:val="18"/>
               </w:rPr>
               <w:t xml:space="preserve">              │ • Volume kms_db_data           │</w:t>
             </w:r>
           </w:p>
           <w:p>
             <w:pPr>
-              <w:spacing w:after="0" w:before="0" w:line="240"/>
+              <w:spacing w:after="0" w:before="0" w:line="220"/>
             </w:pPr>
             <w:r>
               <w:rPr>
                 <w:rFonts w:ascii="Consolas" w:cs="Consolas" w:eastAsia="Consolas" w:hAnsi="Consolas"/>
                 <w:color w:val="000000"/>
-                <w:sz w:val="19"/>
-                <w:szCs w:val="19"/>
+                <w:sz w:val="18"/>
+                <w:szCs w:val="18"/>
               </w:rPr>
               <w:t xml:space="preserve">              └────────────────────────────────┘</w:t>
             </w:r>
           </w:p>
           <w:p>
             <w:pPr>
-              <w:spacing w:after="0" w:before="0" w:line="240"/>
+              <w:spacing w:after="0" w:before="0" w:line="220"/>
             </w:pPr>
             <w:r>
               <w:rPr>
                 <w:rFonts w:ascii="Consolas" w:cs="Consolas" w:eastAsia="Consolas" w:hAnsi="Consolas"/>
                 <w:color w:val="000000"/>
-                <w:sz w:val="19"/>
-                <w:szCs w:val="19"/>
+                <w:sz w:val="18"/>
+                <w:szCs w:val="18"/>
               </w:rPr>
               <w:t xml:space="preserve">                                   ▲</w:t>
             </w:r>
           </w:p>
           <w:p>
             <w:pPr>
-              <w:spacing w:after="0" w:before="0" w:line="240"/>
+              <w:spacing w:after="0" w:before="0" w:line="220"/>
             </w:pPr>
             <w:r>
               <w:rPr>
                 <w:rFonts w:ascii="Consolas" w:cs="Consolas" w:eastAsia="Consolas" w:hAnsi="Consolas"/>
                 <w:color w:val="000000"/>
-                <w:sz w:val="19"/>
-                <w:szCs w:val="19"/>
+                <w:sz w:val="18"/>
+                <w:szCs w:val="18"/>
               </w:rPr>
               <w:t xml:space="preserve">                                   │ webhook HMAC / CSV / mô phỏng</w:t>
             </w:r>
           </w:p>
           <w:p>
             <w:pPr>
-              <w:spacing w:after="0" w:before="0" w:line="240"/>
+              <w:spacing w:after="0" w:before="0" w:line="220"/>
             </w:pPr>
             <w:r>
               <w:rPr>
                 <w:rFonts w:ascii="Consolas" w:cs="Consolas" w:eastAsia="Consolas" w:hAnsi="Consolas"/>
                 <w:color w:val="000000"/>
-                <w:sz w:val="19"/>
-                <w:szCs w:val="19"/>
+                <w:sz w:val="18"/>
+                <w:szCs w:val="18"/>
               </w:rPr>
               <w:t xml:space="preserve">                     ┌─────────────┴───────────────┐</w:t>
             </w:r>
           </w:p>
           <w:p>
             <w:pPr>
-              <w:spacing w:after="0" w:before="0" w:line="240"/>
+              <w:spacing w:after="0" w:before="0" w:line="220"/>
             </w:pPr>
             <w:r>
               <w:rPr>
                 <w:rFonts w:ascii="Consolas" w:cs="Consolas" w:eastAsia="Consolas" w:hAnsi="Consolas"/>
                 <w:color w:val="000000"/>
-                <w:sz w:val="19"/>
-                <w:szCs w:val="19"/>
+                <w:sz w:val="18"/>
+                <w:szCs w:val="18"/>
               </w:rPr>
               <w:t xml:space="preserve">                     │  MÁY CHẤM CÔNG / THIẾT BỊ   │</w:t>
             </w:r>
           </w:p>
           <w:p>
             <w:pPr>
-              <w:spacing w:after="0" w:before="0" w:line="240"/>
+              <w:spacing w:after="0" w:before="0" w:line="220"/>
             </w:pPr>
             <w:r>
               <w:rPr>
                 <w:rFonts w:ascii="Consolas" w:cs="Consolas" w:eastAsia="Consolas" w:hAnsi="Consolas"/>
                 <w:color w:val="000000"/>
-                <w:sz w:val="19"/>
-                <w:szCs w:val="19"/>
+                <w:sz w:val="18"/>
+                <w:szCs w:val="18"/>
               </w:rPr>
               <w:t xml:space="preserve">                     │  (thật qua LAN, hoặc bộ     │</w:t>
             </w:r>
           </w:p>
           <w:p>
             <w:pPr>
-              <w:spacing w:after="0" w:before="0" w:line="240"/>
+              <w:spacing w:after="0" w:before="0" w:line="220"/>
             </w:pPr>
             <w:r>
               <w:rPr>
                 <w:rFonts w:ascii="Consolas" w:cs="Consolas" w:eastAsia="Consolas" w:hAnsi="Consolas"/>
                 <w:color w:val="000000"/>
-                <w:sz w:val="19"/>
-                <w:szCs w:val="19"/>
+                <w:sz w:val="18"/>
+                <w:szCs w:val="18"/>
               </w:rPr>
               <w:t xml:space="preserve">                     │   mô phỏng đi kèm hệ thống) │</w:t>
             </w:r>
           </w:p>
           <w:p>
             <w:pPr>
-              <w:spacing w:after="0" w:before="0" w:line="240"/>
+              <w:spacing w:after="0" w:before="0" w:line="220"/>
             </w:pPr>
             <w:r>
               <w:rPr>
                 <w:rFonts w:ascii="Consolas" w:cs="Consolas" w:eastAsia="Consolas" w:hAnsi="Consolas"/>
                 <w:color w:val="000000"/>
-                <w:sz w:val="19"/>
-                <w:szCs w:val="19"/>
+                <w:sz w:val="18"/>
+                <w:szCs w:val="18"/>
               </w:rPr>
               <w:t xml:space="preserve">                     └─────────────────────────────┘</w:t>
             </w:r>
@@ -25479,6 +26022,2010 @@
           <w:sz w:val="26"/>
           <w:szCs w:val="26"/>
         </w:rPr>
+        <w:t xml:space="preserve">Miền 9 — Quản trị Cán bộ – Công chức – Viên chức (Bộ Nội Vụ &amp; NĐ 204 — 10 bảng mới)</w:t>
+      </w:r>
+    </w:p>
+    <w:tbl>
+      <w:tblPr>
+        <w:tblW w:type="pct" w:w="100%"/>
+        <w:tblBorders>
+          <w:top w:val="single" w:color="000000" w:sz="4"/>
+          <w:left w:val="single" w:color="000000" w:sz="4"/>
+          <w:bottom w:val="single" w:color="000000" w:sz="4"/>
+          <w:right w:val="single" w:color="000000" w:sz="4"/>
+          <w:insideH w:val="single" w:color="D1D5DB" w:sz="4"/>
+          <w:insideV w:val="single" w:color="D1D5DB" w:sz="4"/>
+        </w:tblBorders>
+      </w:tblPr>
+      <w:tblGrid>
+        <w:gridCol w:w="100"/>
+        <w:gridCol w:w="100"/>
+        <w:gridCol w:w="100"/>
+      </w:tblGrid>
+      <w:tr>
+        <w:trPr>
+          <w:tblHeader/>
+        </w:trPr>
+        <w:tc>
+          <w:tcPr>
+            <w:shd w:fill="F2F2F2"/>
+            <w:tcMar>
+              <w:top w:type="dxa" w:w="100"/>
+              <w:left w:type="dxa" w:w="140"/>
+              <w:bottom w:type="dxa" w:w="100"/>
+              <w:right w:type="dxa" w:w="140"/>
+            </w:tcMar>
+          </w:tcPr>
+          <w:p>
+            <w:pPr>
+              <w:spacing w:after="60" w:before="60"/>
+              <w:jc w:val="center"/>
+            </w:pPr>
+            <w:r>
+              <w:rPr>
+                <w:rFonts w:ascii="Times New Roman" w:cs="Times New Roman" w:eastAsia="Times New Roman" w:hAnsi="Times New Roman"/>
+                <w:b/>
+                <w:bCs/>
+                <w:i w:val="false"/>
+                <w:iCs w:val="false"/>
+                <w:color w:val="000000"/>
+                <w:sz w:val="22"/>
+                <w:szCs w:val="22"/>
+              </w:rPr>
+              <w:t xml:space="preserve">Bảng</w:t>
+            </w:r>
+          </w:p>
+        </w:tc>
+        <w:tc>
+          <w:tcPr>
+            <w:shd w:fill="F2F2F2"/>
+            <w:tcMar>
+              <w:top w:type="dxa" w:w="100"/>
+              <w:left w:type="dxa" w:w="140"/>
+              <w:bottom w:type="dxa" w:w="100"/>
+              <w:right w:type="dxa" w:w="140"/>
+            </w:tcMar>
+          </w:tcPr>
+          <w:p>
+            <w:pPr>
+              <w:spacing w:after="60" w:before="60"/>
+              <w:jc w:val="center"/>
+            </w:pPr>
+            <w:r>
+              <w:rPr>
+                <w:rFonts w:ascii="Times New Roman" w:cs="Times New Roman" w:eastAsia="Times New Roman" w:hAnsi="Times New Roman"/>
+                <w:b/>
+                <w:bCs/>
+                <w:i w:val="false"/>
+                <w:iCs w:val="false"/>
+                <w:color w:val="000000"/>
+                <w:sz w:val="22"/>
+                <w:szCs w:val="22"/>
+              </w:rPr>
+              <w:t xml:space="preserve">Trường chính</w:t>
+            </w:r>
+          </w:p>
+        </w:tc>
+        <w:tc>
+          <w:tcPr>
+            <w:shd w:fill="F2F2F2"/>
+            <w:tcMar>
+              <w:top w:type="dxa" w:w="100"/>
+              <w:left w:type="dxa" w:w="140"/>
+              <w:bottom w:type="dxa" w:w="100"/>
+              <w:right w:type="dxa" w:w="140"/>
+            </w:tcMar>
+          </w:tcPr>
+          <w:p>
+            <w:pPr>
+              <w:spacing w:after="60" w:before="60"/>
+              <w:jc w:val="center"/>
+            </w:pPr>
+            <w:r>
+              <w:rPr>
+                <w:rFonts w:ascii="Times New Roman" w:cs="Times New Roman" w:eastAsia="Times New Roman" w:hAnsi="Times New Roman"/>
+                <w:b/>
+                <w:bCs/>
+                <w:i w:val="false"/>
+                <w:iCs w:val="false"/>
+                <w:color w:val="000000"/>
+                <w:sz w:val="22"/>
+                <w:szCs w:val="22"/>
+              </w:rPr>
+              <w:t xml:space="preserve">Ghi chú thiết kế</w:t>
+            </w:r>
+          </w:p>
+        </w:tc>
+      </w:tr>
+      <w:tr>
+        <w:trPr>
+          <w:tblHeader w:val="false"/>
+        </w:trPr>
+        <w:tc>
+          <w:tcPr>
+            <w:tcMar>
+              <w:top w:type="dxa" w:w="100"/>
+              <w:left w:type="dxa" w:w="140"/>
+              <w:bottom w:type="dxa" w:w="100"/>
+              <w:right w:type="dxa" w:w="140"/>
+            </w:tcMar>
+          </w:tcPr>
+          <w:p>
+            <w:pPr>
+              <w:spacing w:after="60" w:before="60"/>
+              <w:jc w:val="left"/>
+            </w:pPr>
+            <w:r>
+              <w:rPr>
+                <w:rFonts w:ascii="Consolas" w:cs="Consolas" w:eastAsia="Consolas" w:hAnsi="Consolas"/>
+                <w:color w:val="000000"/>
+                <w:sz w:val="20"/>
+                <w:szCs w:val="20"/>
+              </w:rPr>
+              <w:t xml:space="preserve">civil_servant_ranks</w:t>
+            </w:r>
+          </w:p>
+        </w:tc>
+        <w:tc>
+          <w:tcPr>
+            <w:tcMar>
+              <w:top w:type="dxa" w:w="100"/>
+              <w:left w:type="dxa" w:w="140"/>
+              <w:bottom w:type="dxa" w:w="100"/>
+              <w:right w:type="dxa" w:w="140"/>
+            </w:tcMar>
+          </w:tcPr>
+          <w:p>
+            <w:pPr>
+              <w:spacing w:after="60" w:before="60"/>
+              <w:jc w:val="left"/>
+            </w:pPr>
+            <w:r>
+              <w:rPr>
+                <w:rFonts w:ascii="Times New Roman" w:cs="Times New Roman" w:eastAsia="Times New Roman" w:hAnsi="Times New Roman"/>
+                <w:b w:val="false"/>
+                <w:bCs w:val="false"/>
+                <w:i w:val="false"/>
+                <w:iCs w:val="false"/>
+                <w:color w:val="000000"/>
+                <w:sz w:val="22"/>
+                <w:szCs w:val="22"/>
+              </w:rPr>
+              <w:t xml:space="preserve">code (PK), name, group</w:t>
+            </w:r>
+            <w:r>
+              <w:rPr>
+                <w:rFonts w:ascii="Times New Roman" w:cs="Times New Roman" w:eastAsia="Times New Roman" w:hAnsi="Times New Roman"/>
+                <w:b w:val="false"/>
+                <w:bCs w:val="false"/>
+                <w:i/>
+                <w:iCs/>
+                <w:color w:val="000000"/>
+                <w:sz w:val="22"/>
+                <w:szCs w:val="22"/>
+              </w:rPr>
+              <w:t xml:space="preserve">code (A3/A2/A1/B/C), field, total</w:t>
+            </w:r>
+            <w:r>
+              <w:rPr>
+                <w:rFonts w:ascii="Times New Roman" w:cs="Times New Roman" w:eastAsia="Times New Roman" w:hAnsi="Times New Roman"/>
+                <w:b w:val="false"/>
+                <w:bCs w:val="false"/>
+                <w:i w:val="false"/>
+                <w:iCs w:val="false"/>
+                <w:color w:val="000000"/>
+                <w:sz w:val="22"/>
+                <w:szCs w:val="22"/>
+              </w:rPr>
+              <w:t xml:space="preserve">steps (6..16), step_months (24/36), coefficients jsonb</w:t>
+            </w:r>
+          </w:p>
+        </w:tc>
+        <w:tc>
+          <w:tcPr>
+            <w:tcMar>
+              <w:top w:type="dxa" w:w="100"/>
+              <w:left w:type="dxa" w:w="140"/>
+              <w:bottom w:type="dxa" w:w="100"/>
+              <w:right w:type="dxa" w:w="140"/>
+            </w:tcMar>
+          </w:tcPr>
+          <w:p>
+            <w:pPr>
+              <w:spacing w:after="60" w:before="60"/>
+              <w:jc w:val="left"/>
+            </w:pPr>
+            <w:r>
+              <w:rPr>
+                <w:rFonts w:ascii="Times New Roman" w:cs="Times New Roman" w:eastAsia="Times New Roman" w:hAnsi="Times New Roman"/>
+                <w:b w:val="false"/>
+                <w:bCs w:val="false"/>
+                <w:i w:val="false"/>
+                <w:iCs w:val="false"/>
+                <w:color w:val="000000"/>
+                <w:sz w:val="22"/>
+                <w:szCs w:val="22"/>
+              </w:rPr>
+              <w:t xml:space="preserve">Danh mục 184 ngạch BNV theo Nghị định 204/2004/NĐ-CP</w:t>
+            </w:r>
+          </w:p>
+        </w:tc>
+      </w:tr>
+      <w:tr>
+        <w:trPr>
+          <w:tblHeader w:val="false"/>
+        </w:trPr>
+        <w:tc>
+          <w:tcPr>
+            <w:tcMar>
+              <w:top w:type="dxa" w:w="100"/>
+              <w:left w:type="dxa" w:w="140"/>
+              <w:bottom w:type="dxa" w:w="100"/>
+              <w:right w:type="dxa" w:w="140"/>
+            </w:tcMar>
+          </w:tcPr>
+          <w:p>
+            <w:pPr>
+              <w:spacing w:after="60" w:before="60"/>
+              <w:jc w:val="left"/>
+            </w:pPr>
+            <w:r>
+              <w:rPr>
+                <w:rFonts w:ascii="Consolas" w:cs="Consolas" w:eastAsia="Consolas" w:hAnsi="Consolas"/>
+                <w:color w:val="000000"/>
+                <w:sz w:val="20"/>
+                <w:szCs w:val="20"/>
+              </w:rPr>
+              <w:t xml:space="preserve">civil_servant_profiles</w:t>
+            </w:r>
+          </w:p>
+        </w:tc>
+        <w:tc>
+          <w:tcPr>
+            <w:tcMar>
+              <w:top w:type="dxa" w:w="100"/>
+              <w:left w:type="dxa" w:w="140"/>
+              <w:bottom w:type="dxa" w:w="100"/>
+              <w:right w:type="dxa" w:w="140"/>
+            </w:tcMar>
+          </w:tcPr>
+          <w:p>
+            <w:pPr>
+              <w:spacing w:after="60" w:before="60"/>
+              <w:jc w:val="left"/>
+            </w:pPr>
+            <w:r>
+              <w:rPr>
+                <w:rFonts w:ascii="Times New Roman" w:cs="Times New Roman" w:eastAsia="Times New Roman" w:hAnsi="Times New Roman"/>
+                <w:b w:val="false"/>
+                <w:bCs w:val="false"/>
+                <w:i w:val="false"/>
+                <w:iCs w:val="false"/>
+                <w:color w:val="000000"/>
+                <w:sz w:val="22"/>
+                <w:szCs w:val="22"/>
+              </w:rPr>
+              <w:t xml:space="preserve">id, user</w:t>
+            </w:r>
+            <w:r>
+              <w:rPr>
+                <w:rFonts w:ascii="Times New Roman" w:cs="Times New Roman" w:eastAsia="Times New Roman" w:hAnsi="Times New Roman"/>
+                <w:b w:val="false"/>
+                <w:bCs w:val="false"/>
+                <w:i/>
+                <w:iCs/>
+                <w:color w:val="000000"/>
+                <w:sz w:val="22"/>
+                <w:szCs w:val="22"/>
+              </w:rPr>
+              <w:t xml:space="preserve">id (unique), alias</w:t>
+            </w:r>
+            <w:r>
+              <w:rPr>
+                <w:rFonts w:ascii="Times New Roman" w:cs="Times New Roman" w:eastAsia="Times New Roman" w:hAnsi="Times New Roman"/>
+                <w:b w:val="false"/>
+                <w:bCs w:val="false"/>
+                <w:i w:val="false"/>
+                <w:iCs w:val="false"/>
+                <w:color w:val="000000"/>
+                <w:sz w:val="22"/>
+                <w:szCs w:val="22"/>
+              </w:rPr>
+              <w:t xml:space="preserve">name, gender, birth</w:t>
+            </w:r>
+            <w:r>
+              <w:rPr>
+                <w:rFonts w:ascii="Times New Roman" w:cs="Times New Roman" w:eastAsia="Times New Roman" w:hAnsi="Times New Roman"/>
+                <w:b w:val="false"/>
+                <w:bCs w:val="false"/>
+                <w:i/>
+                <w:iCs/>
+                <w:color w:val="000000"/>
+                <w:sz w:val="22"/>
+                <w:szCs w:val="22"/>
+              </w:rPr>
+              <w:t xml:space="preserve">place, hometown, permanent</w:t>
+            </w:r>
+            <w:r>
+              <w:rPr>
+                <w:rFonts w:ascii="Times New Roman" w:cs="Times New Roman" w:eastAsia="Times New Roman" w:hAnsi="Times New Roman"/>
+                <w:b w:val="false"/>
+                <w:bCs w:val="false"/>
+                <w:i w:val="false"/>
+                <w:iCs w:val="false"/>
+                <w:color w:val="000000"/>
+                <w:sz w:val="22"/>
+                <w:szCs w:val="22"/>
+              </w:rPr>
+              <w:t xml:space="preserve">address, id</w:t>
+            </w:r>
+            <w:r>
+              <w:rPr>
+                <w:rFonts w:ascii="Times New Roman" w:cs="Times New Roman" w:eastAsia="Times New Roman" w:hAnsi="Times New Roman"/>
+                <w:b w:val="false"/>
+                <w:bCs w:val="false"/>
+                <w:i/>
+                <w:iCs/>
+                <w:color w:val="000000"/>
+                <w:sz w:val="22"/>
+                <w:szCs w:val="22"/>
+              </w:rPr>
+              <w:t xml:space="preserve">card</w:t>
+            </w:r>
+            <w:r>
+              <w:rPr>
+                <w:rFonts w:ascii="Times New Roman" w:cs="Times New Roman" w:eastAsia="Times New Roman" w:hAnsi="Times New Roman"/>
+                <w:b w:val="false"/>
+                <w:bCs w:val="false"/>
+                <w:i w:val="false"/>
+                <w:iCs w:val="false"/>
+                <w:color w:val="000000"/>
+                <w:sz w:val="22"/>
+                <w:szCs w:val="22"/>
+              </w:rPr>
+              <w:t xml:space="preserve">no, ethnicity, religion, family</w:t>
+            </w:r>
+            <w:r>
+              <w:rPr>
+                <w:rFonts w:ascii="Times New Roman" w:cs="Times New Roman" w:eastAsia="Times New Roman" w:hAnsi="Times New Roman"/>
+                <w:b w:val="false"/>
+                <w:bCs w:val="false"/>
+                <w:i/>
+                <w:iCs/>
+                <w:color w:val="000000"/>
+                <w:sz w:val="22"/>
+                <w:szCs w:val="22"/>
+              </w:rPr>
+              <w:t xml:space="preserve">origin, prior</w:t>
+            </w:r>
+            <w:r>
+              <w:rPr>
+                <w:rFonts w:ascii="Times New Roman" w:cs="Times New Roman" w:eastAsia="Times New Roman" w:hAnsi="Times New Roman"/>
+                <w:b w:val="false"/>
+                <w:bCs w:val="false"/>
+                <w:i w:val="false"/>
+                <w:iCs w:val="false"/>
+                <w:color w:val="000000"/>
+                <w:sz w:val="22"/>
+                <w:szCs w:val="22"/>
+              </w:rPr>
+              <w:t xml:space="preserve">job, recruit</w:t>
+            </w:r>
+            <w:r>
+              <w:rPr>
+                <w:rFonts w:ascii="Times New Roman" w:cs="Times New Roman" w:eastAsia="Times New Roman" w:hAnsi="Times New Roman"/>
+                <w:b w:val="false"/>
+                <w:bCs w:val="false"/>
+                <w:i/>
+                <w:iCs/>
+                <w:color w:val="000000"/>
+                <w:sz w:val="22"/>
+                <w:szCs w:val="22"/>
+              </w:rPr>
+              <w:t xml:space="preserve">date, recruit</w:t>
+            </w:r>
+            <w:r>
+              <w:rPr>
+                <w:rFonts w:ascii="Times New Roman" w:cs="Times New Roman" w:eastAsia="Times New Roman" w:hAnsi="Times New Roman"/>
+                <w:b w:val="false"/>
+                <w:bCs w:val="false"/>
+                <w:i w:val="false"/>
+                <w:iCs w:val="false"/>
+                <w:color w:val="000000"/>
+                <w:sz w:val="22"/>
+                <w:szCs w:val="22"/>
+              </w:rPr>
+              <w:t xml:space="preserve">org, gov</w:t>
+            </w:r>
+            <w:r>
+              <w:rPr>
+                <w:rFonts w:ascii="Times New Roman" w:cs="Times New Roman" w:eastAsia="Times New Roman" w:hAnsi="Times New Roman"/>
+                <w:b w:val="false"/>
+                <w:bCs w:val="false"/>
+                <w:i/>
+                <w:iCs/>
+                <w:color w:val="000000"/>
+                <w:sz w:val="22"/>
+                <w:szCs w:val="22"/>
+              </w:rPr>
+              <w:t xml:space="preserve">position, rank</w:t>
+            </w:r>
+            <w:r>
+              <w:rPr>
+                <w:rFonts w:ascii="Times New Roman" w:cs="Times New Roman" w:eastAsia="Times New Roman" w:hAnsi="Times New Roman"/>
+                <w:b w:val="false"/>
+                <w:bCs w:val="false"/>
+                <w:i w:val="false"/>
+                <w:iCs w:val="false"/>
+                <w:color w:val="000000"/>
+                <w:sz w:val="22"/>
+                <w:szCs w:val="22"/>
+              </w:rPr>
+              <w:t xml:space="preserve">code, step, coef, step</w:t>
+            </w:r>
+            <w:r>
+              <w:rPr>
+                <w:rFonts w:ascii="Times New Roman" w:cs="Times New Roman" w:eastAsia="Times New Roman" w:hAnsi="Times New Roman"/>
+                <w:b w:val="false"/>
+                <w:bCs w:val="false"/>
+                <w:i/>
+                <w:iCs/>
+                <w:color w:val="000000"/>
+                <w:sz w:val="22"/>
+                <w:szCs w:val="22"/>
+              </w:rPr>
+              <w:t xml:space="preserve">date, over</w:t>
+            </w:r>
+            <w:r>
+              <w:rPr>
+                <w:rFonts w:ascii="Times New Roman" w:cs="Times New Roman" w:eastAsia="Times New Roman" w:hAnsi="Times New Roman"/>
+                <w:b w:val="false"/>
+                <w:bCs w:val="false"/>
+                <w:i w:val="false"/>
+                <w:iCs w:val="false"/>
+                <w:color w:val="000000"/>
+                <w:sz w:val="22"/>
+                <w:szCs w:val="22"/>
+              </w:rPr>
+              <w:t xml:space="preserve">grade</w:t>
+            </w:r>
+            <w:r>
+              <w:rPr>
+                <w:rFonts w:ascii="Times New Roman" w:cs="Times New Roman" w:eastAsia="Times New Roman" w:hAnsi="Times New Roman"/>
+                <w:b w:val="false"/>
+                <w:bCs w:val="false"/>
+                <w:i/>
+                <w:iCs/>
+                <w:color w:val="000000"/>
+                <w:sz w:val="22"/>
+                <w:szCs w:val="22"/>
+              </w:rPr>
+              <w:t xml:space="preserve">pct, pos</w:t>
+            </w:r>
+            <w:r>
+              <w:rPr>
+                <w:rFonts w:ascii="Times New Roman" w:cs="Times New Roman" w:eastAsia="Times New Roman" w:hAnsi="Times New Roman"/>
+                <w:b w:val="false"/>
+                <w:bCs w:val="false"/>
+                <w:i w:val="false"/>
+                <w:iCs w:val="false"/>
+                <w:color w:val="000000"/>
+                <w:sz w:val="22"/>
+                <w:szCs w:val="22"/>
+              </w:rPr>
+              <w:t xml:space="preserve">allowance, other</w:t>
+            </w:r>
+            <w:r>
+              <w:rPr>
+                <w:rFonts w:ascii="Times New Roman" w:cs="Times New Roman" w:eastAsia="Times New Roman" w:hAnsi="Times New Roman"/>
+                <w:b w:val="false"/>
+                <w:bCs w:val="false"/>
+                <w:i/>
+                <w:iCs/>
+                <w:color w:val="000000"/>
+                <w:sz w:val="22"/>
+                <w:szCs w:val="22"/>
+              </w:rPr>
+              <w:t xml:space="preserve">allowance, bhxh</w:t>
+            </w:r>
+            <w:r>
+              <w:rPr>
+                <w:rFonts w:ascii="Times New Roman" w:cs="Times New Roman" w:eastAsia="Times New Roman" w:hAnsi="Times New Roman"/>
+                <w:b w:val="false"/>
+                <w:bCs w:val="false"/>
+                <w:i w:val="false"/>
+                <w:iCs w:val="false"/>
+                <w:color w:val="000000"/>
+                <w:sz w:val="22"/>
+                <w:szCs w:val="22"/>
+              </w:rPr>
+              <w:t xml:space="preserve">no, education</w:t>
+            </w:r>
+            <w:r>
+              <w:rPr>
+                <w:rFonts w:ascii="Times New Roman" w:cs="Times New Roman" w:eastAsia="Times New Roman" w:hAnsi="Times New Roman"/>
+                <w:b w:val="false"/>
+                <w:bCs w:val="false"/>
+                <w:i/>
+                <w:iCs/>
+                <w:color w:val="000000"/>
+                <w:sz w:val="22"/>
+                <w:szCs w:val="22"/>
+              </w:rPr>
+              <w:t xml:space="preserve">level, highest</w:t>
+            </w:r>
+            <w:r>
+              <w:rPr>
+                <w:rFonts w:ascii="Times New Roman" w:cs="Times New Roman" w:eastAsia="Times New Roman" w:hAnsi="Times New Roman"/>
+                <w:b w:val="false"/>
+                <w:bCs w:val="false"/>
+                <w:i w:val="false"/>
+                <w:iCs w:val="false"/>
+                <w:color w:val="000000"/>
+                <w:sz w:val="22"/>
+                <w:szCs w:val="22"/>
+              </w:rPr>
+              <w:t xml:space="preserve">degree, major</w:t>
+            </w:r>
+            <w:r>
+              <w:rPr>
+                <w:rFonts w:ascii="Times New Roman" w:cs="Times New Roman" w:eastAsia="Times New Roman" w:hAnsi="Times New Roman"/>
+                <w:b w:val="false"/>
+                <w:bCs w:val="false"/>
+                <w:i/>
+                <w:iCs/>
+                <w:color w:val="000000"/>
+                <w:sz w:val="22"/>
+                <w:szCs w:val="22"/>
+              </w:rPr>
+              <w:t xml:space="preserve">code, academic</w:t>
+            </w:r>
+            <w:r>
+              <w:rPr>
+                <w:rFonts w:ascii="Times New Roman" w:cs="Times New Roman" w:eastAsia="Times New Roman" w:hAnsi="Times New Roman"/>
+                <w:b w:val="false"/>
+                <w:bCs w:val="false"/>
+                <w:i w:val="false"/>
+                <w:iCs w:val="false"/>
+                <w:color w:val="000000"/>
+                <w:sz w:val="22"/>
+                <w:szCs w:val="22"/>
+              </w:rPr>
+              <w:t xml:space="preserve">title, pol</w:t>
+            </w:r>
+            <w:r>
+              <w:rPr>
+                <w:rFonts w:ascii="Times New Roman" w:cs="Times New Roman" w:eastAsia="Times New Roman" w:hAnsi="Times New Roman"/>
+                <w:b w:val="false"/>
+                <w:bCs w:val="false"/>
+                <w:i/>
+                <w:iCs/>
+                <w:color w:val="000000"/>
+                <w:sz w:val="22"/>
+                <w:szCs w:val="22"/>
+              </w:rPr>
+              <w:t xml:space="preserve">theory, state</w:t>
+            </w:r>
+            <w:r>
+              <w:rPr>
+                <w:rFonts w:ascii="Times New Roman" w:cs="Times New Roman" w:eastAsia="Times New Roman" w:hAnsi="Times New Roman"/>
+                <w:b w:val="false"/>
+                <w:bCs w:val="false"/>
+                <w:i w:val="false"/>
+                <w:iCs w:val="false"/>
+                <w:color w:val="000000"/>
+                <w:sz w:val="22"/>
+                <w:szCs w:val="22"/>
+              </w:rPr>
+              <w:t xml:space="preserve">mgmt, foreign</w:t>
+            </w:r>
+            <w:r>
+              <w:rPr>
+                <w:rFonts w:ascii="Times New Roman" w:cs="Times New Roman" w:eastAsia="Times New Roman" w:hAnsi="Times New Roman"/>
+                <w:b w:val="false"/>
+                <w:bCs w:val="false"/>
+                <w:i/>
+                <w:iCs/>
+                <w:color w:val="000000"/>
+                <w:sz w:val="22"/>
+                <w:szCs w:val="22"/>
+              </w:rPr>
+              <w:t xml:space="preserve">lang, it</w:t>
+            </w:r>
+            <w:r>
+              <w:rPr>
+                <w:rFonts w:ascii="Times New Roman" w:cs="Times New Roman" w:eastAsia="Times New Roman" w:hAnsi="Times New Roman"/>
+                <w:b w:val="false"/>
+                <w:bCs w:val="false"/>
+                <w:i w:val="false"/>
+                <w:iCs w:val="false"/>
+                <w:color w:val="000000"/>
+                <w:sz w:val="22"/>
+                <w:szCs w:val="22"/>
+              </w:rPr>
+              <w:t xml:space="preserve">level, ethnic</w:t>
+            </w:r>
+            <w:r>
+              <w:rPr>
+                <w:rFonts w:ascii="Times New Roman" w:cs="Times New Roman" w:eastAsia="Times New Roman" w:hAnsi="Times New Roman"/>
+                <w:b w:val="false"/>
+                <w:bCs w:val="false"/>
+                <w:i/>
+                <w:iCs/>
+                <w:color w:val="000000"/>
+                <w:sz w:val="22"/>
+                <w:szCs w:val="22"/>
+              </w:rPr>
+              <w:t xml:space="preserve">lang, union</w:t>
+            </w:r>
+            <w:r>
+              <w:rPr>
+                <w:rFonts w:ascii="Times New Roman" w:cs="Times New Roman" w:eastAsia="Times New Roman" w:hAnsi="Times New Roman"/>
+                <w:b w:val="false"/>
+                <w:bCs w:val="false"/>
+                <w:i w:val="false"/>
+                <w:iCs w:val="false"/>
+                <w:color w:val="000000"/>
+                <w:sz w:val="22"/>
+                <w:szCs w:val="22"/>
+              </w:rPr>
+              <w:t xml:space="preserve">date, party</w:t>
+            </w:r>
+            <w:r>
+              <w:rPr>
+                <w:rFonts w:ascii="Times New Roman" w:cs="Times New Roman" w:eastAsia="Times New Roman" w:hAnsi="Times New Roman"/>
+                <w:b w:val="false"/>
+                <w:bCs w:val="false"/>
+                <w:i/>
+                <w:iCs/>
+                <w:color w:val="000000"/>
+                <w:sz w:val="22"/>
+                <w:szCs w:val="22"/>
+              </w:rPr>
+              <w:t xml:space="preserve">date, party</w:t>
+            </w:r>
+            <w:r>
+              <w:rPr>
+                <w:rFonts w:ascii="Times New Roman" w:cs="Times New Roman" w:eastAsia="Times New Roman" w:hAnsi="Times New Roman"/>
+                <w:b w:val="false"/>
+                <w:bCs w:val="false"/>
+                <w:i w:val="false"/>
+                <w:iCs w:val="false"/>
+                <w:color w:val="000000"/>
+                <w:sz w:val="22"/>
+                <w:szCs w:val="22"/>
+              </w:rPr>
+              <w:t xml:space="preserve">official</w:t>
+            </w:r>
+            <w:r>
+              <w:rPr>
+                <w:rFonts w:ascii="Times New Roman" w:cs="Times New Roman" w:eastAsia="Times New Roman" w:hAnsi="Times New Roman"/>
+                <w:b w:val="false"/>
+                <w:bCs w:val="false"/>
+                <w:i/>
+                <w:iCs/>
+                <w:color w:val="000000"/>
+                <w:sz w:val="22"/>
+                <w:szCs w:val="22"/>
+              </w:rPr>
+              <w:t xml:space="preserve">date, enlist</w:t>
+            </w:r>
+            <w:r>
+              <w:rPr>
+                <w:rFonts w:ascii="Times New Roman" w:cs="Times New Roman" w:eastAsia="Times New Roman" w:hAnsi="Times New Roman"/>
+                <w:b w:val="false"/>
+                <w:bCs w:val="false"/>
+                <w:i w:val="false"/>
+                <w:iCs w:val="false"/>
+                <w:color w:val="000000"/>
+                <w:sz w:val="22"/>
+                <w:szCs w:val="22"/>
+              </w:rPr>
+              <w:t xml:space="preserve">date, discharge</w:t>
+            </w:r>
+            <w:r>
+              <w:rPr>
+                <w:rFonts w:ascii="Times New Roman" w:cs="Times New Roman" w:eastAsia="Times New Roman" w:hAnsi="Times New Roman"/>
+                <w:b w:val="false"/>
+                <w:bCs w:val="false"/>
+                <w:i/>
+                <w:iCs/>
+                <w:color w:val="000000"/>
+                <w:sz w:val="22"/>
+                <w:szCs w:val="22"/>
+              </w:rPr>
+              <w:t xml:space="preserve">date, mil</w:t>
+            </w:r>
+            <w:r>
+              <w:rPr>
+                <w:rFonts w:ascii="Times New Roman" w:cs="Times New Roman" w:eastAsia="Times New Roman" w:hAnsi="Times New Roman"/>
+                <w:b w:val="false"/>
+                <w:bCs w:val="false"/>
+                <w:i w:val="false"/>
+                <w:iCs w:val="false"/>
+                <w:color w:val="000000"/>
+                <w:sz w:val="22"/>
+                <w:szCs w:val="22"/>
+              </w:rPr>
+              <w:t xml:space="preserve">rank, honor</w:t>
+            </w:r>
+            <w:r>
+              <w:rPr>
+                <w:rFonts w:ascii="Times New Roman" w:cs="Times New Roman" w:eastAsia="Times New Roman" w:hAnsi="Times New Roman"/>
+                <w:b w:val="false"/>
+                <w:bCs w:val="false"/>
+                <w:i/>
+                <w:iCs/>
+                <w:color w:val="000000"/>
+                <w:sz w:val="22"/>
+                <w:szCs w:val="22"/>
+              </w:rPr>
+              <w:t xml:space="preserve">title, health, height, weight, blood</w:t>
+            </w:r>
+            <w:r>
+              <w:rPr>
+                <w:rFonts w:ascii="Times New Roman" w:cs="Times New Roman" w:eastAsia="Times New Roman" w:hAnsi="Times New Roman"/>
+                <w:b w:val="false"/>
+                <w:bCs w:val="false"/>
+                <w:i w:val="false"/>
+                <w:iCs w:val="false"/>
+                <w:color w:val="000000"/>
+                <w:sz w:val="22"/>
+                <w:szCs w:val="22"/>
+              </w:rPr>
+              <w:t xml:space="preserve">type, wounded</w:t>
+            </w:r>
+            <w:r>
+              <w:rPr>
+                <w:rFonts w:ascii="Times New Roman" w:cs="Times New Roman" w:eastAsia="Times New Roman" w:hAnsi="Times New Roman"/>
+                <w:b w:val="false"/>
+                <w:bCs w:val="false"/>
+                <w:i/>
+                <w:iCs/>
+                <w:color w:val="000000"/>
+                <w:sz w:val="22"/>
+                <w:szCs w:val="22"/>
+              </w:rPr>
+              <w:t xml:space="preserve">class, policy</w:t>
+            </w:r>
+            <w:r>
+              <w:rPr>
+                <w:rFonts w:ascii="Times New Roman" w:cs="Times New Roman" w:eastAsia="Times New Roman" w:hAnsi="Times New Roman"/>
+                <w:b w:val="false"/>
+                <w:bCs w:val="false"/>
+                <w:i w:val="false"/>
+                <w:iCs w:val="false"/>
+                <w:color w:val="000000"/>
+                <w:sz w:val="22"/>
+                <w:szCs w:val="22"/>
+              </w:rPr>
+              <w:t xml:space="preserve">target, strengths, history_notes jsonb</w:t>
+            </w:r>
+          </w:p>
+        </w:tc>
+        <w:tc>
+          <w:tcPr>
+            <w:tcMar>
+              <w:top w:type="dxa" w:w="100"/>
+              <w:left w:type="dxa" w:w="140"/>
+              <w:bottom w:type="dxa" w:w="100"/>
+              <w:right w:type="dxa" w:w="140"/>
+            </w:tcMar>
+          </w:tcPr>
+          <w:p>
+            <w:pPr>
+              <w:spacing w:after="60" w:before="60"/>
+              <w:jc w:val="left"/>
+            </w:pPr>
+            <w:r>
+              <w:rPr>
+                <w:rFonts w:ascii="Times New Roman" w:cs="Times New Roman" w:eastAsia="Times New Roman" w:hAnsi="Times New Roman"/>
+                <w:b w:val="false"/>
+                <w:bCs w:val="false"/>
+                <w:i w:val="false"/>
+                <w:iCs w:val="false"/>
+                <w:color w:val="000000"/>
+                <w:sz w:val="22"/>
+                <w:szCs w:val="22"/>
+              </w:rPr>
+              <w:t xml:space="preserve">Thực thể 111 trường Mẫu 2C-BNV/2008 liên kết 1-1 với user</w:t>
+            </w:r>
+          </w:p>
+        </w:tc>
+      </w:tr>
+      <w:tr>
+        <w:trPr>
+          <w:tblHeader w:val="false"/>
+        </w:trPr>
+        <w:tc>
+          <w:tcPr>
+            <w:tcMar>
+              <w:top w:type="dxa" w:w="100"/>
+              <w:left w:type="dxa" w:w="140"/>
+              <w:bottom w:type="dxa" w:w="100"/>
+              <w:right w:type="dxa" w:w="140"/>
+            </w:tcMar>
+          </w:tcPr>
+          <w:p>
+            <w:pPr>
+              <w:spacing w:after="60" w:before="60"/>
+              <w:jc w:val="left"/>
+            </w:pPr>
+            <w:r>
+              <w:rPr>
+                <w:rFonts w:ascii="Consolas" w:cs="Consolas" w:eastAsia="Consolas" w:hAnsi="Consolas"/>
+                <w:color w:val="000000"/>
+                <w:sz w:val="20"/>
+                <w:szCs w:val="20"/>
+              </w:rPr>
+              <w:t xml:space="preserve">civil_servant_salary_histories</w:t>
+            </w:r>
+          </w:p>
+        </w:tc>
+        <w:tc>
+          <w:tcPr>
+            <w:tcMar>
+              <w:top w:type="dxa" w:w="100"/>
+              <w:left w:type="dxa" w:w="140"/>
+              <w:bottom w:type="dxa" w:w="100"/>
+              <w:right w:type="dxa" w:w="140"/>
+            </w:tcMar>
+          </w:tcPr>
+          <w:p>
+            <w:pPr>
+              <w:spacing w:after="60" w:before="60"/>
+              <w:jc w:val="left"/>
+            </w:pPr>
+            <w:r>
+              <w:rPr>
+                <w:rFonts w:ascii="Times New Roman" w:cs="Times New Roman" w:eastAsia="Times New Roman" w:hAnsi="Times New Roman"/>
+                <w:b w:val="false"/>
+                <w:bCs w:val="false"/>
+                <w:i w:val="false"/>
+                <w:iCs w:val="false"/>
+                <w:color w:val="000000"/>
+                <w:sz w:val="22"/>
+                <w:szCs w:val="22"/>
+              </w:rPr>
+              <w:t xml:space="preserve">id, user</w:t>
+            </w:r>
+            <w:r>
+              <w:rPr>
+                <w:rFonts w:ascii="Times New Roman" w:cs="Times New Roman" w:eastAsia="Times New Roman" w:hAnsi="Times New Roman"/>
+                <w:b w:val="false"/>
+                <w:bCs w:val="false"/>
+                <w:i/>
+                <w:iCs/>
+                <w:color w:val="000000"/>
+                <w:sz w:val="22"/>
+                <w:szCs w:val="22"/>
+              </w:rPr>
+              <w:t xml:space="preserve">id, rank</w:t>
+            </w:r>
+            <w:r>
+              <w:rPr>
+                <w:rFonts w:ascii="Times New Roman" w:cs="Times New Roman" w:eastAsia="Times New Roman" w:hAnsi="Times New Roman"/>
+                <w:b w:val="false"/>
+                <w:bCs w:val="false"/>
+                <w:i w:val="false"/>
+                <w:iCs w:val="false"/>
+                <w:color w:val="000000"/>
+                <w:sz w:val="22"/>
+                <w:szCs w:val="22"/>
+              </w:rPr>
+              <w:t xml:space="preserve">code, step, coefficient, over</w:t>
+            </w:r>
+            <w:r>
+              <w:rPr>
+                <w:rFonts w:ascii="Times New Roman" w:cs="Times New Roman" w:eastAsia="Times New Roman" w:hAnsi="Times New Roman"/>
+                <w:b w:val="false"/>
+                <w:bCs w:val="false"/>
+                <w:i/>
+                <w:iCs/>
+                <w:color w:val="000000"/>
+                <w:sz w:val="22"/>
+                <w:szCs w:val="22"/>
+              </w:rPr>
+              <w:t xml:space="preserve">grade</w:t>
+            </w:r>
+            <w:r>
+              <w:rPr>
+                <w:rFonts w:ascii="Times New Roman" w:cs="Times New Roman" w:eastAsia="Times New Roman" w:hAnsi="Times New Roman"/>
+                <w:b w:val="false"/>
+                <w:bCs w:val="false"/>
+                <w:i w:val="false"/>
+                <w:iCs w:val="false"/>
+                <w:color w:val="000000"/>
+                <w:sz w:val="22"/>
+                <w:szCs w:val="22"/>
+              </w:rPr>
+              <w:t xml:space="preserve">rate, from</w:t>
+            </w:r>
+            <w:r>
+              <w:rPr>
+                <w:rFonts w:ascii="Times New Roman" w:cs="Times New Roman" w:eastAsia="Times New Roman" w:hAnsi="Times New Roman"/>
+                <w:b w:val="false"/>
+                <w:bCs w:val="false"/>
+                <w:i/>
+                <w:iCs/>
+                <w:color w:val="000000"/>
+                <w:sz w:val="22"/>
+                <w:szCs w:val="22"/>
+              </w:rPr>
+              <w:t xml:space="preserve">date, to</w:t>
+            </w:r>
+            <w:r>
+              <w:rPr>
+                <w:rFonts w:ascii="Times New Roman" w:cs="Times New Roman" w:eastAsia="Times New Roman" w:hAnsi="Times New Roman"/>
+                <w:b w:val="false"/>
+                <w:bCs w:val="false"/>
+                <w:i w:val="false"/>
+                <w:iCs w:val="false"/>
+                <w:color w:val="000000"/>
+                <w:sz w:val="22"/>
+                <w:szCs w:val="22"/>
+              </w:rPr>
+              <w:t xml:space="preserve">date, decision_no</w:t>
+            </w:r>
+          </w:p>
+        </w:tc>
+        <w:tc>
+          <w:tcPr>
+            <w:tcMar>
+              <w:top w:type="dxa" w:w="100"/>
+              <w:left w:type="dxa" w:w="140"/>
+              <w:bottom w:type="dxa" w:w="100"/>
+              <w:right w:type="dxa" w:w="140"/>
+            </w:tcMar>
+          </w:tcPr>
+          <w:p>
+            <w:pPr>
+              <w:spacing w:after="60" w:before="60"/>
+              <w:jc w:val="left"/>
+            </w:pPr>
+            <w:r>
+              <w:rPr>
+                <w:rFonts w:ascii="Times New Roman" w:cs="Times New Roman" w:eastAsia="Times New Roman" w:hAnsi="Times New Roman"/>
+                <w:b w:val="false"/>
+                <w:bCs w:val="false"/>
+                <w:i w:val="false"/>
+                <w:iCs w:val="false"/>
+                <w:color w:val="000000"/>
+                <w:sz w:val="22"/>
+                <w:szCs w:val="22"/>
+              </w:rPr>
+              <w:t xml:space="preserve">Diễn biến tiền lương ngạch bậc qua các thời kỳ</w:t>
+            </w:r>
+          </w:p>
+        </w:tc>
+      </w:tr>
+      <w:tr>
+        <w:trPr>
+          <w:tblHeader w:val="false"/>
+        </w:trPr>
+        <w:tc>
+          <w:tcPr>
+            <w:tcMar>
+              <w:top w:type="dxa" w:w="100"/>
+              <w:left w:type="dxa" w:w="140"/>
+              <w:bottom w:type="dxa" w:w="100"/>
+              <w:right w:type="dxa" w:w="140"/>
+            </w:tcMar>
+          </w:tcPr>
+          <w:p>
+            <w:pPr>
+              <w:spacing w:after="60" w:before="60"/>
+              <w:jc w:val="left"/>
+            </w:pPr>
+            <w:r>
+              <w:rPr>
+                <w:rFonts w:ascii="Consolas" w:cs="Consolas" w:eastAsia="Consolas" w:hAnsi="Consolas"/>
+                <w:color w:val="000000"/>
+                <w:sz w:val="20"/>
+                <w:szCs w:val="20"/>
+              </w:rPr>
+              <w:t xml:space="preserve">civil_servant_appointments</w:t>
+            </w:r>
+          </w:p>
+        </w:tc>
+        <w:tc>
+          <w:tcPr>
+            <w:tcMar>
+              <w:top w:type="dxa" w:w="100"/>
+              <w:left w:type="dxa" w:w="140"/>
+              <w:bottom w:type="dxa" w:w="100"/>
+              <w:right w:type="dxa" w:w="140"/>
+            </w:tcMar>
+          </w:tcPr>
+          <w:p>
+            <w:pPr>
+              <w:spacing w:after="60" w:before="60"/>
+              <w:jc w:val="left"/>
+            </w:pPr>
+            <w:r>
+              <w:rPr>
+                <w:rFonts w:ascii="Times New Roman" w:cs="Times New Roman" w:eastAsia="Times New Roman" w:hAnsi="Times New Roman"/>
+                <w:b w:val="false"/>
+                <w:bCs w:val="false"/>
+                <w:i w:val="false"/>
+                <w:iCs w:val="false"/>
+                <w:color w:val="000000"/>
+                <w:sz w:val="22"/>
+                <w:szCs w:val="22"/>
+              </w:rPr>
+              <w:t xml:space="preserve">id, user</w:t>
+            </w:r>
+            <w:r>
+              <w:rPr>
+                <w:rFonts w:ascii="Times New Roman" w:cs="Times New Roman" w:eastAsia="Times New Roman" w:hAnsi="Times New Roman"/>
+                <w:b w:val="false"/>
+                <w:bCs w:val="false"/>
+                <w:i/>
+                <w:iCs/>
+                <w:color w:val="000000"/>
+                <w:sz w:val="22"/>
+                <w:szCs w:val="22"/>
+              </w:rPr>
+              <w:t xml:space="preserve">id, position</w:t>
+            </w:r>
+            <w:r>
+              <w:rPr>
+                <w:rFonts w:ascii="Times New Roman" w:cs="Times New Roman" w:eastAsia="Times New Roman" w:hAnsi="Times New Roman"/>
+                <w:b w:val="false"/>
+                <w:bCs w:val="false"/>
+                <w:i w:val="false"/>
+                <w:iCs w:val="false"/>
+                <w:color w:val="000000"/>
+                <w:sz w:val="22"/>
+                <w:szCs w:val="22"/>
+              </w:rPr>
+              <w:t xml:space="preserve">title, org</w:t>
+            </w:r>
+            <w:r>
+              <w:rPr>
+                <w:rFonts w:ascii="Times New Roman" w:cs="Times New Roman" w:eastAsia="Times New Roman" w:hAnsi="Times New Roman"/>
+                <w:b w:val="false"/>
+                <w:bCs w:val="false"/>
+                <w:i/>
+                <w:iCs/>
+                <w:color w:val="000000"/>
+                <w:sz w:val="22"/>
+                <w:szCs w:val="22"/>
+              </w:rPr>
+              <w:t xml:space="preserve">unit</w:t>
+            </w:r>
+            <w:r>
+              <w:rPr>
+                <w:rFonts w:ascii="Times New Roman" w:cs="Times New Roman" w:eastAsia="Times New Roman" w:hAnsi="Times New Roman"/>
+                <w:b w:val="false"/>
+                <w:bCs w:val="false"/>
+                <w:i w:val="false"/>
+                <w:iCs w:val="false"/>
+                <w:color w:val="000000"/>
+                <w:sz w:val="22"/>
+                <w:szCs w:val="22"/>
+              </w:rPr>
+              <w:t xml:space="preserve">name, department</w:t>
+            </w:r>
+            <w:r>
+              <w:rPr>
+                <w:rFonts w:ascii="Times New Roman" w:cs="Times New Roman" w:eastAsia="Times New Roman" w:hAnsi="Times New Roman"/>
+                <w:b w:val="false"/>
+                <w:bCs w:val="false"/>
+                <w:i/>
+                <w:iCs/>
+                <w:color w:val="000000"/>
+                <w:sz w:val="22"/>
+                <w:szCs w:val="22"/>
+              </w:rPr>
+              <w:t xml:space="preserve">name, effective</w:t>
+            </w:r>
+            <w:r>
+              <w:rPr>
+                <w:rFonts w:ascii="Times New Roman" w:cs="Times New Roman" w:eastAsia="Times New Roman" w:hAnsi="Times New Roman"/>
+                <w:b w:val="false"/>
+                <w:bCs w:val="false"/>
+                <w:i w:val="false"/>
+                <w:iCs w:val="false"/>
+                <w:color w:val="000000"/>
+                <w:sz w:val="22"/>
+                <w:szCs w:val="22"/>
+              </w:rPr>
+              <w:t xml:space="preserve">date, expiration</w:t>
+            </w:r>
+            <w:r>
+              <w:rPr>
+                <w:rFonts w:ascii="Times New Roman" w:cs="Times New Roman" w:eastAsia="Times New Roman" w:hAnsi="Times New Roman"/>
+                <w:b w:val="false"/>
+                <w:bCs w:val="false"/>
+                <w:i/>
+                <w:iCs/>
+                <w:color w:val="000000"/>
+                <w:sz w:val="22"/>
+                <w:szCs w:val="22"/>
+              </w:rPr>
+              <w:t xml:space="preserve">date, decision</w:t>
+            </w:r>
+            <w:r>
+              <w:rPr>
+                <w:rFonts w:ascii="Times New Roman" w:cs="Times New Roman" w:eastAsia="Times New Roman" w:hAnsi="Times New Roman"/>
+                <w:b w:val="false"/>
+                <w:bCs w:val="false"/>
+                <w:i w:val="false"/>
+                <w:iCs w:val="false"/>
+                <w:color w:val="000000"/>
+                <w:sz w:val="22"/>
+                <w:szCs w:val="22"/>
+              </w:rPr>
+              <w:t xml:space="preserve">no</w:t>
+            </w:r>
+          </w:p>
+        </w:tc>
+        <w:tc>
+          <w:tcPr>
+            <w:tcMar>
+              <w:top w:type="dxa" w:w="100"/>
+              <w:left w:type="dxa" w:w="140"/>
+              <w:bottom w:type="dxa" w:w="100"/>
+              <w:right w:type="dxa" w:w="140"/>
+            </w:tcMar>
+          </w:tcPr>
+          <w:p>
+            <w:pPr>
+              <w:spacing w:after="60" w:before="60"/>
+              <w:jc w:val="left"/>
+            </w:pPr>
+            <w:r>
+              <w:rPr>
+                <w:rFonts w:ascii="Times New Roman" w:cs="Times New Roman" w:eastAsia="Times New Roman" w:hAnsi="Times New Roman"/>
+                <w:b w:val="false"/>
+                <w:bCs w:val="false"/>
+                <w:i w:val="false"/>
+                <w:iCs w:val="false"/>
+                <w:color w:val="000000"/>
+                <w:sz w:val="22"/>
+                <w:szCs w:val="22"/>
+              </w:rPr>
+              <w:t xml:space="preserve">Lịch sử bổ nhiệm, bổ nhiệm lại, điều động</w:t>
+            </w:r>
+          </w:p>
+        </w:tc>
+      </w:tr>
+      <w:tr>
+        <w:trPr>
+          <w:tblHeader w:val="false"/>
+        </w:trPr>
+        <w:tc>
+          <w:tcPr>
+            <w:tcMar>
+              <w:top w:type="dxa" w:w="100"/>
+              <w:left w:type="dxa" w:w="140"/>
+              <w:bottom w:type="dxa" w:w="100"/>
+              <w:right w:type="dxa" w:w="140"/>
+            </w:tcMar>
+          </w:tcPr>
+          <w:p>
+            <w:pPr>
+              <w:spacing w:after="60" w:before="60"/>
+              <w:jc w:val="left"/>
+            </w:pPr>
+            <w:r>
+              <w:rPr>
+                <w:rFonts w:ascii="Consolas" w:cs="Consolas" w:eastAsia="Consolas" w:hAnsi="Consolas"/>
+                <w:color w:val="000000"/>
+                <w:sz w:val="20"/>
+                <w:szCs w:val="20"/>
+              </w:rPr>
+              <w:t xml:space="preserve">civil_servant_educations</w:t>
+            </w:r>
+          </w:p>
+        </w:tc>
+        <w:tc>
+          <w:tcPr>
+            <w:tcMar>
+              <w:top w:type="dxa" w:w="100"/>
+              <w:left w:type="dxa" w:w="140"/>
+              <w:bottom w:type="dxa" w:w="100"/>
+              <w:right w:type="dxa" w:w="140"/>
+            </w:tcMar>
+          </w:tcPr>
+          <w:p>
+            <w:pPr>
+              <w:spacing w:after="60" w:before="60"/>
+              <w:jc w:val="left"/>
+            </w:pPr>
+            <w:r>
+              <w:rPr>
+                <w:rFonts w:ascii="Times New Roman" w:cs="Times New Roman" w:eastAsia="Times New Roman" w:hAnsi="Times New Roman"/>
+                <w:b w:val="false"/>
+                <w:bCs w:val="false"/>
+                <w:i w:val="false"/>
+                <w:iCs w:val="false"/>
+                <w:color w:val="000000"/>
+                <w:sz w:val="22"/>
+                <w:szCs w:val="22"/>
+              </w:rPr>
+              <w:t xml:space="preserve">id, user</w:t>
+            </w:r>
+            <w:r>
+              <w:rPr>
+                <w:rFonts w:ascii="Times New Roman" w:cs="Times New Roman" w:eastAsia="Times New Roman" w:hAnsi="Times New Roman"/>
+                <w:b w:val="false"/>
+                <w:bCs w:val="false"/>
+                <w:i/>
+                <w:iCs/>
+                <w:color w:val="000000"/>
+                <w:sz w:val="22"/>
+                <w:szCs w:val="22"/>
+              </w:rPr>
+              <w:t xml:space="preserve">id, school</w:t>
+            </w:r>
+            <w:r>
+              <w:rPr>
+                <w:rFonts w:ascii="Times New Roman" w:cs="Times New Roman" w:eastAsia="Times New Roman" w:hAnsi="Times New Roman"/>
+                <w:b w:val="false"/>
+                <w:bCs w:val="false"/>
+                <w:i w:val="false"/>
+                <w:iCs w:val="false"/>
+                <w:color w:val="000000"/>
+                <w:sz w:val="22"/>
+                <w:szCs w:val="22"/>
+              </w:rPr>
+              <w:t xml:space="preserve">name, major</w:t>
+            </w:r>
+            <w:r>
+              <w:rPr>
+                <w:rFonts w:ascii="Times New Roman" w:cs="Times New Roman" w:eastAsia="Times New Roman" w:hAnsi="Times New Roman"/>
+                <w:b w:val="false"/>
+                <w:bCs w:val="false"/>
+                <w:i/>
+                <w:iCs/>
+                <w:color w:val="000000"/>
+                <w:sz w:val="22"/>
+                <w:szCs w:val="22"/>
+              </w:rPr>
+              <w:t xml:space="preserve">name, degree</w:t>
+            </w:r>
+            <w:r>
+              <w:rPr>
+                <w:rFonts w:ascii="Times New Roman" w:cs="Times New Roman" w:eastAsia="Times New Roman" w:hAnsi="Times New Roman"/>
+                <w:b w:val="false"/>
+                <w:bCs w:val="false"/>
+                <w:i w:val="false"/>
+                <w:iCs w:val="false"/>
+                <w:color w:val="000000"/>
+                <w:sz w:val="22"/>
+                <w:szCs w:val="22"/>
+              </w:rPr>
+              <w:t xml:space="preserve">name, study</w:t>
+            </w:r>
+            <w:r>
+              <w:rPr>
+                <w:rFonts w:ascii="Times New Roman" w:cs="Times New Roman" w:eastAsia="Times New Roman" w:hAnsi="Times New Roman"/>
+                <w:b w:val="false"/>
+                <w:bCs w:val="false"/>
+                <w:i/>
+                <w:iCs/>
+                <w:color w:val="000000"/>
+                <w:sz w:val="22"/>
+                <w:szCs w:val="22"/>
+              </w:rPr>
+              <w:t xml:space="preserve">form, graduation</w:t>
+            </w:r>
+            <w:r>
+              <w:rPr>
+                <w:rFonts w:ascii="Times New Roman" w:cs="Times New Roman" w:eastAsia="Times New Roman" w:hAnsi="Times New Roman"/>
+                <w:b w:val="false"/>
+                <w:bCs w:val="false"/>
+                <w:i w:val="false"/>
+                <w:iCs w:val="false"/>
+                <w:color w:val="000000"/>
+                <w:sz w:val="22"/>
+                <w:szCs w:val="22"/>
+              </w:rPr>
+              <w:t xml:space="preserve">year, ranking</w:t>
+            </w:r>
+          </w:p>
+        </w:tc>
+        <w:tc>
+          <w:tcPr>
+            <w:tcMar>
+              <w:top w:type="dxa" w:w="100"/>
+              <w:left w:type="dxa" w:w="140"/>
+              <w:bottom w:type="dxa" w:w="100"/>
+              <w:right w:type="dxa" w:w="140"/>
+            </w:tcMar>
+          </w:tcPr>
+          <w:p>
+            <w:pPr>
+              <w:spacing w:after="60" w:before="60"/>
+              <w:jc w:val="left"/>
+            </w:pPr>
+            <w:r>
+              <w:rPr>
+                <w:rFonts w:ascii="Times New Roman" w:cs="Times New Roman" w:eastAsia="Times New Roman" w:hAnsi="Times New Roman"/>
+                <w:b w:val="false"/>
+                <w:bCs w:val="false"/>
+                <w:i w:val="false"/>
+                <w:iCs w:val="false"/>
+                <w:color w:val="000000"/>
+                <w:sz w:val="22"/>
+                <w:szCs w:val="22"/>
+              </w:rPr>
+              <w:t xml:space="preserve">Quá trình đào tạo, bồi dưỡng chuyên môn &amp; chính trị</w:t>
+            </w:r>
+          </w:p>
+        </w:tc>
+      </w:tr>
+      <w:tr>
+        <w:trPr>
+          <w:tblHeader w:val="false"/>
+        </w:trPr>
+        <w:tc>
+          <w:tcPr>
+            <w:tcMar>
+              <w:top w:type="dxa" w:w="100"/>
+              <w:left w:type="dxa" w:w="140"/>
+              <w:bottom w:type="dxa" w:w="100"/>
+              <w:right w:type="dxa" w:w="140"/>
+            </w:tcMar>
+          </w:tcPr>
+          <w:p>
+            <w:pPr>
+              <w:spacing w:after="60" w:before="60"/>
+              <w:jc w:val="left"/>
+            </w:pPr>
+            <w:r>
+              <w:rPr>
+                <w:rFonts w:ascii="Consolas" w:cs="Consolas" w:eastAsia="Consolas" w:hAnsi="Consolas"/>
+                <w:color w:val="000000"/>
+                <w:sz w:val="20"/>
+                <w:szCs w:val="20"/>
+              </w:rPr>
+              <w:t xml:space="preserve">civil_servant_work_histories</w:t>
+            </w:r>
+          </w:p>
+        </w:tc>
+        <w:tc>
+          <w:tcPr>
+            <w:tcMar>
+              <w:top w:type="dxa" w:w="100"/>
+              <w:left w:type="dxa" w:w="140"/>
+              <w:bottom w:type="dxa" w:w="100"/>
+              <w:right w:type="dxa" w:w="140"/>
+            </w:tcMar>
+          </w:tcPr>
+          <w:p>
+            <w:pPr>
+              <w:spacing w:after="60" w:before="60"/>
+              <w:jc w:val="left"/>
+            </w:pPr>
+            <w:r>
+              <w:rPr>
+                <w:rFonts w:ascii="Times New Roman" w:cs="Times New Roman" w:eastAsia="Times New Roman" w:hAnsi="Times New Roman"/>
+                <w:b w:val="false"/>
+                <w:bCs w:val="false"/>
+                <w:i w:val="false"/>
+                <w:iCs w:val="false"/>
+                <w:color w:val="000000"/>
+                <w:sz w:val="22"/>
+                <w:szCs w:val="22"/>
+              </w:rPr>
+              <w:t xml:space="preserve">id, user</w:t>
+            </w:r>
+            <w:r>
+              <w:rPr>
+                <w:rFonts w:ascii="Times New Roman" w:cs="Times New Roman" w:eastAsia="Times New Roman" w:hAnsi="Times New Roman"/>
+                <w:b w:val="false"/>
+                <w:bCs w:val="false"/>
+                <w:i/>
+                <w:iCs/>
+                <w:color w:val="000000"/>
+                <w:sz w:val="22"/>
+                <w:szCs w:val="22"/>
+              </w:rPr>
+              <w:t xml:space="preserve">id, from</w:t>
+            </w:r>
+            <w:r>
+              <w:rPr>
+                <w:rFonts w:ascii="Times New Roman" w:cs="Times New Roman" w:eastAsia="Times New Roman" w:hAnsi="Times New Roman"/>
+                <w:b w:val="false"/>
+                <w:bCs w:val="false"/>
+                <w:i w:val="false"/>
+                <w:iCs w:val="false"/>
+                <w:color w:val="000000"/>
+                <w:sz w:val="22"/>
+                <w:szCs w:val="22"/>
+              </w:rPr>
+              <w:t xml:space="preserve">date, to</w:t>
+            </w:r>
+            <w:r>
+              <w:rPr>
+                <w:rFonts w:ascii="Times New Roman" w:cs="Times New Roman" w:eastAsia="Times New Roman" w:hAnsi="Times New Roman"/>
+                <w:b w:val="false"/>
+                <w:bCs w:val="false"/>
+                <w:i/>
+                <w:iCs/>
+                <w:color w:val="000000"/>
+                <w:sz w:val="22"/>
+                <w:szCs w:val="22"/>
+              </w:rPr>
+              <w:t xml:space="preserve">date, position, unit</w:t>
+            </w:r>
+            <w:r>
+              <w:rPr>
+                <w:rFonts w:ascii="Times New Roman" w:cs="Times New Roman" w:eastAsia="Times New Roman" w:hAnsi="Times New Roman"/>
+                <w:b w:val="false"/>
+                <w:bCs w:val="false"/>
+                <w:i w:val="false"/>
+                <w:iCs w:val="false"/>
+                <w:color w:val="000000"/>
+                <w:sz w:val="22"/>
+                <w:szCs w:val="22"/>
+              </w:rPr>
+              <w:t xml:space="preserve">name, department_name</w:t>
+            </w:r>
+          </w:p>
+        </w:tc>
+        <w:tc>
+          <w:tcPr>
+            <w:tcMar>
+              <w:top w:type="dxa" w:w="100"/>
+              <w:left w:type="dxa" w:w="140"/>
+              <w:bottom w:type="dxa" w:w="100"/>
+              <w:right w:type="dxa" w:w="140"/>
+            </w:tcMar>
+          </w:tcPr>
+          <w:p>
+            <w:pPr>
+              <w:spacing w:after="60" w:before="60"/>
+              <w:jc w:val="left"/>
+            </w:pPr>
+            <w:r>
+              <w:rPr>
+                <w:rFonts w:ascii="Times New Roman" w:cs="Times New Roman" w:eastAsia="Times New Roman" w:hAnsi="Times New Roman"/>
+                <w:b w:val="false"/>
+                <w:bCs w:val="false"/>
+                <w:i w:val="false"/>
+                <w:iCs w:val="false"/>
+                <w:color w:val="000000"/>
+                <w:sz w:val="22"/>
+                <w:szCs w:val="22"/>
+              </w:rPr>
+              <w:t xml:space="preserve">Quá trình công tác tóm tắt từ trước đến nay</w:t>
+            </w:r>
+          </w:p>
+        </w:tc>
+      </w:tr>
+      <w:tr>
+        <w:trPr>
+          <w:tblHeader w:val="false"/>
+        </w:trPr>
+        <w:tc>
+          <w:tcPr>
+            <w:tcMar>
+              <w:top w:type="dxa" w:w="100"/>
+              <w:left w:type="dxa" w:w="140"/>
+              <w:bottom w:type="dxa" w:w="100"/>
+              <w:right w:type="dxa" w:w="140"/>
+            </w:tcMar>
+          </w:tcPr>
+          <w:p>
+            <w:pPr>
+              <w:spacing w:after="60" w:before="60"/>
+              <w:jc w:val="left"/>
+            </w:pPr>
+            <w:r>
+              <w:rPr>
+                <w:rFonts w:ascii="Consolas" w:cs="Consolas" w:eastAsia="Consolas" w:hAnsi="Consolas"/>
+                <w:color w:val="000000"/>
+                <w:sz w:val="20"/>
+                <w:szCs w:val="20"/>
+              </w:rPr>
+              <w:t xml:space="preserve">civil_servant_reward_disciplines</w:t>
+            </w:r>
+          </w:p>
+        </w:tc>
+        <w:tc>
+          <w:tcPr>
+            <w:tcMar>
+              <w:top w:type="dxa" w:w="100"/>
+              <w:left w:type="dxa" w:w="140"/>
+              <w:bottom w:type="dxa" w:w="100"/>
+              <w:right w:type="dxa" w:w="140"/>
+            </w:tcMar>
+          </w:tcPr>
+          <w:p>
+            <w:pPr>
+              <w:spacing w:after="60" w:before="60"/>
+              <w:jc w:val="left"/>
+            </w:pPr>
+            <w:r>
+              <w:rPr>
+                <w:rFonts w:ascii="Times New Roman" w:cs="Times New Roman" w:eastAsia="Times New Roman" w:hAnsi="Times New Roman"/>
+                <w:b w:val="false"/>
+                <w:bCs w:val="false"/>
+                <w:i w:val="false"/>
+                <w:iCs w:val="false"/>
+                <w:color w:val="000000"/>
+                <w:sz w:val="22"/>
+                <w:szCs w:val="22"/>
+              </w:rPr>
+              <w:t xml:space="preserve">id, user</w:t>
+            </w:r>
+            <w:r>
+              <w:rPr>
+                <w:rFonts w:ascii="Times New Roman" w:cs="Times New Roman" w:eastAsia="Times New Roman" w:hAnsi="Times New Roman"/>
+                <w:b w:val="false"/>
+                <w:bCs w:val="false"/>
+                <w:i/>
+                <w:iCs/>
+                <w:color w:val="000000"/>
+                <w:sz w:val="22"/>
+                <w:szCs w:val="22"/>
+              </w:rPr>
+              <w:t xml:space="preserve">id, type (REWARD/DISCIPLINE), title, event</w:t>
+            </w:r>
+            <w:r>
+              <w:rPr>
+                <w:rFonts w:ascii="Times New Roman" w:cs="Times New Roman" w:eastAsia="Times New Roman" w:hAnsi="Times New Roman"/>
+                <w:b w:val="false"/>
+                <w:bCs w:val="false"/>
+                <w:i w:val="false"/>
+                <w:iCs w:val="false"/>
+                <w:color w:val="000000"/>
+                <w:sz w:val="22"/>
+                <w:szCs w:val="22"/>
+              </w:rPr>
+              <w:t xml:space="preserve">date, decision</w:t>
+            </w:r>
+            <w:r>
+              <w:rPr>
+                <w:rFonts w:ascii="Times New Roman" w:cs="Times New Roman" w:eastAsia="Times New Roman" w:hAnsi="Times New Roman"/>
+                <w:b w:val="false"/>
+                <w:bCs w:val="false"/>
+                <w:i/>
+                <w:iCs/>
+                <w:color w:val="000000"/>
+                <w:sz w:val="22"/>
+                <w:szCs w:val="22"/>
+              </w:rPr>
+              <w:t xml:space="preserve">no, issuing</w:t>
+            </w:r>
+            <w:r>
+              <w:rPr>
+                <w:rFonts w:ascii="Times New Roman" w:cs="Times New Roman" w:eastAsia="Times New Roman" w:hAnsi="Times New Roman"/>
+                <w:b w:val="false"/>
+                <w:bCs w:val="false"/>
+                <w:i w:val="false"/>
+                <w:iCs w:val="false"/>
+                <w:color w:val="000000"/>
+                <w:sz w:val="22"/>
+                <w:szCs w:val="22"/>
+              </w:rPr>
+              <w:t xml:space="preserve">authority</w:t>
+            </w:r>
+          </w:p>
+        </w:tc>
+        <w:tc>
+          <w:tcPr>
+            <w:tcMar>
+              <w:top w:type="dxa" w:w="100"/>
+              <w:left w:type="dxa" w:w="140"/>
+              <w:bottom w:type="dxa" w:w="100"/>
+              <w:right w:type="dxa" w:w="140"/>
+            </w:tcMar>
+          </w:tcPr>
+          <w:p>
+            <w:pPr>
+              <w:spacing w:after="60" w:before="60"/>
+              <w:jc w:val="left"/>
+            </w:pPr>
+            <w:r>
+              <w:rPr>
+                <w:rFonts w:ascii="Times New Roman" w:cs="Times New Roman" w:eastAsia="Times New Roman" w:hAnsi="Times New Roman"/>
+                <w:b w:val="false"/>
+                <w:bCs w:val="false"/>
+                <w:i w:val="false"/>
+                <w:iCs w:val="false"/>
+                <w:color w:val="000000"/>
+                <w:sz w:val="22"/>
+                <w:szCs w:val="22"/>
+              </w:rPr>
+              <w:t xml:space="preserve">Quá trình khen thưởng &amp; kỷ luật theo quyết định</w:t>
+            </w:r>
+          </w:p>
+        </w:tc>
+      </w:tr>
+      <w:tr>
+        <w:trPr>
+          <w:tblHeader w:val="false"/>
+        </w:trPr>
+        <w:tc>
+          <w:tcPr>
+            <w:tcMar>
+              <w:top w:type="dxa" w:w="100"/>
+              <w:left w:type="dxa" w:w="140"/>
+              <w:bottom w:type="dxa" w:w="100"/>
+              <w:right w:type="dxa" w:w="140"/>
+            </w:tcMar>
+          </w:tcPr>
+          <w:p>
+            <w:pPr>
+              <w:spacing w:after="60" w:before="60"/>
+              <w:jc w:val="left"/>
+            </w:pPr>
+            <w:r>
+              <w:rPr>
+                <w:rFonts w:ascii="Consolas" w:cs="Consolas" w:eastAsia="Consolas" w:hAnsi="Consolas"/>
+                <w:color w:val="000000"/>
+                <w:sz w:val="20"/>
+                <w:szCs w:val="20"/>
+              </w:rPr>
+              <w:t xml:space="preserve">civil_servant_family_relations</w:t>
+            </w:r>
+          </w:p>
+        </w:tc>
+        <w:tc>
+          <w:tcPr>
+            <w:tcMar>
+              <w:top w:type="dxa" w:w="100"/>
+              <w:left w:type="dxa" w:w="140"/>
+              <w:bottom w:type="dxa" w:w="100"/>
+              <w:right w:type="dxa" w:w="140"/>
+            </w:tcMar>
+          </w:tcPr>
+          <w:p>
+            <w:pPr>
+              <w:spacing w:after="60" w:before="60"/>
+              <w:jc w:val="left"/>
+            </w:pPr>
+            <w:r>
+              <w:rPr>
+                <w:rFonts w:ascii="Times New Roman" w:cs="Times New Roman" w:eastAsia="Times New Roman" w:hAnsi="Times New Roman"/>
+                <w:b w:val="false"/>
+                <w:bCs w:val="false"/>
+                <w:i w:val="false"/>
+                <w:iCs w:val="false"/>
+                <w:color w:val="000000"/>
+                <w:sz w:val="22"/>
+                <w:szCs w:val="22"/>
+              </w:rPr>
+              <w:t xml:space="preserve">id, user</w:t>
+            </w:r>
+            <w:r>
+              <w:rPr>
+                <w:rFonts w:ascii="Times New Roman" w:cs="Times New Roman" w:eastAsia="Times New Roman" w:hAnsi="Times New Roman"/>
+                <w:b w:val="false"/>
+                <w:bCs w:val="false"/>
+                <w:i/>
+                <w:iCs/>
+                <w:color w:val="000000"/>
+                <w:sz w:val="22"/>
+                <w:szCs w:val="22"/>
+              </w:rPr>
+              <w:t xml:space="preserve">id, relation</w:t>
+            </w:r>
+            <w:r>
+              <w:rPr>
+                <w:rFonts w:ascii="Times New Roman" w:cs="Times New Roman" w:eastAsia="Times New Roman" w:hAnsi="Times New Roman"/>
+                <w:b w:val="false"/>
+                <w:bCs w:val="false"/>
+                <w:i w:val="false"/>
+                <w:iCs w:val="false"/>
+                <w:color w:val="000000"/>
+                <w:sz w:val="22"/>
+                <w:szCs w:val="22"/>
+              </w:rPr>
+              <w:t xml:space="preserve">type, category (SELF/SPOUSE), full</w:t>
+            </w:r>
+            <w:r>
+              <w:rPr>
+                <w:rFonts w:ascii="Times New Roman" w:cs="Times New Roman" w:eastAsia="Times New Roman" w:hAnsi="Times New Roman"/>
+                <w:b w:val="false"/>
+                <w:bCs w:val="false"/>
+                <w:i/>
+                <w:iCs/>
+                <w:color w:val="000000"/>
+                <w:sz w:val="22"/>
+                <w:szCs w:val="22"/>
+              </w:rPr>
+              <w:t xml:space="preserve">name, birth</w:t>
+            </w:r>
+            <w:r>
+              <w:rPr>
+                <w:rFonts w:ascii="Times New Roman" w:cs="Times New Roman" w:eastAsia="Times New Roman" w:hAnsi="Times New Roman"/>
+                <w:b w:val="false"/>
+                <w:bCs w:val="false"/>
+                <w:i w:val="false"/>
+                <w:iCs w:val="false"/>
+                <w:color w:val="000000"/>
+                <w:sz w:val="22"/>
+                <w:szCs w:val="22"/>
+              </w:rPr>
+              <w:t xml:space="preserve">year, details</w:t>
+            </w:r>
+          </w:p>
+        </w:tc>
+        <w:tc>
+          <w:tcPr>
+            <w:tcMar>
+              <w:top w:type="dxa" w:w="100"/>
+              <w:left w:type="dxa" w:w="140"/>
+              <w:bottom w:type="dxa" w:w="100"/>
+              <w:right w:type="dxa" w:w="140"/>
+            </w:tcMar>
+          </w:tcPr>
+          <w:p>
+            <w:pPr>
+              <w:spacing w:after="60" w:before="60"/>
+              <w:jc w:val="left"/>
+            </w:pPr>
+            <w:r>
+              <w:rPr>
+                <w:rFonts w:ascii="Times New Roman" w:cs="Times New Roman" w:eastAsia="Times New Roman" w:hAnsi="Times New Roman"/>
+                <w:b w:val="false"/>
+                <w:bCs w:val="false"/>
+                <w:i w:val="false"/>
+                <w:iCs w:val="false"/>
+                <w:color w:val="000000"/>
+                <w:sz w:val="22"/>
+                <w:szCs w:val="22"/>
+              </w:rPr>
+              <w:t xml:space="preserve">Quan hệ gia đình bản thân và bên vợ/chồng (Mục 30)</w:t>
+            </w:r>
+          </w:p>
+        </w:tc>
+      </w:tr>
+      <w:tr>
+        <w:trPr>
+          <w:tblHeader w:val="false"/>
+        </w:trPr>
+        <w:tc>
+          <w:tcPr>
+            <w:tcMar>
+              <w:top w:type="dxa" w:w="100"/>
+              <w:left w:type="dxa" w:w="140"/>
+              <w:bottom w:type="dxa" w:w="100"/>
+              <w:right w:type="dxa" w:w="140"/>
+            </w:tcMar>
+          </w:tcPr>
+          <w:p>
+            <w:pPr>
+              <w:spacing w:after="60" w:before="60"/>
+              <w:jc w:val="left"/>
+            </w:pPr>
+            <w:r>
+              <w:rPr>
+                <w:rFonts w:ascii="Consolas" w:cs="Consolas" w:eastAsia="Consolas" w:hAnsi="Consolas"/>
+                <w:color w:val="000000"/>
+                <w:sz w:val="20"/>
+                <w:szCs w:val="20"/>
+              </w:rPr>
+              <w:t xml:space="preserve">civil_servant_appraisals</w:t>
+            </w:r>
+          </w:p>
+        </w:tc>
+        <w:tc>
+          <w:tcPr>
+            <w:tcMar>
+              <w:top w:type="dxa" w:w="100"/>
+              <w:left w:type="dxa" w:w="140"/>
+              <w:bottom w:type="dxa" w:w="100"/>
+              <w:right w:type="dxa" w:w="140"/>
+            </w:tcMar>
+          </w:tcPr>
+          <w:p>
+            <w:pPr>
+              <w:spacing w:after="60" w:before="60"/>
+              <w:jc w:val="left"/>
+            </w:pPr>
+            <w:r>
+              <w:rPr>
+                <w:rFonts w:ascii="Times New Roman" w:cs="Times New Roman" w:eastAsia="Times New Roman" w:hAnsi="Times New Roman"/>
+                <w:b w:val="false"/>
+                <w:bCs w:val="false"/>
+                <w:i w:val="false"/>
+                <w:iCs w:val="false"/>
+                <w:color w:val="000000"/>
+                <w:sz w:val="22"/>
+                <w:szCs w:val="22"/>
+              </w:rPr>
+              <w:t xml:space="preserve">id, user_id, year, classification (EXCELLENT/GOOD/SATISFACTORY/UNSATISFACTORY), comment</w:t>
+            </w:r>
+          </w:p>
+        </w:tc>
+        <w:tc>
+          <w:tcPr>
+            <w:tcMar>
+              <w:top w:type="dxa" w:w="100"/>
+              <w:left w:type="dxa" w:w="140"/>
+              <w:bottom w:type="dxa" w:w="100"/>
+              <w:right w:type="dxa" w:w="140"/>
+            </w:tcMar>
+          </w:tcPr>
+          <w:p>
+            <w:pPr>
+              <w:spacing w:after="60" w:before="60"/>
+              <w:jc w:val="left"/>
+            </w:pPr>
+            <w:r>
+              <w:rPr>
+                <w:rFonts w:ascii="Times New Roman" w:cs="Times New Roman" w:eastAsia="Times New Roman" w:hAnsi="Times New Roman"/>
+                <w:b w:val="false"/>
+                <w:bCs w:val="false"/>
+                <w:i w:val="false"/>
+                <w:iCs w:val="false"/>
+                <w:color w:val="000000"/>
+                <w:sz w:val="22"/>
+                <w:szCs w:val="22"/>
+              </w:rPr>
+              <w:t xml:space="preserve">Đánh giá phân loại công chức định kỳ hàng năm</w:t>
+            </w:r>
+          </w:p>
+        </w:tc>
+      </w:tr>
+      <w:tr>
+        <w:trPr>
+          <w:tblHeader w:val="false"/>
+        </w:trPr>
+        <w:tc>
+          <w:tcPr>
+            <w:tcMar>
+              <w:top w:type="dxa" w:w="100"/>
+              <w:left w:type="dxa" w:w="140"/>
+              <w:bottom w:type="dxa" w:w="100"/>
+              <w:right w:type="dxa" w:w="140"/>
+            </w:tcMar>
+          </w:tcPr>
+          <w:p>
+            <w:pPr>
+              <w:spacing w:after="60" w:before="60"/>
+              <w:jc w:val="left"/>
+            </w:pPr>
+            <w:r>
+              <w:rPr>
+                <w:rFonts w:ascii="Consolas" w:cs="Consolas" w:eastAsia="Consolas" w:hAnsi="Consolas"/>
+                <w:color w:val="000000"/>
+                <w:sz w:val="20"/>
+                <w:szCs w:val="20"/>
+              </w:rPr>
+              <w:t xml:space="preserve">civil_servant_social_activities</w:t>
+            </w:r>
+          </w:p>
+        </w:tc>
+        <w:tc>
+          <w:tcPr>
+            <w:tcMar>
+              <w:top w:type="dxa" w:w="100"/>
+              <w:left w:type="dxa" w:w="140"/>
+              <w:bottom w:type="dxa" w:w="100"/>
+              <w:right w:type="dxa" w:w="140"/>
+            </w:tcMar>
+          </w:tcPr>
+          <w:p>
+            <w:pPr>
+              <w:spacing w:after="60" w:before="60"/>
+              <w:jc w:val="left"/>
+            </w:pPr>
+            <w:r>
+              <w:rPr>
+                <w:rFonts w:ascii="Times New Roman" w:cs="Times New Roman" w:eastAsia="Times New Roman" w:hAnsi="Times New Roman"/>
+                <w:b w:val="false"/>
+                <w:bCs w:val="false"/>
+                <w:i w:val="false"/>
+                <w:iCs w:val="false"/>
+                <w:color w:val="000000"/>
+                <w:sz w:val="22"/>
+                <w:szCs w:val="22"/>
+              </w:rPr>
+              <w:t xml:space="preserve">id, user</w:t>
+            </w:r>
+            <w:r>
+              <w:rPr>
+                <w:rFonts w:ascii="Times New Roman" w:cs="Times New Roman" w:eastAsia="Times New Roman" w:hAnsi="Times New Roman"/>
+                <w:b w:val="false"/>
+                <w:bCs w:val="false"/>
+                <w:i/>
+                <w:iCs/>
+                <w:color w:val="000000"/>
+                <w:sz w:val="22"/>
+                <w:szCs w:val="22"/>
+              </w:rPr>
+              <w:t xml:space="preserve">id, from</w:t>
+            </w:r>
+            <w:r>
+              <w:rPr>
+                <w:rFonts w:ascii="Times New Roman" w:cs="Times New Roman" w:eastAsia="Times New Roman" w:hAnsi="Times New Roman"/>
+                <w:b w:val="false"/>
+                <w:bCs w:val="false"/>
+                <w:i w:val="false"/>
+                <w:iCs w:val="false"/>
+                <w:color w:val="000000"/>
+                <w:sz w:val="22"/>
+                <w:szCs w:val="22"/>
+              </w:rPr>
+              <w:t xml:space="preserve">date, to</w:t>
+            </w:r>
+            <w:r>
+              <w:rPr>
+                <w:rFonts w:ascii="Times New Roman" w:cs="Times New Roman" w:eastAsia="Times New Roman" w:hAnsi="Times New Roman"/>
+                <w:b w:val="false"/>
+                <w:bCs w:val="false"/>
+                <w:i/>
+                <w:iCs/>
+                <w:color w:val="000000"/>
+                <w:sz w:val="22"/>
+                <w:szCs w:val="22"/>
+              </w:rPr>
+              <w:t xml:space="preserve">date, organization</w:t>
+            </w:r>
+            <w:r>
+              <w:rPr>
+                <w:rFonts w:ascii="Times New Roman" w:cs="Times New Roman" w:eastAsia="Times New Roman" w:hAnsi="Times New Roman"/>
+                <w:b w:val="false"/>
+                <w:bCs w:val="false"/>
+                <w:i w:val="false"/>
+                <w:iCs w:val="false"/>
+                <w:color w:val="000000"/>
+                <w:sz w:val="22"/>
+                <w:szCs w:val="22"/>
+              </w:rPr>
+              <w:t xml:space="preserve">name, position_title</w:t>
+            </w:r>
+          </w:p>
+        </w:tc>
+        <w:tc>
+          <w:tcPr>
+            <w:tcMar>
+              <w:top w:type="dxa" w:w="100"/>
+              <w:left w:type="dxa" w:w="140"/>
+              <w:bottom w:type="dxa" w:w="100"/>
+              <w:right w:type="dxa" w:w="140"/>
+            </w:tcMar>
+          </w:tcPr>
+          <w:p>
+            <w:pPr>
+              <w:spacing w:after="60" w:before="60"/>
+              <w:jc w:val="left"/>
+            </w:pPr>
+            <w:r>
+              <w:rPr>
+                <w:rFonts w:ascii="Times New Roman" w:cs="Times New Roman" w:eastAsia="Times New Roman" w:hAnsi="Times New Roman"/>
+                <w:b w:val="false"/>
+                <w:bCs w:val="false"/>
+                <w:i w:val="false"/>
+                <w:iCs w:val="false"/>
+                <w:color w:val="000000"/>
+                <w:sz w:val="22"/>
+                <w:szCs w:val="22"/>
+              </w:rPr>
+              <w:t xml:space="preserve">Quá trình tham gia tổ chức chính trị - xã hội</w:t>
+            </w:r>
+          </w:p>
+        </w:tc>
+      </w:tr>
+    </w:tbl>
+    <w:p>
+      <w:pPr>
+        <w:spacing w:after="120"/>
+      </w:pPr>
+    </w:p>
+    <w:p>
+      <w:pPr>
+        <w:spacing w:after="80" w:before="0" w:line="312"/>
+        <w:ind w:firstLine="567"/>
+        <w:jc w:val="both"/>
+      </w:pPr>
+      <w:r>
+        <w:rPr>
+          <w:rFonts w:ascii="Times New Roman" w:cs="Times New Roman" w:eastAsia="Times New Roman" w:hAnsi="Times New Roman"/>
+          <w:b/>
+          <w:bCs/>
+          <w:color w:val="000000"/>
+          <w:sz w:val="26"/>
+          <w:szCs w:val="26"/>
+        </w:rPr>
         <w:t xml:space="preserve">Hai máy trạng thái trung tâm (kế thừa kỷ luật biểu đồ trạng thái của tài liệu gốc):</w:t>
       </w:r>
     </w:p>
@@ -25532,84 +28079,84 @@
           </w:p>
           <w:p>
             <w:pPr>
-              <w:spacing w:after="0" w:before="0" w:line="240"/>
+              <w:spacing w:after="0" w:before="0" w:line="220"/>
             </w:pPr>
             <w:r>
               <w:rPr>
                 <w:rFonts w:ascii="Consolas" w:cs="Consolas" w:eastAsia="Consolas" w:hAnsi="Consolas"/>
                 <w:color w:val="000000"/>
-                <w:sz w:val="19"/>
-                <w:szCs w:val="19"/>
+                <w:sz w:val="18"/>
+                <w:szCs w:val="18"/>
               </w:rPr>
               <w:t xml:space="preserve">Article:  DRAFT ──submit──▶ PENDING_REVIEW ──approve──▶ PUBLISHED ──archive──▶ ARCHIVED</w:t>
             </w:r>
           </w:p>
           <w:p>
             <w:pPr>
-              <w:spacing w:after="0" w:before="0" w:line="240"/>
+              <w:spacing w:after="0" w:before="0" w:line="220"/>
             </w:pPr>
             <w:r>
               <w:rPr>
                 <w:rFonts w:ascii="Consolas" w:cs="Consolas" w:eastAsia="Consolas" w:hAnsi="Consolas"/>
                 <w:color w:val="000000"/>
-                <w:sz w:val="19"/>
-                <w:szCs w:val="19"/>
+                <w:sz w:val="18"/>
+                <w:szCs w:val="18"/>
               </w:rPr>
               <w:t xml:space="preserve">            ▲                      │                          ▲                   │</w:t>
             </w:r>
           </w:p>
           <w:p>
             <w:pPr>
-              <w:spacing w:after="0" w:before="0" w:line="240"/>
+              <w:spacing w:after="0" w:before="0" w:line="220"/>
             </w:pPr>
             <w:r>
               <w:rPr>
                 <w:rFonts w:ascii="Consolas" w:cs="Consolas" w:eastAsia="Consolas" w:hAnsi="Consolas"/>
                 <w:color w:val="000000"/>
-                <w:sz w:val="19"/>
-                <w:szCs w:val="19"/>
+                <w:sz w:val="18"/>
+                <w:szCs w:val="18"/>
               </w:rPr>
               <w:t xml:space="preserve">            └── request_changes ───┘                          └──── un-archive ───┘</w:t>
             </w:r>
           </w:p>
           <w:p>
             <w:pPr>
-              <w:spacing w:after="0" w:before="0" w:line="240"/>
+              <w:spacing w:after="0" w:before="0" w:line="220"/>
             </w:pPr>
             <w:r>
               <w:rPr>
                 <w:rFonts w:ascii="Consolas" w:cs="Consolas" w:eastAsia="Consolas" w:hAnsi="Consolas"/>
                 <w:color w:val="000000"/>
-                <w:sz w:val="19"/>
-                <w:szCs w:val="19"/>
+                <w:sz w:val="18"/>
+                <w:szCs w:val="18"/>
               </w:rPr>
               <w:t xml:space="preserve">   (mọi chuyển trạng thái phải ghi 1 dòng article_reviews + audit_log; PUBLISHED chỉ sửa bằng version mới)</w:t>
             </w:r>
           </w:p>
           <w:p>
             <w:pPr>
-              <w:spacing w:after="0" w:before="0" w:line="240"/>
+              <w:spacing w:after="0" w:before="0" w:line="220"/>
             </w:pPr>
             <w:r>
               <w:rPr>
                 <w:rFonts w:ascii="Consolas" w:cs="Consolas" w:eastAsia="Consolas" w:hAnsi="Consolas"/>
                 <w:color w:val="000000"/>
-                <w:sz w:val="19"/>
-                <w:szCs w:val="19"/>
+                <w:sz w:val="18"/>
+                <w:szCs w:val="18"/>
               </w:rPr>
               <w:t xml:space="preserve"> </w:t>
             </w:r>
           </w:p>
           <w:p>
             <w:pPr>
-              <w:spacing w:after="0" w:before="0" w:line="240"/>
+              <w:spacing w:after="0" w:before="0" w:line="220"/>
             </w:pPr>
             <w:r>
               <w:rPr>
                 <w:rFonts w:ascii="Consolas" w:cs="Consolas" w:eastAsia="Consolas" w:hAnsi="Consolas"/>
                 <w:color w:val="000000"/>
-                <w:sz w:val="19"/>
-                <w:szCs w:val="19"/>
+                <w:sz w:val="18"/>
+                <w:szCs w:val="18"/>
               </w:rPr>
               <w:t xml:space="preserve">User:  ACTIVE ◀──unlock── LOCKED(temporary, locked_until) ; ACTIVE ──disable──▶ DISABLED</w:t>
             </w:r>
@@ -32475,6 +35022,1072 @@
                 <w:szCs w:val="22"/>
               </w:rPr>
               <w:t xml:space="preserve">Kho tài liệu quy trình; upload base64 ≤ 8MB, whitelist đuôi file</w:t>
+            </w:r>
+          </w:p>
+        </w:tc>
+      </w:tr>
+      <w:tr>
+        <w:trPr>
+          <w:tblHeader w:val="false"/>
+        </w:trPr>
+        <w:tc>
+          <w:tcPr>
+            <w:tcMar>
+              <w:top w:type="dxa" w:w="100"/>
+              <w:left w:type="dxa" w:w="140"/>
+              <w:bottom w:type="dxa" w:w="100"/>
+              <w:right w:type="dxa" w:w="140"/>
+            </w:tcMar>
+          </w:tcPr>
+          <w:p>
+            <w:pPr>
+              <w:spacing w:after="60" w:before="60"/>
+              <w:jc w:val="left"/>
+            </w:pPr>
+            <w:r>
+              <w:rPr>
+                <w:rFonts w:ascii="Times New Roman" w:cs="Times New Roman" w:eastAsia="Times New Roman" w:hAnsi="Times New Roman"/>
+                <w:b w:val="false"/>
+                <w:bCs w:val="false"/>
+                <w:i w:val="false"/>
+                <w:iCs w:val="false"/>
+                <w:color w:val="000000"/>
+                <w:sz w:val="22"/>
+                <w:szCs w:val="22"/>
+              </w:rPr>
+              <w:t xml:space="preserve">CivilServants</w:t>
+            </w:r>
+          </w:p>
+        </w:tc>
+        <w:tc>
+          <w:tcPr>
+            <w:tcMar>
+              <w:top w:type="dxa" w:w="100"/>
+              <w:left w:type="dxa" w:w="140"/>
+              <w:bottom w:type="dxa" w:w="100"/>
+              <w:right w:type="dxa" w:w="140"/>
+            </w:tcMar>
+          </w:tcPr>
+          <w:p>
+            <w:pPr>
+              <w:spacing w:after="60" w:before="60"/>
+              <w:jc w:val="left"/>
+            </w:pPr>
+            <w:r>
+              <w:rPr>
+                <w:rFonts w:ascii="Consolas" w:cs="Consolas" w:eastAsia="Consolas" w:hAnsi="Consolas"/>
+                <w:color w:val="000000"/>
+                <w:sz w:val="20"/>
+                <w:szCs w:val="20"/>
+              </w:rPr>
+              <w:t xml:space="preserve">/civil-servants</w:t>
+            </w:r>
+            <w:r>
+              <w:rPr>
+                <w:rFonts w:ascii="Times New Roman" w:cs="Times New Roman" w:eastAsia="Times New Roman" w:hAnsi="Times New Roman"/>
+                <w:b w:val="false"/>
+                <w:bCs w:val="false"/>
+                <w:i w:val="false"/>
+                <w:iCs w:val="false"/>
+                <w:color w:val="000000"/>
+                <w:sz w:val="22"/>
+                <w:szCs w:val="22"/>
+              </w:rPr>
+              <w:t xml:space="preserve"> · </w:t>
+            </w:r>
+            <w:r>
+              <w:rPr>
+                <w:rFonts w:ascii="Consolas" w:cs="Consolas" w:eastAsia="Consolas" w:hAnsi="Consolas"/>
+                <w:color w:val="000000"/>
+                <w:sz w:val="20"/>
+                <w:szCs w:val="20"/>
+              </w:rPr>
+              <w:t xml:space="preserve">/civil-servants/:id</w:t>
+            </w:r>
+          </w:p>
+        </w:tc>
+        <w:tc>
+          <w:tcPr>
+            <w:tcMar>
+              <w:top w:type="dxa" w:w="100"/>
+              <w:left w:type="dxa" w:w="140"/>
+              <w:bottom w:type="dxa" w:w="100"/>
+              <w:right w:type="dxa" w:w="140"/>
+            </w:tcMar>
+          </w:tcPr>
+          <w:p>
+            <w:pPr>
+              <w:spacing w:after="60" w:before="60"/>
+              <w:jc w:val="left"/>
+            </w:pPr>
+            <w:r>
+              <w:rPr>
+                <w:rFonts w:ascii="Times New Roman" w:cs="Times New Roman" w:eastAsia="Times New Roman" w:hAnsi="Times New Roman"/>
+                <w:b w:val="false"/>
+                <w:bCs w:val="false"/>
+                <w:i w:val="false"/>
+                <w:iCs w:val="false"/>
+                <w:color w:val="000000"/>
+                <w:sz w:val="22"/>
+                <w:szCs w:val="22"/>
+              </w:rPr>
+              <w:t xml:space="preserve">GET/POST/PATCH/DELETE</w:t>
+            </w:r>
+          </w:p>
+        </w:tc>
+        <w:tc>
+          <w:tcPr>
+            <w:tcMar>
+              <w:top w:type="dxa" w:w="100"/>
+              <w:left w:type="dxa" w:w="140"/>
+              <w:bottom w:type="dxa" w:w="100"/>
+              <w:right w:type="dxa" w:w="140"/>
+            </w:tcMar>
+          </w:tcPr>
+          <w:p>
+            <w:pPr>
+              <w:spacing w:after="60" w:before="60"/>
+              <w:jc w:val="left"/>
+            </w:pPr>
+            <w:r>
+              <w:rPr>
+                <w:rFonts w:ascii="Times New Roman" w:cs="Times New Roman" w:eastAsia="Times New Roman" w:hAnsi="Times New Roman"/>
+                <w:b w:val="false"/>
+                <w:bCs w:val="false"/>
+                <w:i w:val="false"/>
+                <w:iCs w:val="false"/>
+                <w:color w:val="000000"/>
+                <w:sz w:val="22"/>
+                <w:szCs w:val="22"/>
+              </w:rPr>
+              <w:t xml:space="preserve">ADMIN, HR</w:t>
+            </w:r>
+          </w:p>
+        </w:tc>
+        <w:tc>
+          <w:tcPr>
+            <w:tcMar>
+              <w:top w:type="dxa" w:w="100"/>
+              <w:left w:type="dxa" w:w="140"/>
+              <w:bottom w:type="dxa" w:w="100"/>
+              <w:right w:type="dxa" w:w="140"/>
+            </w:tcMar>
+          </w:tcPr>
+          <w:p>
+            <w:pPr>
+              <w:spacing w:after="60" w:before="60"/>
+              <w:jc w:val="left"/>
+            </w:pPr>
+            <w:r>
+              <w:rPr>
+                <w:rFonts w:ascii="Times New Roman" w:cs="Times New Roman" w:eastAsia="Times New Roman" w:hAnsi="Times New Roman"/>
+                <w:b w:val="false"/>
+                <w:bCs w:val="false"/>
+                <w:i w:val="false"/>
+                <w:iCs w:val="false"/>
+                <w:color w:val="000000"/>
+                <w:sz w:val="22"/>
+                <w:szCs w:val="22"/>
+              </w:rPr>
+              <w:t xml:space="preserve">Quản lý hồ sơ Cán bộ Mẫu 2C-BNV/2008 và 8 bảng quá trình lịch sử</w:t>
+            </w:r>
+          </w:p>
+        </w:tc>
+      </w:tr>
+      <w:tr>
+        <w:trPr>
+          <w:tblHeader w:val="false"/>
+        </w:trPr>
+        <w:tc>
+          <w:tcPr>
+            <w:tcMar>
+              <w:top w:type="dxa" w:w="100"/>
+              <w:left w:type="dxa" w:w="140"/>
+              <w:bottom w:type="dxa" w:w="100"/>
+              <w:right w:type="dxa" w:w="140"/>
+            </w:tcMar>
+          </w:tcPr>
+          <w:p>
+            <w:pPr>
+              <w:spacing w:after="60" w:before="60"/>
+              <w:jc w:val="left"/>
+            </w:pPr>
+            <w:r>
+              <w:rPr>
+                <w:rFonts w:ascii="Times New Roman" w:cs="Times New Roman" w:eastAsia="Times New Roman" w:hAnsi="Times New Roman"/>
+                <w:b w:val="false"/>
+                <w:bCs w:val="false"/>
+                <w:i w:val="false"/>
+                <w:iCs w:val="false"/>
+                <w:color w:val="000000"/>
+                <w:sz w:val="22"/>
+                <w:szCs w:val="22"/>
+              </w:rPr>
+              <w:t xml:space="preserve">CivilServants</w:t>
+            </w:r>
+          </w:p>
+        </w:tc>
+        <w:tc>
+          <w:tcPr>
+            <w:tcMar>
+              <w:top w:type="dxa" w:w="100"/>
+              <w:left w:type="dxa" w:w="140"/>
+              <w:bottom w:type="dxa" w:w="100"/>
+              <w:right w:type="dxa" w:w="140"/>
+            </w:tcMar>
+          </w:tcPr>
+          <w:p>
+            <w:pPr>
+              <w:spacing w:after="60" w:before="60"/>
+              <w:jc w:val="left"/>
+            </w:pPr>
+            <w:r>
+              <w:rPr>
+                <w:rFonts w:ascii="Consolas" w:cs="Consolas" w:eastAsia="Consolas" w:hAnsi="Consolas"/>
+                <w:color w:val="000000"/>
+                <w:sz w:val="20"/>
+                <w:szCs w:val="20"/>
+              </w:rPr>
+              <w:t xml:space="preserve">/civil-servants/ranks</w:t>
+            </w:r>
+            <w:r>
+              <w:rPr>
+                <w:rFonts w:ascii="Times New Roman" w:cs="Times New Roman" w:eastAsia="Times New Roman" w:hAnsi="Times New Roman"/>
+                <w:b w:val="false"/>
+                <w:bCs w:val="false"/>
+                <w:i w:val="false"/>
+                <w:iCs w:val="false"/>
+                <w:color w:val="000000"/>
+                <w:sz w:val="22"/>
+                <w:szCs w:val="22"/>
+              </w:rPr>
+              <w:t xml:space="preserve"> · </w:t>
+            </w:r>
+            <w:r>
+              <w:rPr>
+                <w:rFonts w:ascii="Consolas" w:cs="Consolas" w:eastAsia="Consolas" w:hAnsi="Consolas"/>
+                <w:color w:val="000000"/>
+                <w:sz w:val="20"/>
+                <w:szCs w:val="20"/>
+              </w:rPr>
+              <w:t xml:space="preserve">/civil-servants/ranks/:code</w:t>
+            </w:r>
+          </w:p>
+        </w:tc>
+        <w:tc>
+          <w:tcPr>
+            <w:tcMar>
+              <w:top w:type="dxa" w:w="100"/>
+              <w:left w:type="dxa" w:w="140"/>
+              <w:bottom w:type="dxa" w:w="100"/>
+              <w:right w:type="dxa" w:w="140"/>
+            </w:tcMar>
+          </w:tcPr>
+          <w:p>
+            <w:pPr>
+              <w:spacing w:after="60" w:before="60"/>
+              <w:jc w:val="left"/>
+            </w:pPr>
+            <w:r>
+              <w:rPr>
+                <w:rFonts w:ascii="Times New Roman" w:cs="Times New Roman" w:eastAsia="Times New Roman" w:hAnsi="Times New Roman"/>
+                <w:b w:val="false"/>
+                <w:bCs w:val="false"/>
+                <w:i w:val="false"/>
+                <w:iCs w:val="false"/>
+                <w:color w:val="000000"/>
+                <w:sz w:val="22"/>
+                <w:szCs w:val="22"/>
+              </w:rPr>
+              <w:t xml:space="preserve">GET/POST/PATCH</w:t>
+            </w:r>
+          </w:p>
+        </w:tc>
+        <w:tc>
+          <w:tcPr>
+            <w:tcMar>
+              <w:top w:type="dxa" w:w="100"/>
+              <w:left w:type="dxa" w:w="140"/>
+              <w:bottom w:type="dxa" w:w="100"/>
+              <w:right w:type="dxa" w:w="140"/>
+            </w:tcMar>
+          </w:tcPr>
+          <w:p>
+            <w:pPr>
+              <w:spacing w:after="60" w:before="60"/>
+              <w:jc w:val="left"/>
+            </w:pPr>
+            <w:r>
+              <w:rPr>
+                <w:rFonts w:ascii="Times New Roman" w:cs="Times New Roman" w:eastAsia="Times New Roman" w:hAnsi="Times New Roman"/>
+                <w:b w:val="false"/>
+                <w:bCs w:val="false"/>
+                <w:i w:val="false"/>
+                <w:iCs w:val="false"/>
+                <w:color w:val="000000"/>
+                <w:sz w:val="22"/>
+                <w:szCs w:val="22"/>
+              </w:rPr>
+              <w:t xml:space="preserve">ADMIN, HR</w:t>
+            </w:r>
+          </w:p>
+        </w:tc>
+        <w:tc>
+          <w:tcPr>
+            <w:tcMar>
+              <w:top w:type="dxa" w:w="100"/>
+              <w:left w:type="dxa" w:w="140"/>
+              <w:bottom w:type="dxa" w:w="100"/>
+              <w:right w:type="dxa" w:w="140"/>
+            </w:tcMar>
+          </w:tcPr>
+          <w:p>
+            <w:pPr>
+              <w:spacing w:after="60" w:before="60"/>
+              <w:jc w:val="left"/>
+            </w:pPr>
+            <w:r>
+              <w:rPr>
+                <w:rFonts w:ascii="Times New Roman" w:cs="Times New Roman" w:eastAsia="Times New Roman" w:hAnsi="Times New Roman"/>
+                <w:b w:val="false"/>
+                <w:bCs w:val="false"/>
+                <w:i w:val="false"/>
+                <w:iCs w:val="false"/>
+                <w:color w:val="000000"/>
+                <w:sz w:val="22"/>
+                <w:szCs w:val="22"/>
+              </w:rPr>
+              <w:t xml:space="preserve">Danh mục 184 ngạch lương BNV theo Nghị định 204/2004/NĐ-CP</w:t>
+            </w:r>
+          </w:p>
+        </w:tc>
+      </w:tr>
+      <w:tr>
+        <w:trPr>
+          <w:tblHeader w:val="false"/>
+        </w:trPr>
+        <w:tc>
+          <w:tcPr>
+            <w:tcMar>
+              <w:top w:type="dxa" w:w="100"/>
+              <w:left w:type="dxa" w:w="140"/>
+              <w:bottom w:type="dxa" w:w="100"/>
+              <w:right w:type="dxa" w:w="140"/>
+            </w:tcMar>
+          </w:tcPr>
+          <w:p>
+            <w:pPr>
+              <w:spacing w:after="60" w:before="60"/>
+              <w:jc w:val="left"/>
+            </w:pPr>
+            <w:r>
+              <w:rPr>
+                <w:rFonts w:ascii="Times New Roman" w:cs="Times New Roman" w:eastAsia="Times New Roman" w:hAnsi="Times New Roman"/>
+                <w:b w:val="false"/>
+                <w:bCs w:val="false"/>
+                <w:i w:val="false"/>
+                <w:iCs w:val="false"/>
+                <w:color w:val="000000"/>
+                <w:sz w:val="22"/>
+                <w:szCs w:val="22"/>
+              </w:rPr>
+              <w:t xml:space="preserve">CivilServants</w:t>
+            </w:r>
+          </w:p>
+        </w:tc>
+        <w:tc>
+          <w:tcPr>
+            <w:tcMar>
+              <w:top w:type="dxa" w:w="100"/>
+              <w:left w:type="dxa" w:w="140"/>
+              <w:bottom w:type="dxa" w:w="100"/>
+              <w:right w:type="dxa" w:w="140"/>
+            </w:tcMar>
+          </w:tcPr>
+          <w:p>
+            <w:pPr>
+              <w:spacing w:after="60" w:before="60"/>
+              <w:jc w:val="left"/>
+            </w:pPr>
+            <w:r>
+              <w:rPr>
+                <w:rFonts w:ascii="Consolas" w:cs="Consolas" w:eastAsia="Consolas" w:hAnsi="Consolas"/>
+                <w:color w:val="000000"/>
+                <w:sz w:val="20"/>
+                <w:szCs w:val="20"/>
+              </w:rPr>
+              <w:t xml:space="preserve">/civil-servants/salary/scan-progression</w:t>
+            </w:r>
+          </w:p>
+        </w:tc>
+        <w:tc>
+          <w:tcPr>
+            <w:tcMar>
+              <w:top w:type="dxa" w:w="100"/>
+              <w:left w:type="dxa" w:w="140"/>
+              <w:bottom w:type="dxa" w:w="100"/>
+              <w:right w:type="dxa" w:w="140"/>
+            </w:tcMar>
+          </w:tcPr>
+          <w:p>
+            <w:pPr>
+              <w:spacing w:after="60" w:before="60"/>
+              <w:jc w:val="left"/>
+            </w:pPr>
+            <w:r>
+              <w:rPr>
+                <w:rFonts w:ascii="Times New Roman" w:cs="Times New Roman" w:eastAsia="Times New Roman" w:hAnsi="Times New Roman"/>
+                <w:b w:val="false"/>
+                <w:bCs w:val="false"/>
+                <w:i w:val="false"/>
+                <w:iCs w:val="false"/>
+                <w:color w:val="000000"/>
+                <w:sz w:val="22"/>
+                <w:szCs w:val="22"/>
+              </w:rPr>
+              <w:t xml:space="preserve">GET/POST</w:t>
+            </w:r>
+          </w:p>
+        </w:tc>
+        <w:tc>
+          <w:tcPr>
+            <w:tcMar>
+              <w:top w:type="dxa" w:w="100"/>
+              <w:left w:type="dxa" w:w="140"/>
+              <w:bottom w:type="dxa" w:w="100"/>
+              <w:right w:type="dxa" w:w="140"/>
+            </w:tcMar>
+          </w:tcPr>
+          <w:p>
+            <w:pPr>
+              <w:spacing w:after="60" w:before="60"/>
+              <w:jc w:val="left"/>
+            </w:pPr>
+            <w:r>
+              <w:rPr>
+                <w:rFonts w:ascii="Times New Roman" w:cs="Times New Roman" w:eastAsia="Times New Roman" w:hAnsi="Times New Roman"/>
+                <w:b w:val="false"/>
+                <w:bCs w:val="false"/>
+                <w:i w:val="false"/>
+                <w:iCs w:val="false"/>
+                <w:color w:val="000000"/>
+                <w:sz w:val="22"/>
+                <w:szCs w:val="22"/>
+              </w:rPr>
+              <w:t xml:space="preserve">HR quét; ADMIN duyệt</w:t>
+            </w:r>
+          </w:p>
+        </w:tc>
+        <w:tc>
+          <w:tcPr>
+            <w:tcMar>
+              <w:top w:type="dxa" w:w="100"/>
+              <w:left w:type="dxa" w:w="140"/>
+              <w:bottom w:type="dxa" w:w="100"/>
+              <w:right w:type="dxa" w:w="140"/>
+            </w:tcMar>
+          </w:tcPr>
+          <w:p>
+            <w:pPr>
+              <w:spacing w:after="60" w:before="60"/>
+              <w:jc w:val="left"/>
+            </w:pPr>
+            <w:r>
+              <w:rPr>
+                <w:rFonts w:ascii="Times New Roman" w:cs="Times New Roman" w:eastAsia="Times New Roman" w:hAnsi="Times New Roman"/>
+                <w:b w:val="false"/>
+                <w:bCs w:val="false"/>
+                <w:i w:val="false"/>
+                <w:iCs w:val="false"/>
+                <w:color w:val="000000"/>
+                <w:sz w:val="22"/>
+                <w:szCs w:val="22"/>
+              </w:rPr>
+              <w:t xml:space="preserve">Quét tự động danh sách đến hạn nâng bậc lương (36/24 tháng) &amp; nâng trước hạn</w:t>
+            </w:r>
+          </w:p>
+        </w:tc>
+      </w:tr>
+      <w:tr>
+        <w:trPr>
+          <w:tblHeader w:val="false"/>
+        </w:trPr>
+        <w:tc>
+          <w:tcPr>
+            <w:tcMar>
+              <w:top w:type="dxa" w:w="100"/>
+              <w:left w:type="dxa" w:w="140"/>
+              <w:bottom w:type="dxa" w:w="100"/>
+              <w:right w:type="dxa" w:w="140"/>
+            </w:tcMar>
+          </w:tcPr>
+          <w:p>
+            <w:pPr>
+              <w:spacing w:after="60" w:before="60"/>
+              <w:jc w:val="left"/>
+            </w:pPr>
+            <w:r>
+              <w:rPr>
+                <w:rFonts w:ascii="Times New Roman" w:cs="Times New Roman" w:eastAsia="Times New Roman" w:hAnsi="Times New Roman"/>
+                <w:b w:val="false"/>
+                <w:bCs w:val="false"/>
+                <w:i w:val="false"/>
+                <w:iCs w:val="false"/>
+                <w:color w:val="000000"/>
+                <w:sz w:val="22"/>
+                <w:szCs w:val="22"/>
+              </w:rPr>
+              <w:t xml:space="preserve">CivilServants</w:t>
+            </w:r>
+          </w:p>
+        </w:tc>
+        <w:tc>
+          <w:tcPr>
+            <w:tcMar>
+              <w:top w:type="dxa" w:w="100"/>
+              <w:left w:type="dxa" w:w="140"/>
+              <w:bottom w:type="dxa" w:w="100"/>
+              <w:right w:type="dxa" w:w="140"/>
+            </w:tcMar>
+          </w:tcPr>
+          <w:p>
+            <w:pPr>
+              <w:spacing w:after="60" w:before="60"/>
+              <w:jc w:val="left"/>
+            </w:pPr>
+            <w:r>
+              <w:rPr>
+                <w:rFonts w:ascii="Consolas" w:cs="Consolas" w:eastAsia="Consolas" w:hAnsi="Consolas"/>
+                <w:color w:val="000000"/>
+                <w:sz w:val="20"/>
+                <w:szCs w:val="20"/>
+              </w:rPr>
+              <w:t xml:space="preserve">/civil-servants/:id/export-2c-pdf</w:t>
+            </w:r>
+          </w:p>
+        </w:tc>
+        <w:tc>
+          <w:tcPr>
+            <w:tcMar>
+              <w:top w:type="dxa" w:w="100"/>
+              <w:left w:type="dxa" w:w="140"/>
+              <w:bottom w:type="dxa" w:w="100"/>
+              <w:right w:type="dxa" w:w="140"/>
+            </w:tcMar>
+          </w:tcPr>
+          <w:p>
+            <w:pPr>
+              <w:spacing w:after="60" w:before="60"/>
+              <w:jc w:val="left"/>
+            </w:pPr>
+            <w:r>
+              <w:rPr>
+                <w:rFonts w:ascii="Times New Roman" w:cs="Times New Roman" w:eastAsia="Times New Roman" w:hAnsi="Times New Roman"/>
+                <w:b w:val="false"/>
+                <w:bCs w:val="false"/>
+                <w:i w:val="false"/>
+                <w:iCs w:val="false"/>
+                <w:color w:val="000000"/>
+                <w:sz w:val="22"/>
+                <w:szCs w:val="22"/>
+              </w:rPr>
+              <w:t xml:space="preserve">GET</w:t>
+            </w:r>
+          </w:p>
+        </w:tc>
+        <w:tc>
+          <w:tcPr>
+            <w:tcMar>
+              <w:top w:type="dxa" w:w="100"/>
+              <w:left w:type="dxa" w:w="140"/>
+              <w:bottom w:type="dxa" w:w="100"/>
+              <w:right w:type="dxa" w:w="140"/>
+            </w:tcMar>
+          </w:tcPr>
+          <w:p>
+            <w:pPr>
+              <w:spacing w:after="60" w:before="60"/>
+              <w:jc w:val="left"/>
+            </w:pPr>
+            <w:r>
+              <w:rPr>
+                <w:rFonts w:ascii="Times New Roman" w:cs="Times New Roman" w:eastAsia="Times New Roman" w:hAnsi="Times New Roman"/>
+                <w:b w:val="false"/>
+                <w:bCs w:val="false"/>
+                <w:i w:val="false"/>
+                <w:iCs w:val="false"/>
+                <w:color w:val="000000"/>
+                <w:sz w:val="22"/>
+                <w:szCs w:val="22"/>
+              </w:rPr>
+              <w:t xml:space="preserve">authenticated</w:t>
+            </w:r>
+          </w:p>
+        </w:tc>
+        <w:tc>
+          <w:tcPr>
+            <w:tcMar>
+              <w:top w:type="dxa" w:w="100"/>
+              <w:left w:type="dxa" w:w="140"/>
+              <w:bottom w:type="dxa" w:w="100"/>
+              <w:right w:type="dxa" w:w="140"/>
+            </w:tcMar>
+          </w:tcPr>
+          <w:p>
+            <w:pPr>
+              <w:spacing w:after="60" w:before="60"/>
+              <w:jc w:val="left"/>
+            </w:pPr>
+            <w:r>
+              <w:rPr>
+                <w:rFonts w:ascii="Times New Roman" w:cs="Times New Roman" w:eastAsia="Times New Roman" w:hAnsi="Times New Roman"/>
+                <w:b w:val="false"/>
+                <w:bCs w:val="false"/>
+                <w:i w:val="false"/>
+                <w:iCs w:val="false"/>
+                <w:color w:val="000000"/>
+                <w:sz w:val="22"/>
+                <w:szCs w:val="22"/>
+              </w:rPr>
+              <w:t xml:space="preserve">Kết xuất Sơ yếu lý lịch Mẫu 2C-BNV/2008 chuẩn 4 trang PDF Vector</w:t>
+            </w:r>
+          </w:p>
+        </w:tc>
+      </w:tr>
+      <w:tr>
+        <w:trPr>
+          <w:tblHeader w:val="false"/>
+        </w:trPr>
+        <w:tc>
+          <w:tcPr>
+            <w:tcMar>
+              <w:top w:type="dxa" w:w="100"/>
+              <w:left w:type="dxa" w:w="140"/>
+              <w:bottom w:type="dxa" w:w="100"/>
+              <w:right w:type="dxa" w:w="140"/>
+            </w:tcMar>
+          </w:tcPr>
+          <w:p>
+            <w:pPr>
+              <w:spacing w:after="60" w:before="60"/>
+              <w:jc w:val="left"/>
+            </w:pPr>
+            <w:r>
+              <w:rPr>
+                <w:rFonts w:ascii="Times New Roman" w:cs="Times New Roman" w:eastAsia="Times New Roman" w:hAnsi="Times New Roman"/>
+                <w:b w:val="false"/>
+                <w:bCs w:val="false"/>
+                <w:i w:val="false"/>
+                <w:iCs w:val="false"/>
+                <w:color w:val="000000"/>
+                <w:sz w:val="22"/>
+                <w:szCs w:val="22"/>
+              </w:rPr>
+              <w:t xml:space="preserve">CivilServants</w:t>
+            </w:r>
+          </w:p>
+        </w:tc>
+        <w:tc>
+          <w:tcPr>
+            <w:tcMar>
+              <w:top w:type="dxa" w:w="100"/>
+              <w:left w:type="dxa" w:w="140"/>
+              <w:bottom w:type="dxa" w:w="100"/>
+              <w:right w:type="dxa" w:w="140"/>
+            </w:tcMar>
+          </w:tcPr>
+          <w:p>
+            <w:pPr>
+              <w:spacing w:after="60" w:before="60"/>
+              <w:jc w:val="left"/>
+            </w:pPr>
+            <w:r>
+              <w:rPr>
+                <w:rFonts w:ascii="Consolas" w:cs="Consolas" w:eastAsia="Consolas" w:hAnsi="Consolas"/>
+                <w:color w:val="000000"/>
+                <w:sz w:val="20"/>
+                <w:szCs w:val="20"/>
+              </w:rPr>
+              <w:t xml:space="preserve">/civil-servants/reports/bieu-01-xlsx</w:t>
+            </w:r>
+          </w:p>
+        </w:tc>
+        <w:tc>
+          <w:tcPr>
+            <w:tcMar>
+              <w:top w:type="dxa" w:w="100"/>
+              <w:left w:type="dxa" w:w="140"/>
+              <w:bottom w:type="dxa" w:w="100"/>
+              <w:right w:type="dxa" w:w="140"/>
+            </w:tcMar>
+          </w:tcPr>
+          <w:p>
+            <w:pPr>
+              <w:spacing w:after="60" w:before="60"/>
+              <w:jc w:val="left"/>
+            </w:pPr>
+            <w:r>
+              <w:rPr>
+                <w:rFonts w:ascii="Times New Roman" w:cs="Times New Roman" w:eastAsia="Times New Roman" w:hAnsi="Times New Roman"/>
+                <w:b w:val="false"/>
+                <w:bCs w:val="false"/>
+                <w:i w:val="false"/>
+                <w:iCs w:val="false"/>
+                <w:color w:val="000000"/>
+                <w:sz w:val="22"/>
+                <w:szCs w:val="22"/>
+              </w:rPr>
+              <w:t xml:space="preserve">GET</w:t>
+            </w:r>
+          </w:p>
+        </w:tc>
+        <w:tc>
+          <w:tcPr>
+            <w:tcMar>
+              <w:top w:type="dxa" w:w="100"/>
+              <w:left w:type="dxa" w:w="140"/>
+              <w:bottom w:type="dxa" w:w="100"/>
+              <w:right w:type="dxa" w:w="140"/>
+            </w:tcMar>
+          </w:tcPr>
+          <w:p>
+            <w:pPr>
+              <w:spacing w:after="60" w:before="60"/>
+              <w:jc w:val="left"/>
+            </w:pPr>
+            <w:r>
+              <w:rPr>
+                <w:rFonts w:ascii="Times New Roman" w:cs="Times New Roman" w:eastAsia="Times New Roman" w:hAnsi="Times New Roman"/>
+                <w:b w:val="false"/>
+                <w:bCs w:val="false"/>
+                <w:i w:val="false"/>
+                <w:iCs w:val="false"/>
+                <w:color w:val="000000"/>
+                <w:sz w:val="22"/>
+                <w:szCs w:val="22"/>
+              </w:rPr>
+              <w:t xml:space="preserve">HR, ADMIN</w:t>
+            </w:r>
+          </w:p>
+        </w:tc>
+        <w:tc>
+          <w:tcPr>
+            <w:tcMar>
+              <w:top w:type="dxa" w:w="100"/>
+              <w:left w:type="dxa" w:w="140"/>
+              <w:bottom w:type="dxa" w:w="100"/>
+              <w:right w:type="dxa" w:w="140"/>
+            </w:tcMar>
+          </w:tcPr>
+          <w:p>
+            <w:pPr>
+              <w:spacing w:after="60" w:before="60"/>
+              <w:jc w:val="left"/>
+            </w:pPr>
+            <w:r>
+              <w:rPr>
+                <w:rFonts w:ascii="Times New Roman" w:cs="Times New Roman" w:eastAsia="Times New Roman" w:hAnsi="Times New Roman"/>
+                <w:b w:val="false"/>
+                <w:bCs w:val="false"/>
+                <w:i w:val="false"/>
+                <w:iCs w:val="false"/>
+                <w:color w:val="000000"/>
+                <w:sz w:val="22"/>
+                <w:szCs w:val="22"/>
+              </w:rPr>
+              <w:t xml:space="preserve">Báo cáo Thống kê Biểu 01: Độ tuổi x Ngạch (Excel)</w:t>
+            </w:r>
+          </w:p>
+        </w:tc>
+      </w:tr>
+      <w:tr>
+        <w:trPr>
+          <w:tblHeader w:val="false"/>
+        </w:trPr>
+        <w:tc>
+          <w:tcPr>
+            <w:tcMar>
+              <w:top w:type="dxa" w:w="100"/>
+              <w:left w:type="dxa" w:w="140"/>
+              <w:bottom w:type="dxa" w:w="100"/>
+              <w:right w:type="dxa" w:w="140"/>
+            </w:tcMar>
+          </w:tcPr>
+          <w:p>
+            <w:pPr>
+              <w:spacing w:after="60" w:before="60"/>
+              <w:jc w:val="left"/>
+            </w:pPr>
+            <w:r>
+              <w:rPr>
+                <w:rFonts w:ascii="Times New Roman" w:cs="Times New Roman" w:eastAsia="Times New Roman" w:hAnsi="Times New Roman"/>
+                <w:b w:val="false"/>
+                <w:bCs w:val="false"/>
+                <w:i w:val="false"/>
+                <w:iCs w:val="false"/>
+                <w:color w:val="000000"/>
+                <w:sz w:val="22"/>
+                <w:szCs w:val="22"/>
+              </w:rPr>
+              <w:t xml:space="preserve">CivilServants</w:t>
+            </w:r>
+          </w:p>
+        </w:tc>
+        <w:tc>
+          <w:tcPr>
+            <w:tcMar>
+              <w:top w:type="dxa" w:w="100"/>
+              <w:left w:type="dxa" w:w="140"/>
+              <w:bottom w:type="dxa" w:w="100"/>
+              <w:right w:type="dxa" w:w="140"/>
+            </w:tcMar>
+          </w:tcPr>
+          <w:p>
+            <w:pPr>
+              <w:spacing w:after="60" w:before="60"/>
+              <w:jc w:val="left"/>
+            </w:pPr>
+            <w:r>
+              <w:rPr>
+                <w:rFonts w:ascii="Consolas" w:cs="Consolas" w:eastAsia="Consolas" w:hAnsi="Consolas"/>
+                <w:color w:val="000000"/>
+                <w:sz w:val="20"/>
+                <w:szCs w:val="20"/>
+              </w:rPr>
+              <w:t xml:space="preserve">/civil-servants/reports/bieu-02-xlsx</w:t>
+            </w:r>
+          </w:p>
+        </w:tc>
+        <w:tc>
+          <w:tcPr>
+            <w:tcMar>
+              <w:top w:type="dxa" w:w="100"/>
+              <w:left w:type="dxa" w:w="140"/>
+              <w:bottom w:type="dxa" w:w="100"/>
+              <w:right w:type="dxa" w:w="140"/>
+            </w:tcMar>
+          </w:tcPr>
+          <w:p>
+            <w:pPr>
+              <w:spacing w:after="60" w:before="60"/>
+              <w:jc w:val="left"/>
+            </w:pPr>
+            <w:r>
+              <w:rPr>
+                <w:rFonts w:ascii="Times New Roman" w:cs="Times New Roman" w:eastAsia="Times New Roman" w:hAnsi="Times New Roman"/>
+                <w:b w:val="false"/>
+                <w:bCs w:val="false"/>
+                <w:i w:val="false"/>
+                <w:iCs w:val="false"/>
+                <w:color w:val="000000"/>
+                <w:sz w:val="22"/>
+                <w:szCs w:val="22"/>
+              </w:rPr>
+              <w:t xml:space="preserve">GET</w:t>
+            </w:r>
+          </w:p>
+        </w:tc>
+        <w:tc>
+          <w:tcPr>
+            <w:tcMar>
+              <w:top w:type="dxa" w:w="100"/>
+              <w:left w:type="dxa" w:w="140"/>
+              <w:bottom w:type="dxa" w:w="100"/>
+              <w:right w:type="dxa" w:w="140"/>
+            </w:tcMar>
+          </w:tcPr>
+          <w:p>
+            <w:pPr>
+              <w:spacing w:after="60" w:before="60"/>
+              <w:jc w:val="left"/>
+            </w:pPr>
+            <w:r>
+              <w:rPr>
+                <w:rFonts w:ascii="Times New Roman" w:cs="Times New Roman" w:eastAsia="Times New Roman" w:hAnsi="Times New Roman"/>
+                <w:b w:val="false"/>
+                <w:bCs w:val="false"/>
+                <w:i w:val="false"/>
+                <w:iCs w:val="false"/>
+                <w:color w:val="000000"/>
+                <w:sz w:val="22"/>
+                <w:szCs w:val="22"/>
+              </w:rPr>
+              <w:t xml:space="preserve">HR, ADMIN</w:t>
+            </w:r>
+          </w:p>
+        </w:tc>
+        <w:tc>
+          <w:tcPr>
+            <w:tcMar>
+              <w:top w:type="dxa" w:w="100"/>
+              <w:left w:type="dxa" w:w="140"/>
+              <w:bottom w:type="dxa" w:w="100"/>
+              <w:right w:type="dxa" w:w="140"/>
+            </w:tcMar>
+          </w:tcPr>
+          <w:p>
+            <w:pPr>
+              <w:spacing w:after="60" w:before="60"/>
+              <w:jc w:val="left"/>
+            </w:pPr>
+            <w:r>
+              <w:rPr>
+                <w:rFonts w:ascii="Times New Roman" w:cs="Times New Roman" w:eastAsia="Times New Roman" w:hAnsi="Times New Roman"/>
+                <w:b w:val="false"/>
+                <w:bCs w:val="false"/>
+                <w:i w:val="false"/>
+                <w:iCs w:val="false"/>
+                <w:color w:val="000000"/>
+                <w:sz w:val="22"/>
+                <w:szCs w:val="22"/>
+              </w:rPr>
+              <w:t xml:space="preserve">Báo cáo Thống kê Biểu 02: Trình độ Ngoại ngữ x Chức danh (Excel)</w:t>
+            </w:r>
+          </w:p>
+        </w:tc>
+      </w:tr>
+      <w:tr>
+        <w:trPr>
+          <w:tblHeader w:val="false"/>
+        </w:trPr>
+        <w:tc>
+          <w:tcPr>
+            <w:tcMar>
+              <w:top w:type="dxa" w:w="100"/>
+              <w:left w:type="dxa" w:w="140"/>
+              <w:bottom w:type="dxa" w:w="100"/>
+              <w:right w:type="dxa" w:w="140"/>
+            </w:tcMar>
+          </w:tcPr>
+          <w:p>
+            <w:pPr>
+              <w:spacing w:after="60" w:before="60"/>
+              <w:jc w:val="left"/>
+            </w:pPr>
+            <w:r>
+              <w:rPr>
+                <w:rFonts w:ascii="Times New Roman" w:cs="Times New Roman" w:eastAsia="Times New Roman" w:hAnsi="Times New Roman"/>
+                <w:b w:val="false"/>
+                <w:bCs w:val="false"/>
+                <w:i w:val="false"/>
+                <w:iCs w:val="false"/>
+                <w:color w:val="000000"/>
+                <w:sz w:val="22"/>
+                <w:szCs w:val="22"/>
+              </w:rPr>
+              <w:t xml:space="preserve">CivilServants</w:t>
+            </w:r>
+          </w:p>
+        </w:tc>
+        <w:tc>
+          <w:tcPr>
+            <w:tcMar>
+              <w:top w:type="dxa" w:w="100"/>
+              <w:left w:type="dxa" w:w="140"/>
+              <w:bottom w:type="dxa" w:w="100"/>
+              <w:right w:type="dxa" w:w="140"/>
+            </w:tcMar>
+          </w:tcPr>
+          <w:p>
+            <w:pPr>
+              <w:spacing w:after="60" w:before="60"/>
+              <w:jc w:val="left"/>
+            </w:pPr>
+            <w:r>
+              <w:rPr>
+                <w:rFonts w:ascii="Consolas" w:cs="Consolas" w:eastAsia="Consolas" w:hAnsi="Consolas"/>
+                <w:color w:val="000000"/>
+                <w:sz w:val="20"/>
+                <w:szCs w:val="20"/>
+              </w:rPr>
+              <w:t xml:space="preserve">/civil-servants/reports/bieu-03-xlsx</w:t>
+            </w:r>
+          </w:p>
+        </w:tc>
+        <w:tc>
+          <w:tcPr>
+            <w:tcMar>
+              <w:top w:type="dxa" w:w="100"/>
+              <w:left w:type="dxa" w:w="140"/>
+              <w:bottom w:type="dxa" w:w="100"/>
+              <w:right w:type="dxa" w:w="140"/>
+            </w:tcMar>
+          </w:tcPr>
+          <w:p>
+            <w:pPr>
+              <w:spacing w:after="60" w:before="60"/>
+              <w:jc w:val="left"/>
+            </w:pPr>
+            <w:r>
+              <w:rPr>
+                <w:rFonts w:ascii="Times New Roman" w:cs="Times New Roman" w:eastAsia="Times New Roman" w:hAnsi="Times New Roman"/>
+                <w:b w:val="false"/>
+                <w:bCs w:val="false"/>
+                <w:i w:val="false"/>
+                <w:iCs w:val="false"/>
+                <w:color w:val="000000"/>
+                <w:sz w:val="22"/>
+                <w:szCs w:val="22"/>
+              </w:rPr>
+              <w:t xml:space="preserve">GET</w:t>
+            </w:r>
+          </w:p>
+        </w:tc>
+        <w:tc>
+          <w:tcPr>
+            <w:tcMar>
+              <w:top w:type="dxa" w:w="100"/>
+              <w:left w:type="dxa" w:w="140"/>
+              <w:bottom w:type="dxa" w:w="100"/>
+              <w:right w:type="dxa" w:w="140"/>
+            </w:tcMar>
+          </w:tcPr>
+          <w:p>
+            <w:pPr>
+              <w:spacing w:after="60" w:before="60"/>
+              <w:jc w:val="left"/>
+            </w:pPr>
+            <w:r>
+              <w:rPr>
+                <w:rFonts w:ascii="Times New Roman" w:cs="Times New Roman" w:eastAsia="Times New Roman" w:hAnsi="Times New Roman"/>
+                <w:b w:val="false"/>
+                <w:bCs w:val="false"/>
+                <w:i w:val="false"/>
+                <w:iCs w:val="false"/>
+                <w:color w:val="000000"/>
+                <w:sz w:val="22"/>
+                <w:szCs w:val="22"/>
+              </w:rPr>
+              <w:t xml:space="preserve">HR, ADMIN</w:t>
+            </w:r>
+          </w:p>
+        </w:tc>
+        <w:tc>
+          <w:tcPr>
+            <w:tcMar>
+              <w:top w:type="dxa" w:w="100"/>
+              <w:left w:type="dxa" w:w="140"/>
+              <w:bottom w:type="dxa" w:w="100"/>
+              <w:right w:type="dxa" w:w="140"/>
+            </w:tcMar>
+          </w:tcPr>
+          <w:p>
+            <w:pPr>
+              <w:spacing w:after="60" w:before="60"/>
+              <w:jc w:val="left"/>
+            </w:pPr>
+            <w:r>
+              <w:rPr>
+                <w:rFonts w:ascii="Times New Roman" w:cs="Times New Roman" w:eastAsia="Times New Roman" w:hAnsi="Times New Roman"/>
+                <w:b w:val="false"/>
+                <w:bCs w:val="false"/>
+                <w:i w:val="false"/>
+                <w:iCs w:val="false"/>
+                <w:color w:val="000000"/>
+                <w:sz w:val="22"/>
+                <w:szCs w:val="22"/>
+              </w:rPr>
+              <w:t xml:space="preserve">Báo cáo Thống kê Biểu 03: Đơn vị x Trình độ Chuyên môn &amp; LLCT (Excel)</w:t>
             </w:r>
           </w:p>
         </w:tc>
@@ -33216,112 +36829,112 @@
           </w:p>
           <w:p>
             <w:pPr>
-              <w:spacing w:after="0" w:before="0" w:line="240"/>
+              <w:spacing w:after="0" w:before="0" w:line="220"/>
             </w:pPr>
             <w:r>
               <w:rPr>
                 <w:rFonts w:ascii="Consolas" w:cs="Consolas" w:eastAsia="Consolas" w:hAnsi="Consolas"/>
                 <w:color w:val="000000"/>
-                <w:sz w:val="19"/>
-                <w:szCs w:val="19"/>
+                <w:sz w:val="18"/>
+                <w:szCs w:val="18"/>
               </w:rPr>
               <w:t xml:space="preserve">{</w:t>
             </w:r>
           </w:p>
           <w:p>
             <w:pPr>
-              <w:spacing w:after="0" w:before="0" w:line="240"/>
+              <w:spacing w:after="0" w:before="0" w:line="220"/>
             </w:pPr>
             <w:r>
               <w:rPr>
                 <w:rFonts w:ascii="Consolas" w:cs="Consolas" w:eastAsia="Consolas" w:hAnsi="Consolas"/>
                 <w:color w:val="000000"/>
-                <w:sz w:val="19"/>
-                <w:szCs w:val="19"/>
+                <w:sz w:val="18"/>
+                <w:szCs w:val="18"/>
               </w:rPr>
               <w:t xml:space="preserve">  "statusCode": 403,</w:t>
             </w:r>
           </w:p>
           <w:p>
             <w:pPr>
-              <w:spacing w:after="0" w:before="0" w:line="240"/>
+              <w:spacing w:after="0" w:before="0" w:line="220"/>
             </w:pPr>
             <w:r>
               <w:rPr>
                 <w:rFonts w:ascii="Consolas" w:cs="Consolas" w:eastAsia="Consolas" w:hAnsi="Consolas"/>
                 <w:color w:val="000000"/>
-                <w:sz w:val="19"/>
-                <w:szCs w:val="19"/>
+                <w:sz w:val="18"/>
+                <w:szCs w:val="18"/>
               </w:rPr>
               <w:t xml:space="preserve">  "code": "SPACE_FORBIDDEN",</w:t>
             </w:r>
           </w:p>
           <w:p>
             <w:pPr>
-              <w:spacing w:after="0" w:before="0" w:line="240"/>
+              <w:spacing w:after="0" w:before="0" w:line="220"/>
             </w:pPr>
             <w:r>
               <w:rPr>
                 <w:rFonts w:ascii="Consolas" w:cs="Consolas" w:eastAsia="Consolas" w:hAnsi="Consolas"/>
                 <w:color w:val="000000"/>
-                <w:sz w:val="19"/>
-                <w:szCs w:val="19"/>
+                <w:sz w:val="18"/>
+                <w:szCs w:val="18"/>
               </w:rPr>
               <w:t xml:space="preserve">  "message": "Bạn không có quyền đọc Space này",</w:t>
             </w:r>
           </w:p>
           <w:p>
             <w:pPr>
-              <w:spacing w:after="0" w:before="0" w:line="240"/>
+              <w:spacing w:after="0" w:before="0" w:line="220"/>
             </w:pPr>
             <w:r>
               <w:rPr>
                 <w:rFonts w:ascii="Consolas" w:cs="Consolas" w:eastAsia="Consolas" w:hAnsi="Consolas"/>
                 <w:color w:val="000000"/>
-                <w:sz w:val="19"/>
-                <w:szCs w:val="19"/>
+                <w:sz w:val="18"/>
+                <w:szCs w:val="18"/>
               </w:rPr>
               <w:t xml:space="preserve">  "path": "/api/v1/articles/9f2c...",</w:t>
             </w:r>
           </w:p>
           <w:p>
             <w:pPr>
-              <w:spacing w:after="0" w:before="0" w:line="240"/>
+              <w:spacing w:after="0" w:before="0" w:line="220"/>
             </w:pPr>
             <w:r>
               <w:rPr>
                 <w:rFonts w:ascii="Consolas" w:cs="Consolas" w:eastAsia="Consolas" w:hAnsi="Consolas"/>
                 <w:color w:val="000000"/>
-                <w:sz w:val="19"/>
-                <w:szCs w:val="19"/>
+                <w:sz w:val="18"/>
+                <w:szCs w:val="18"/>
               </w:rPr>
               <w:t xml:space="preserve">  "requestId": "req_a1b2c3",</w:t>
             </w:r>
           </w:p>
           <w:p>
             <w:pPr>
-              <w:spacing w:after="0" w:before="0" w:line="240"/>
+              <w:spacing w:after="0" w:before="0" w:line="220"/>
             </w:pPr>
             <w:r>
               <w:rPr>
                 <w:rFonts w:ascii="Consolas" w:cs="Consolas" w:eastAsia="Consolas" w:hAnsi="Consolas"/>
                 <w:color w:val="000000"/>
-                <w:sz w:val="19"/>
-                <w:szCs w:val="19"/>
+                <w:sz w:val="18"/>
+                <w:szCs w:val="18"/>
               </w:rPr>
               <w:t xml:space="preserve">  "timestamp": "2026-08-23T12:00:00.000Z"</w:t>
             </w:r>
           </w:p>
           <w:p>
             <w:pPr>
-              <w:spacing w:after="0" w:before="0" w:line="240"/>
+              <w:spacing w:after="0" w:before="0" w:line="220"/>
             </w:pPr>
             <w:r>
               <w:rPr>
                 <w:rFonts w:ascii="Consolas" w:cs="Consolas" w:eastAsia="Consolas" w:hAnsi="Consolas"/>
                 <w:color w:val="000000"/>
-                <w:sz w:val="19"/>
-                <w:szCs w:val="19"/>
+                <w:sz w:val="18"/>
+                <w:szCs w:val="18"/>
               </w:rPr>
               <w:t xml:space="preserve">}</w:t>
             </w:r>
@@ -33421,84 +37034,84 @@
           </w:p>
           <w:p>
             <w:pPr>
-              <w:spacing w:after="0" w:before="0" w:line="240"/>
+              <w:spacing w:after="0" w:before="0" w:line="220"/>
             </w:pPr>
             <w:r>
               <w:rPr>
                 <w:rFonts w:ascii="Consolas" w:cs="Consolas" w:eastAsia="Consolas" w:hAnsi="Consolas"/>
                 <w:color w:val="000000"/>
-                <w:sz w:val="19"/>
-                <w:szCs w:val="19"/>
+                <w:sz w:val="18"/>
+                <w:szCs w:val="18"/>
               </w:rPr>
               <w:t xml:space="preserve">Tác giả soạn (TipTap) ──PUT /articles/:id──▶ sinh ArticleVersion (n+1), status=DRAFT</w:t>
             </w:r>
           </w:p>
           <w:p>
             <w:pPr>
-              <w:spacing w:after="0" w:before="0" w:line="240"/>
+              <w:spacing w:after="0" w:before="0" w:line="220"/>
             </w:pPr>
             <w:r>
               <w:rPr>
                 <w:rFonts w:ascii="Consolas" w:cs="Consolas" w:eastAsia="Consolas" w:hAnsi="Consolas"/>
                 <w:color w:val="000000"/>
-                <w:sz w:val="19"/>
-                <w:szCs w:val="19"/>
+                <w:sz w:val="18"/>
+                <w:szCs w:val="18"/>
               </w:rPr>
               <w:t xml:space="preserve">   ──POST /submit──▶ status=PENDING_REVIEW + review(SUBMIT) + notify(MANAGER Space, KM_MANAGER)</w:t>
             </w:r>
           </w:p>
           <w:p>
             <w:pPr>
-              <w:spacing w:after="0" w:before="0" w:line="240"/>
+              <w:spacing w:after="0" w:before="0" w:line="220"/>
             </w:pPr>
             <w:r>
               <w:rPr>
                 <w:rFonts w:ascii="Consolas" w:cs="Consolas" w:eastAsia="Consolas" w:hAnsi="Consolas"/>
                 <w:color w:val="000000"/>
-                <w:sz w:val="19"/>
-                <w:szCs w:val="19"/>
+                <w:sz w:val="18"/>
+                <w:szCs w:val="18"/>
               </w:rPr>
               <w:t xml:space="preserve">Reviewer mở hộp duyệt ──GET /reviews/pending──▶ POST /review {action}</w:t>
             </w:r>
           </w:p>
           <w:p>
             <w:pPr>
-              <w:spacing w:after="0" w:before="0" w:line="240"/>
+              <w:spacing w:after="0" w:before="0" w:line="220"/>
             </w:pPr>
             <w:r>
               <w:rPr>
                 <w:rFonts w:ascii="Consolas" w:cs="Consolas" w:eastAsia="Consolas" w:hAnsi="Consolas"/>
                 <w:color w:val="000000"/>
-                <w:sz w:val="19"/>
-                <w:szCs w:val="19"/>
+                <w:sz w:val="18"/>
+                <w:szCs w:val="18"/>
               </w:rPr>
               <w:t xml:space="preserve">   ├─ APPROVE         ─▶ status=PUBLISHED, published_at=now, notify(tác giả), audit(APPROVE)</w:t>
             </w:r>
           </w:p>
           <w:p>
             <w:pPr>
-              <w:spacing w:after="0" w:before="0" w:line="240"/>
+              <w:spacing w:after="0" w:before="0" w:line="220"/>
             </w:pPr>
             <w:r>
               <w:rPr>
                 <w:rFonts w:ascii="Consolas" w:cs="Consolas" w:eastAsia="Consolas" w:hAnsi="Consolas"/>
                 <w:color w:val="000000"/>
-                <w:sz w:val="19"/>
-                <w:szCs w:val="19"/>
+                <w:sz w:val="18"/>
+                <w:szCs w:val="18"/>
               </w:rPr>
               <w:t xml:space="preserve">   └─ REQUEST_CHANGES ─▶ status=DRAFT + comment, notify(tác giả), audit(REQUEST_CHANGES)</w:t>
             </w:r>
           </w:p>
           <w:p>
             <w:pPr>
-              <w:spacing w:after="0" w:before="0" w:line="240"/>
+              <w:spacing w:after="0" w:before="0" w:line="220"/>
             </w:pPr>
             <w:r>
               <w:rPr>
                 <w:rFonts w:ascii="Consolas" w:cs="Consolas" w:eastAsia="Consolas" w:hAnsi="Consolas"/>
                 <w:color w:val="000000"/>
-                <w:sz w:val="19"/>
-                <w:szCs w:val="19"/>
+                <w:sz w:val="18"/>
+                <w:szCs w:val="18"/>
               </w:rPr>
               <w:t xml:space="preserve">Mọi bước ghi article_reviews + audit_logs → timeline hiển thị "ai, lúc nào, ý kiến gì"</w:t>
             </w:r>
@@ -33579,70 +37192,70 @@
           </w:p>
           <w:p>
             <w:pPr>
-              <w:spacing w:after="0" w:before="0" w:line="240"/>
+              <w:spacing w:after="0" w:before="0" w:line="220"/>
             </w:pPr>
             <w:r>
               <w:rPr>
                 <w:rFonts w:ascii="Consolas" w:cs="Consolas" w:eastAsia="Consolas" w:hAnsi="Consolas"/>
                 <w:color w:val="000000"/>
-                <w:sz w:val="19"/>
-                <w:szCs w:val="19"/>
+                <w:sz w:val="18"/>
+                <w:szCs w:val="18"/>
               </w:rPr>
               <w:t xml:space="preserve">Gõ từ khóa ──GET /search?q=java+runbook──▶ SearchService</w:t>
             </w:r>
           </w:p>
           <w:p>
             <w:pPr>
-              <w:spacing w:after="0" w:before="0" w:line="240"/>
+              <w:spacing w:after="0" w:before="0" w:line="220"/>
             </w:pPr>
             <w:r>
               <w:rPr>
                 <w:rFonts w:ascii="Consolas" w:cs="Consolas" w:eastAsia="Consolas" w:hAnsi="Consolas"/>
                 <w:color w:val="000000"/>
-                <w:sz w:val="19"/>
-                <w:szCs w:val="19"/>
+                <w:sz w:val="18"/>
+                <w:szCs w:val="18"/>
               </w:rPr>
               <w:t xml:space="preserve">   ──▶ PostgreSQL: WHERE visibility-ok AND (title_trgm % q OR content_tsv @@ q::tsquery)</w:t>
             </w:r>
           </w:p>
           <w:p>
             <w:pPr>
-              <w:spacing w:after="0" w:before="0" w:line="240"/>
+              <w:spacing w:after="0" w:before="0" w:line="220"/>
             </w:pPr>
             <w:r>
               <w:rPr>
                 <w:rFonts w:ascii="Consolas" w:cs="Consolas" w:eastAsia="Consolas" w:hAnsi="Consolas"/>
                 <w:color w:val="000000"/>
-                <w:sz w:val="19"/>
-                <w:szCs w:val="19"/>
+                <w:sz w:val="18"/>
+                <w:szCs w:val="18"/>
               </w:rPr>
               <w:t xml:space="preserve">       ORDER BY rank (ts_rank + trọng số tiêu đề) LIMIT 20</w:t>
             </w:r>
           </w:p>
           <w:p>
             <w:pPr>
-              <w:spacing w:after="0" w:before="0" w:line="240"/>
+              <w:spacing w:after="0" w:before="0" w:line="220"/>
             </w:pPr>
             <w:r>
               <w:rPr>
                 <w:rFonts w:ascii="Consolas" w:cs="Consolas" w:eastAsia="Consolas" w:hAnsi="Consolas"/>
                 <w:color w:val="000000"/>
-                <w:sz w:val="19"/>
-                <w:szCs w:val="19"/>
+                <w:sz w:val="18"/>
+                <w:szCs w:val="18"/>
               </w:rPr>
               <w:t xml:space="preserve">   ──▶ trả DTO rút gọn (highlight đoạn khớp) ──▶ FE render danh sách &lt; 1s</w:t>
             </w:r>
           </w:p>
           <w:p>
             <w:pPr>
-              <w:spacing w:after="0" w:before="0" w:line="240"/>
+              <w:spacing w:after="0" w:before="0" w:line="220"/>
             </w:pPr>
             <w:r>
               <w:rPr>
                 <w:rFonts w:ascii="Consolas" w:cs="Consolas" w:eastAsia="Consolas" w:hAnsi="Consolas"/>
                 <w:color w:val="000000"/>
-                <w:sz w:val="19"/>
-                <w:szCs w:val="19"/>
+                <w:sz w:val="18"/>
+                <w:szCs w:val="18"/>
               </w:rPr>
               <w:t xml:space="preserve">Phạm vi: chỉ index bài PUBLISHED + Space mà người dùng được nhìn thấy (lọc SQL, không lọc FE)</w:t>
             </w:r>
@@ -33723,56 +37336,56 @@
           </w:p>
           <w:p>
             <w:pPr>
-              <w:spacing w:after="0" w:before="0" w:line="240"/>
+              <w:spacing w:after="0" w:before="0" w:line="220"/>
             </w:pPr>
             <w:r>
               <w:rPr>
                 <w:rFonts w:ascii="Consolas" w:cs="Consolas" w:eastAsia="Consolas" w:hAnsi="Consolas"/>
                 <w:color w:val="000000"/>
-                <w:sz w:val="19"/>
-                <w:szCs w:val="19"/>
+                <w:sz w:val="18"/>
+                <w:szCs w:val="18"/>
               </w:rPr>
               <w:t xml:space="preserve">login ──▶ bcrypt.compare → sai: failed_login_attempts++ (≥5 → LOCKED 15')</w:t>
             </w:r>
           </w:p>
           <w:p>
             <w:pPr>
-              <w:spacing w:after="0" w:before="0" w:line="240"/>
+              <w:spacing w:after="0" w:before="0" w:line="220"/>
             </w:pPr>
             <w:r>
               <w:rPr>
                 <w:rFonts w:ascii="Consolas" w:cs="Consolas" w:eastAsia="Consolas" w:hAnsi="Consolas"/>
                 <w:color w:val="000000"/>
-                <w:sz w:val="19"/>
-                <w:szCs w:val="19"/>
+                <w:sz w:val="18"/>
+                <w:szCs w:val="18"/>
               </w:rPr>
               <w:t xml:space="preserve">      └─▶ đúng: reset counter, cấp access(15') + refresh(7', lưu hash DB)</w:t>
             </w:r>
           </w:p>
           <w:p>
             <w:pPr>
-              <w:spacing w:after="0" w:before="0" w:line="240"/>
+              <w:spacing w:after="0" w:before="0" w:line="220"/>
             </w:pPr>
             <w:r>
               <w:rPr>
                 <w:rFonts w:ascii="Consolas" w:cs="Consolas" w:eastAsia="Consolas" w:hAnsi="Consolas"/>
                 <w:color w:val="000000"/>
-                <w:sz w:val="19"/>
-                <w:szCs w:val="19"/>
+                <w:sz w:val="18"/>
+                <w:szCs w:val="18"/>
               </w:rPr>
               <w:t xml:space="preserve">FE axios interceptor: 401 → POST /auth/refresh (1 lần) → retry request gốc</w:t>
             </w:r>
           </w:p>
           <w:p>
             <w:pPr>
-              <w:spacing w:after="0" w:before="0" w:line="240"/>
+              <w:spacing w:after="0" w:before="0" w:line="220"/>
             </w:pPr>
             <w:r>
               <w:rPr>
                 <w:rFonts w:ascii="Consolas" w:cs="Consolas" w:eastAsia="Consolas" w:hAnsi="Consolas"/>
                 <w:color w:val="000000"/>
-                <w:sz w:val="19"/>
-                <w:szCs w:val="19"/>
+                <w:sz w:val="18"/>
+                <w:szCs w:val="18"/>
               </w:rPr>
               <w:t xml:space="preserve">logout/admin khóa → revoked_at hoặc status≠ACTIVE → mọi token kế tiếp bị chặn ở Guard</w:t>
             </w:r>
@@ -33853,140 +37466,140 @@
           </w:p>
           <w:p>
             <w:pPr>
-              <w:spacing w:after="0" w:before="0" w:line="240"/>
+              <w:spacing w:after="0" w:before="0" w:line="220"/>
             </w:pPr>
             <w:r>
               <w:rPr>
                 <w:rFonts w:ascii="Consolas" w:cs="Consolas" w:eastAsia="Consolas" w:hAnsi="Consolas"/>
                 <w:color w:val="000000"/>
-                <w:sz w:val="19"/>
-                <w:szCs w:val="19"/>
+                <w:sz w:val="18"/>
+                <w:szCs w:val="18"/>
               </w:rPr>
               <w:t xml:space="preserve">Kiosk ──GET /attendance/kiosk/token──▶ token ký HMAC {kiosk_id, iat, jti}, TTL 30s → render QR</w:t>
             </w:r>
           </w:p>
           <w:p>
             <w:pPr>
-              <w:spacing w:after="0" w:before="0" w:line="240"/>
+              <w:spacing w:after="0" w:before="0" w:line="220"/>
             </w:pPr>
             <w:r>
               <w:rPr>
                 <w:rFonts w:ascii="Consolas" w:cs="Consolas" w:eastAsia="Consolas" w:hAnsi="Consolas"/>
                 <w:color w:val="000000"/>
-                <w:sz w:val="19"/>
-                <w:szCs w:val="19"/>
+                <w:sz w:val="18"/>
+                <w:szCs w:val="18"/>
               </w:rPr>
               <w:t xml:space="preserve">   (kiosk tự gọi lại mỗi 30s → mã trên màn hình luôn xoay, chặn chụp ảnh tái sử dụng)</w:t>
             </w:r>
           </w:p>
           <w:p>
             <w:pPr>
-              <w:spacing w:after="0" w:before="0" w:line="240"/>
+              <w:spacing w:after="0" w:before="0" w:line="220"/>
             </w:pPr>
             <w:r>
               <w:rPr>
                 <w:rFonts w:ascii="Consolas" w:cs="Consolas" w:eastAsia="Consolas" w:hAnsi="Consolas"/>
                 <w:color w:val="000000"/>
-                <w:sz w:val="19"/>
-                <w:szCs w:val="19"/>
+                <w:sz w:val="18"/>
+                <w:szCs w:val="18"/>
               </w:rPr>
               <w:t xml:space="preserve">Nhân viên quét bằng camera điện thoại → mở deep-link /check-in?token=... → FE xác nhận</w:t>
             </w:r>
           </w:p>
           <w:p>
             <w:pPr>
-              <w:spacing w:after="0" w:before="0" w:line="240"/>
+              <w:spacing w:after="0" w:before="0" w:line="220"/>
             </w:pPr>
             <w:r>
               <w:rPr>
                 <w:rFonts w:ascii="Consolas" w:cs="Consolas" w:eastAsia="Consolas" w:hAnsi="Consolas"/>
                 <w:color w:val="000000"/>
-                <w:sz w:val="19"/>
-                <w:szCs w:val="19"/>
+                <w:sz w:val="18"/>
+                <w:szCs w:val="18"/>
               </w:rPr>
               <w:t xml:space="preserve">   ──POST /attendance/check-in {qr_token}──▶ API:</w:t>
             </w:r>
           </w:p>
           <w:p>
             <w:pPr>
-              <w:spacing w:after="0" w:before="0" w:line="240"/>
+              <w:spacing w:after="0" w:before="0" w:line="220"/>
             </w:pPr>
             <w:r>
               <w:rPr>
                 <w:rFonts w:ascii="Consolas" w:cs="Consolas" w:eastAsia="Consolas" w:hAnsi="Consolas"/>
                 <w:color w:val="000000"/>
-                <w:sz w:val="19"/>
-                <w:szCs w:val="19"/>
+                <w:sz w:val="18"/>
+                <w:szCs w:val="18"/>
               </w:rPr>
               <w:t xml:space="preserve">      verify chữ ký + TTL ≤ 60s + jti chưa dùng + chưa check-in trong ±2 phút</w:t>
             </w:r>
           </w:p>
           <w:p>
             <w:pPr>
-              <w:spacing w:after="0" w:before="0" w:line="240"/>
+              <w:spacing w:after="0" w:before="0" w:line="220"/>
             </w:pPr>
             <w:r>
               <w:rPr>
                 <w:rFonts w:ascii="Consolas" w:cs="Consolas" w:eastAsia="Consolas" w:hAnsi="Consolas"/>
                 <w:color w:val="000000"/>
-                <w:sz w:val="19"/>
-                <w:szCs w:val="19"/>
+                <w:sz w:val="18"/>
+                <w:szCs w:val="18"/>
               </w:rPr>
               <w:t xml:space="preserve">      → INSERT attendance_events(source=QR, device=kiosk) [append-only]</w:t>
             </w:r>
           </w:p>
           <w:p>
             <w:pPr>
-              <w:spacing w:after="0" w:before="0" w:line="240"/>
+              <w:spacing w:after="0" w:before="0" w:line="220"/>
             </w:pPr>
             <w:r>
               <w:rPr>
                 <w:rFonts w:ascii="Consolas" w:cs="Consolas" w:eastAsia="Consolas" w:hAnsi="Consolas"/>
                 <w:color w:val="000000"/>
-                <w:sz w:val="19"/>
-                <w:szCs w:val="19"/>
+                <w:sz w:val="18"/>
+                <w:szCs w:val="18"/>
               </w:rPr>
               <w:t xml:space="preserve">      → event handler tổng hợp attendance_days (first_in/late_minutes...)</w:t>
             </w:r>
           </w:p>
           <w:p>
             <w:pPr>
-              <w:spacing w:after="0" w:before="0" w:line="240"/>
+              <w:spacing w:after="0" w:before="0" w:line="220"/>
             </w:pPr>
             <w:r>
               <w:rPr>
                 <w:rFonts w:ascii="Consolas" w:cs="Consolas" w:eastAsia="Consolas" w:hAnsi="Consolas"/>
                 <w:color w:val="000000"/>
-                <w:sz w:val="19"/>
-                <w:szCs w:val="19"/>
+                <w:sz w:val="18"/>
+                <w:szCs w:val="18"/>
               </w:rPr>
               <w:t xml:space="preserve">      → phản hồi "Chấm công 08:02 ✓" + hiện trên bảng công và dashboard</w:t>
             </w:r>
           </w:p>
           <w:p>
             <w:pPr>
-              <w:spacing w:after="0" w:before="0" w:line="240"/>
+              <w:spacing w:after="0" w:before="0" w:line="220"/>
             </w:pPr>
             <w:r>
               <w:rPr>
                 <w:rFonts w:ascii="Consolas" w:cs="Consolas" w:eastAsia="Consolas" w:hAnsi="Consolas"/>
                 <w:color w:val="000000"/>
-                <w:sz w:val="19"/>
-                <w:szCs w:val="19"/>
+                <w:sz w:val="18"/>
+                <w:szCs w:val="18"/>
               </w:rPr>
               <w:t xml:space="preserve">Sự kiện từ máy chấm công đi cùng đường: MACHINE_WEBHOOK (HMAC header) hoặc CSV import</w:t>
             </w:r>
           </w:p>
           <w:p>
             <w:pPr>
-              <w:spacing w:after="0" w:before="0" w:line="240"/>
+              <w:spacing w:after="0" w:before="0" w:line="220"/>
             </w:pPr>
             <w:r>
               <w:rPr>
                 <w:rFonts w:ascii="Consolas" w:cs="Consolas" w:eastAsia="Consolas" w:hAnsi="Consolas"/>
                 <w:color w:val="000000"/>
-                <w:sz w:val="19"/>
-                <w:szCs w:val="19"/>
+                <w:sz w:val="18"/>
+                <w:szCs w:val="18"/>
               </w:rPr>
               <w:t xml:space="preserve">   → cùng đổ vào attendance_events → cùng một bộ tổng hợp → một nguồn sự thật</w:t>
             </w:r>
@@ -37416,700 +41029,700 @@
           </w:p>
           <w:p>
             <w:pPr>
-              <w:spacing w:after="0" w:before="0" w:line="240"/>
+              <w:spacing w:after="0" w:before="0" w:line="220"/>
             </w:pPr>
             <w:r>
               <w:rPr>
                 <w:rFonts w:ascii="Consolas" w:cs="Consolas" w:eastAsia="Consolas" w:hAnsi="Consolas"/>
                 <w:color w:val="000000"/>
-                <w:sz w:val="19"/>
-                <w:szCs w:val="19"/>
+                <w:sz w:val="18"/>
+                <w:szCs w:val="18"/>
               </w:rPr>
               <w:t xml:space="preserve">kms-saigon-technology/</w:t>
             </w:r>
           </w:p>
           <w:p>
             <w:pPr>
-              <w:spacing w:after="0" w:before="0" w:line="240"/>
+              <w:spacing w:after="0" w:before="0" w:line="220"/>
             </w:pPr>
             <w:r>
               <w:rPr>
                 <w:rFonts w:ascii="Consolas" w:cs="Consolas" w:eastAsia="Consolas" w:hAnsi="Consolas"/>
                 <w:color w:val="000000"/>
-                <w:sz w:val="19"/>
-                <w:szCs w:val="19"/>
+                <w:sz w:val="18"/>
+                <w:szCs w:val="18"/>
               </w:rPr>
               <w:t xml:space="preserve">├── README.md                     # Quickstart ≤ 5 bước, bảng .env, tài khoản demo, troubleshooting</w:t>
             </w:r>
           </w:p>
           <w:p>
             <w:pPr>
-              <w:spacing w:after="0" w:before="0" w:line="240"/>
+              <w:spacing w:after="0" w:before="0" w:line="220"/>
             </w:pPr>
             <w:r>
               <w:rPr>
                 <w:rFonts w:ascii="Consolas" w:cs="Consolas" w:eastAsia="Consolas" w:hAnsi="Consolas"/>
                 <w:color w:val="000000"/>
-                <w:sz w:val="19"/>
-                <w:szCs w:val="19"/>
+                <w:sz w:val="18"/>
+                <w:szCs w:val="18"/>
               </w:rPr>
               <w:t xml:space="preserve">├── docker-compose.yml            # 3 service: db, api, web — giá trị mặc định an toàn (${VAR:-default})</w:t>
             </w:r>
           </w:p>
           <w:p>
             <w:pPr>
-              <w:spacing w:after="0" w:before="0" w:line="240"/>
+              <w:spacing w:after="0" w:before="0" w:line="220"/>
             </w:pPr>
             <w:r>
               <w:rPr>
                 <w:rFonts w:ascii="Consolas" w:cs="Consolas" w:eastAsia="Consolas" w:hAnsi="Consolas"/>
                 <w:color w:val="000000"/>
-                <w:sz w:val="19"/>
-                <w:szCs w:val="19"/>
+                <w:sz w:val="18"/>
+                <w:szCs w:val="18"/>
               </w:rPr>
               <w:t xml:space="preserve">├── docker-compose.override.yml   # Ghi đè cho dev: hot-reload, expose cổng db (không ảnh hưởng prod)</w:t>
             </w:r>
           </w:p>
           <w:p>
             <w:pPr>
-              <w:spacing w:after="0" w:before="0" w:line="240"/>
+              <w:spacing w:after="0" w:before="0" w:line="220"/>
             </w:pPr>
             <w:r>
               <w:rPr>
                 <w:rFonts w:ascii="Consolas" w:cs="Consolas" w:eastAsia="Consolas" w:hAnsi="Consolas"/>
                 <w:color w:val="000000"/>
-                <w:sz w:val="19"/>
-                <w:szCs w:val="19"/>
+                <w:sz w:val="18"/>
+                <w:szCs w:val="18"/>
               </w:rPr>
               <w:t xml:space="preserve">├── .env.example                  # Toàn bộ biến cấu hình + chú thích từng biến</w:t>
             </w:r>
           </w:p>
           <w:p>
             <w:pPr>
-              <w:spacing w:after="0" w:before="0" w:line="240"/>
+              <w:spacing w:after="0" w:before="0" w:line="220"/>
             </w:pPr>
             <w:r>
               <w:rPr>
                 <w:rFonts w:ascii="Consolas" w:cs="Consolas" w:eastAsia="Consolas" w:hAnsi="Consolas"/>
                 <w:color w:val="000000"/>
-                <w:sz w:val="19"/>
-                <w:szCs w:val="19"/>
+                <w:sz w:val="18"/>
+                <w:szCs w:val="18"/>
               </w:rPr>
               <w:t xml:space="preserve">├── .editorconfig  .gitattributes  .gitignore</w:t>
             </w:r>
           </w:p>
           <w:p>
             <w:pPr>
-              <w:spacing w:after="0" w:before="0" w:line="240"/>
+              <w:spacing w:after="0" w:before="0" w:line="220"/>
             </w:pPr>
             <w:r>
               <w:rPr>
                 <w:rFonts w:ascii="Consolas" w:cs="Consolas" w:eastAsia="Consolas" w:hAnsi="Consolas"/>
                 <w:color w:val="000000"/>
-                <w:sz w:val="19"/>
-                <w:szCs w:val="19"/>
+                <w:sz w:val="18"/>
+                <w:szCs w:val="18"/>
               </w:rPr>
               <w:t xml:space="preserve">├── Makefile                      # make up / down / logs / reset / seed / simulate (wrapper cho compose)</w:t>
             </w:r>
           </w:p>
           <w:p>
             <w:pPr>
-              <w:spacing w:after="0" w:before="0" w:line="240"/>
+              <w:spacing w:after="0" w:before="0" w:line="220"/>
             </w:pPr>
             <w:r>
               <w:rPr>
                 <w:rFonts w:ascii="Consolas" w:cs="Consolas" w:eastAsia="Consolas" w:hAnsi="Consolas"/>
                 <w:color w:val="000000"/>
-                <w:sz w:val="19"/>
-                <w:szCs w:val="19"/>
+                <w:sz w:val="18"/>
+                <w:szCs w:val="18"/>
               </w:rPr>
               <w:t xml:space="preserve">├── docs/</w:t>
             </w:r>
           </w:p>
           <w:p>
             <w:pPr>
-              <w:spacing w:after="0" w:before="0" w:line="240"/>
+              <w:spacing w:after="0" w:before="0" w:line="220"/>
             </w:pPr>
             <w:r>
               <w:rPr>
                 <w:rFonts w:ascii="Consolas" w:cs="Consolas" w:eastAsia="Consolas" w:hAnsi="Consolas"/>
                 <w:color w:val="000000"/>
-                <w:sz w:val="19"/>
-                <w:szCs w:val="19"/>
+                <w:sz w:val="18"/>
+                <w:szCs w:val="18"/>
               </w:rPr>
               <w:t xml:space="preserve">│   ├── KMS_PLAN.md               # Chính là tài liệu kế hoạch này</w:t>
             </w:r>
           </w:p>
           <w:p>
             <w:pPr>
-              <w:spacing w:after="0" w:before="0" w:line="240"/>
+              <w:spacing w:after="0" w:before="0" w:line="220"/>
             </w:pPr>
             <w:r>
               <w:rPr>
                 <w:rFonts w:ascii="Consolas" w:cs="Consolas" w:eastAsia="Consolas" w:hAnsi="Consolas"/>
                 <w:color w:val="000000"/>
-                <w:sz w:val="19"/>
-                <w:szCs w:val="19"/>
+                <w:sz w:val="18"/>
+                <w:szCs w:val="18"/>
               </w:rPr>
               <w:t xml:space="preserve">│   ├── DEMO_SCRIPT.md            # Kịch bản demo 10 phút</w:t>
             </w:r>
           </w:p>
           <w:p>
             <w:pPr>
-              <w:spacing w:after="0" w:before="0" w:line="240"/>
+              <w:spacing w:after="0" w:before="0" w:line="220"/>
             </w:pPr>
             <w:r>
               <w:rPr>
                 <w:rFonts w:ascii="Consolas" w:cs="Consolas" w:eastAsia="Consolas" w:hAnsi="Consolas"/>
                 <w:color w:val="000000"/>
-                <w:sz w:val="19"/>
-                <w:szCs w:val="19"/>
+                <w:sz w:val="18"/>
+                <w:szCs w:val="18"/>
               </w:rPr>
               <w:t xml:space="preserve">│   ├── api/                      # Ghi chú bổ sung cho OpenAPI (ví dụ curl, định dạng webhook/CSV)</w:t>
             </w:r>
           </w:p>
           <w:p>
             <w:pPr>
-              <w:spacing w:after="0" w:before="0" w:line="240"/>
+              <w:spacing w:after="0" w:before="0" w:line="220"/>
             </w:pPr>
             <w:r>
               <w:rPr>
                 <w:rFonts w:ascii="Consolas" w:cs="Consolas" w:eastAsia="Consolas" w:hAnsi="Consolas"/>
                 <w:color w:val="000000"/>
-                <w:sz w:val="19"/>
-                <w:szCs w:val="19"/>
+                <w:sz w:val="18"/>
+                <w:szCs w:val="18"/>
               </w:rPr>
               <w:t xml:space="preserve">│   └── adr/                      # Architecture Decision Records ngắn (chọn stack, FTS, auth, face…)</w:t>
             </w:r>
           </w:p>
           <w:p>
             <w:pPr>
-              <w:spacing w:after="0" w:before="0" w:line="240"/>
+              <w:spacing w:after="0" w:before="0" w:line="220"/>
             </w:pPr>
             <w:r>
               <w:rPr>
                 <w:rFonts w:ascii="Consolas" w:cs="Consolas" w:eastAsia="Consolas" w:hAnsi="Consolas"/>
                 <w:color w:val="000000"/>
-                <w:sz w:val="19"/>
-                <w:szCs w:val="19"/>
+                <w:sz w:val="18"/>
+                <w:szCs w:val="18"/>
               </w:rPr>
               <w:t xml:space="preserve">├── backend/</w:t>
             </w:r>
           </w:p>
           <w:p>
             <w:pPr>
-              <w:spacing w:after="0" w:before="0" w:line="240"/>
+              <w:spacing w:after="0" w:before="0" w:line="220"/>
             </w:pPr>
             <w:r>
               <w:rPr>
                 <w:rFonts w:ascii="Consolas" w:cs="Consolas" w:eastAsia="Consolas" w:hAnsi="Consolas"/>
                 <w:color w:val="000000"/>
-                <w:sz w:val="19"/>
-                <w:szCs w:val="19"/>
+                <w:sz w:val="18"/>
+                <w:szCs w:val="18"/>
               </w:rPr>
               <w:t xml:space="preserve">│   ├── Dockerfile                # Multi-stage: deps → build → runner (node:20-alpine, non-root user)</w:t>
             </w:r>
           </w:p>
           <w:p>
             <w:pPr>
-              <w:spacing w:after="0" w:before="0" w:line="240"/>
+              <w:spacing w:after="0" w:before="0" w:line="220"/>
             </w:pPr>
             <w:r>
               <w:rPr>
                 <w:rFonts w:ascii="Consolas" w:cs="Consolas" w:eastAsia="Consolas" w:hAnsi="Consolas"/>
                 <w:color w:val="000000"/>
-                <w:sz w:val="19"/>
-                <w:szCs w:val="19"/>
+                <w:sz w:val="18"/>
+                <w:szCs w:val="18"/>
               </w:rPr>
               <w:t xml:space="preserve">│   ├── package.json  tsconfig.json  nest-cli.json  .eslintrc.cjs</w:t>
             </w:r>
           </w:p>
           <w:p>
             <w:pPr>
-              <w:spacing w:after="0" w:before="0" w:line="240"/>
+              <w:spacing w:after="0" w:before="0" w:line="220"/>
             </w:pPr>
             <w:r>
               <w:rPr>
                 <w:rFonts w:ascii="Consolas" w:cs="Consolas" w:eastAsia="Consolas" w:hAnsi="Consolas"/>
                 <w:color w:val="000000"/>
-                <w:sz w:val="19"/>
-                <w:szCs w:val="19"/>
+                <w:sz w:val="18"/>
+                <w:szCs w:val="18"/>
               </w:rPr>
               <w:t xml:space="preserve">│   ├── prisma/</w:t>
             </w:r>
           </w:p>
           <w:p>
             <w:pPr>
-              <w:spacing w:after="0" w:before="0" w:line="240"/>
+              <w:spacing w:after="0" w:before="0" w:line="220"/>
             </w:pPr>
             <w:r>
               <w:rPr>
                 <w:rFonts w:ascii="Consolas" w:cs="Consolas" w:eastAsia="Consolas" w:hAnsi="Consolas"/>
                 <w:color w:val="000000"/>
-                <w:sz w:val="19"/>
-                <w:szCs w:val="19"/>
+                <w:sz w:val="18"/>
+                <w:szCs w:val="18"/>
               </w:rPr>
               <w:t xml:space="preserve">│   │   ├── schema.prisma         # 30 bảng như mục 4.3</w:t>
             </w:r>
           </w:p>
           <w:p>
             <w:pPr>
-              <w:spacing w:after="0" w:before="0" w:line="240"/>
+              <w:spacing w:after="0" w:before="0" w:line="220"/>
             </w:pPr>
             <w:r>
               <w:rPr>
                 <w:rFonts w:ascii="Consolas" w:cs="Consolas" w:eastAsia="Consolas" w:hAnsi="Consolas"/>
                 <w:color w:val="000000"/>
-                <w:sz w:val="19"/>
-                <w:szCs w:val="19"/>
+                <w:sz w:val="18"/>
+                <w:szCs w:val="18"/>
               </w:rPr>
               <w:t xml:space="preserve">│   │   ├── migrations/           # Migration versioned — tự chạy khi container khởi động</w:t>
             </w:r>
           </w:p>
           <w:p>
             <w:pPr>
-              <w:spacing w:after="0" w:before="0" w:line="240"/>
+              <w:spacing w:after="0" w:before="0" w:line="220"/>
             </w:pPr>
             <w:r>
               <w:rPr>
                 <w:rFonts w:ascii="Consolas" w:cs="Consolas" w:eastAsia="Consolas" w:hAnsi="Consolas"/>
                 <w:color w:val="000000"/>
-                <w:sz w:val="19"/>
-                <w:szCs w:val="19"/>
+                <w:sz w:val="18"/>
+                <w:szCs w:val="18"/>
               </w:rPr>
               <w:t xml:space="preserve">│   │   └── seed.ts               # Idempotent: chỉ seed khi DB rỗng (SEED_ON_FIRST_RUN=true)</w:t>
             </w:r>
           </w:p>
           <w:p>
             <w:pPr>
-              <w:spacing w:after="0" w:before="0" w:line="240"/>
+              <w:spacing w:after="0" w:before="0" w:line="220"/>
             </w:pPr>
             <w:r>
               <w:rPr>
                 <w:rFonts w:ascii="Consolas" w:cs="Consolas" w:eastAsia="Consolas" w:hAnsi="Consolas"/>
                 <w:color w:val="000000"/>
-                <w:sz w:val="19"/>
-                <w:szCs w:val="19"/>
+                <w:sz w:val="18"/>
+                <w:szCs w:val="18"/>
               </w:rPr>
               <w:t xml:space="preserve">│   ├── scripts/</w:t>
             </w:r>
           </w:p>
           <w:p>
             <w:pPr>
-              <w:spacing w:after="0" w:before="0" w:line="240"/>
+              <w:spacing w:after="0" w:before="0" w:line="220"/>
             </w:pPr>
             <w:r>
               <w:rPr>
                 <w:rFonts w:ascii="Consolas" w:cs="Consolas" w:eastAsia="Consolas" w:hAnsi="Consolas"/>
                 <w:color w:val="000000"/>
-                <w:sz w:val="19"/>
-                <w:szCs w:val="19"/>
+                <w:sz w:val="18"/>
+                <w:szCs w:val="18"/>
               </w:rPr>
               <w:t xml:space="preserve">│   │   └── simulate-device.ts    # Bộ mô phỏng máy chấm công: sinh sự kiện 14 ngày (có bản ghi lệch)</w:t>
             </w:r>
           </w:p>
           <w:p>
             <w:pPr>
-              <w:spacing w:after="0" w:before="0" w:line="240"/>
+              <w:spacing w:after="0" w:before="0" w:line="220"/>
             </w:pPr>
             <w:r>
               <w:rPr>
                 <w:rFonts w:ascii="Consolas" w:cs="Consolas" w:eastAsia="Consolas" w:hAnsi="Consolas"/>
                 <w:color w:val="000000"/>
-                <w:sz w:val="19"/>
-                <w:szCs w:val="19"/>
+                <w:sz w:val="18"/>
+                <w:szCs w:val="18"/>
               </w:rPr>
               <w:t xml:space="preserve">│   ├── src/</w:t>
             </w:r>
           </w:p>
           <w:p>
             <w:pPr>
-              <w:spacing w:after="0" w:before="0" w:line="240"/>
+              <w:spacing w:after="0" w:before="0" w:line="220"/>
             </w:pPr>
             <w:r>
               <w:rPr>
                 <w:rFonts w:ascii="Consolas" w:cs="Consolas" w:eastAsia="Consolas" w:hAnsi="Consolas"/>
                 <w:color w:val="000000"/>
-                <w:sz w:val="19"/>
-                <w:szCs w:val="19"/>
+                <w:sz w:val="18"/>
+                <w:szCs w:val="18"/>
               </w:rPr>
               <w:t xml:space="preserve">│   │   ├── main.ts               # Bootstrap: global pipes/filters/interceptors, swagger, shutdown hooks</w:t>
             </w:r>
           </w:p>
           <w:p>
             <w:pPr>
-              <w:spacing w:after="0" w:before="0" w:line="240"/>
+              <w:spacing w:after="0" w:before="0" w:line="220"/>
             </w:pPr>
             <w:r>
               <w:rPr>
                 <w:rFonts w:ascii="Consolas" w:cs="Consolas" w:eastAsia="Consolas" w:hAnsi="Consolas"/>
                 <w:color w:val="000000"/>
-                <w:sz w:val="19"/>
-                <w:szCs w:val="19"/>
+                <w:sz w:val="18"/>
+                <w:szCs w:val="18"/>
               </w:rPr>
               <w:t xml:space="preserve">│   │   ├── app.module.ts</w:t>
             </w:r>
           </w:p>
           <w:p>
             <w:pPr>
-              <w:spacing w:after="0" w:before="0" w:line="240"/>
+              <w:spacing w:after="0" w:before="0" w:line="220"/>
             </w:pPr>
             <w:r>
               <w:rPr>
                 <w:rFonts w:ascii="Consolas" w:cs="Consolas" w:eastAsia="Consolas" w:hAnsi="Consolas"/>
                 <w:color w:val="000000"/>
-                <w:sz w:val="19"/>
-                <w:szCs w:val="19"/>
+                <w:sz w:val="18"/>
+                <w:szCs w:val="18"/>
               </w:rPr>
               <w:t xml:space="preserve">│   │   ├── config/               # env.validation.ts (fail-fast), configuration.ts</w:t>
             </w:r>
           </w:p>
           <w:p>
             <w:pPr>
-              <w:spacing w:after="0" w:before="0" w:line="240"/>
+              <w:spacing w:after="0" w:before="0" w:line="220"/>
             </w:pPr>
             <w:r>
               <w:rPr>
                 <w:rFonts w:ascii="Consolas" w:cs="Consolas" w:eastAsia="Consolas" w:hAnsi="Consolas"/>
                 <w:color w:val="000000"/>
-                <w:sz w:val="19"/>
-                <w:szCs w:val="19"/>
+                <w:sz w:val="18"/>
+                <w:szCs w:val="18"/>
               </w:rPr>
               <w:t xml:space="preserve">│   │   ├── common/               # guards/ decorators/ filters/ interceptors/ dto/ utils/</w:t>
             </w:r>
           </w:p>
           <w:p>
             <w:pPr>
-              <w:spacing w:after="0" w:before="0" w:line="240"/>
+              <w:spacing w:after="0" w:before="0" w:line="220"/>
             </w:pPr>
             <w:r>
               <w:rPr>
                 <w:rFonts w:ascii="Consolas" w:cs="Consolas" w:eastAsia="Consolas" w:hAnsi="Consolas"/>
                 <w:color w:val="000000"/>
-                <w:sz w:val="19"/>
-                <w:szCs w:val="19"/>
+                <w:sz w:val="18"/>
+                <w:szCs w:val="18"/>
               </w:rPr>
               <w:t xml:space="preserve">│   │   └── modules/</w:t>
             </w:r>
           </w:p>
           <w:p>
             <w:pPr>
-              <w:spacing w:after="0" w:before="0" w:line="240"/>
+              <w:spacing w:after="0" w:before="0" w:line="220"/>
             </w:pPr>
             <w:r>
               <w:rPr>
                 <w:rFonts w:ascii="Consolas" w:cs="Consolas" w:eastAsia="Consolas" w:hAnsi="Consolas"/>
                 <w:color w:val="000000"/>
-                <w:sz w:val="19"/>
-                <w:szCs w:val="19"/>
+                <w:sz w:val="18"/>
+                <w:szCs w:val="18"/>
               </w:rPr>
               <w:t xml:space="preserve">│   │       ├── auth/  users/  org-units/</w:t>
             </w:r>
           </w:p>
           <w:p>
             <w:pPr>
-              <w:spacing w:after="0" w:before="0" w:line="240"/>
+              <w:spacing w:after="0" w:before="0" w:line="220"/>
             </w:pPr>
             <w:r>
               <w:rPr>
                 <w:rFonts w:ascii="Consolas" w:cs="Consolas" w:eastAsia="Consolas" w:hAnsi="Consolas"/>
                 <w:color w:val="000000"/>
-                <w:sz w:val="19"/>
-                <w:szCs w:val="19"/>
+                <w:sz w:val="18"/>
+                <w:szCs w:val="18"/>
               </w:rPr>
               <w:t xml:space="preserve">│   │       ├── spaces/ articles/ review-workflow/</w:t>
             </w:r>
           </w:p>
           <w:p>
             <w:pPr>
-              <w:spacing w:after="0" w:before="0" w:line="240"/>
+              <w:spacing w:after="0" w:before="0" w:line="220"/>
             </w:pPr>
             <w:r>
               <w:rPr>
                 <w:rFonts w:ascii="Consolas" w:cs="Consolas" w:eastAsia="Consolas" w:hAnsi="Consolas"/>
                 <w:color w:val="000000"/>
-                <w:sz w:val="19"/>
-                <w:szCs w:val="19"/>
+                <w:sz w:val="18"/>
+                <w:szCs w:val="18"/>
               </w:rPr>
               <w:t xml:space="preserve">│   │       ├── comments/ search/ notifications/</w:t>
             </w:r>
           </w:p>
           <w:p>
             <w:pPr>
-              <w:spacing w:after="0" w:before="0" w:line="240"/>
+              <w:spacing w:after="0" w:before="0" w:line="220"/>
             </w:pPr>
             <w:r>
               <w:rPr>
                 <w:rFonts w:ascii="Consolas" w:cs="Consolas" w:eastAsia="Consolas" w:hAnsi="Consolas"/>
                 <w:color w:val="000000"/>
-                <w:sz w:val="19"/>
-                <w:szCs w:val="19"/>
+                <w:sz w:val="18"/>
+                <w:szCs w:val="18"/>
               </w:rPr>
               <w:t xml:space="preserve">│   │       ├── attendance/       # kiosk-token, check-in, face-enroll, device-sync, daily-board</w:t>
             </w:r>
           </w:p>
           <w:p>
             <w:pPr>
-              <w:spacing w:after="0" w:before="0" w:line="240"/>
+              <w:spacing w:after="0" w:before="0" w:line="220"/>
             </w:pPr>
             <w:r>
               <w:rPr>
                 <w:rFonts w:ascii="Consolas" w:cs="Consolas" w:eastAsia="Consolas" w:hAnsi="Consolas"/>
                 <w:color w:val="000000"/>
-                <w:sz w:val="19"/>
-                <w:szCs w:val="19"/>
+                <w:sz w:val="18"/>
+                <w:szCs w:val="18"/>
               </w:rPr>
               <w:t xml:space="preserve">│   │       ├── onboarding/ people/ dashboard/</w:t>
             </w:r>
           </w:p>
           <w:p>
             <w:pPr>
-              <w:spacing w:after="0" w:before="0" w:line="240"/>
+              <w:spacing w:after="0" w:before="0" w:line="220"/>
             </w:pPr>
             <w:r>
               <w:rPr>
                 <w:rFonts w:ascii="Consolas" w:cs="Consolas" w:eastAsia="Consolas" w:hAnsi="Consolas"/>
                 <w:color w:val="000000"/>
-                <w:sz w:val="19"/>
-                <w:szCs w:val="19"/>
+                <w:sz w:val="18"/>
+                <w:szCs w:val="18"/>
               </w:rPr>
               <w:t xml:space="preserve">│   │       └── admin-settings/ audit/ health/</w:t>
             </w:r>
           </w:p>
           <w:p>
             <w:pPr>
-              <w:spacing w:after="0" w:before="0" w:line="240"/>
+              <w:spacing w:after="0" w:before="0" w:line="220"/>
             </w:pPr>
             <w:r>
               <w:rPr>
                 <w:rFonts w:ascii="Consolas" w:cs="Consolas" w:eastAsia="Consolas" w:hAnsi="Consolas"/>
                 <w:color w:val="000000"/>
-                <w:sz w:val="19"/>
-                <w:szCs w:val="19"/>
+                <w:sz w:val="18"/>
+                <w:szCs w:val="18"/>
               </w:rPr>
               <w:t xml:space="preserve">│   └── test/                     # unit/ + e2e/ (supertest)</w:t>
             </w:r>
           </w:p>
           <w:p>
             <w:pPr>
-              <w:spacing w:after="0" w:before="0" w:line="240"/>
+              <w:spacing w:after="0" w:before="0" w:line="220"/>
             </w:pPr>
             <w:r>
               <w:rPr>
                 <w:rFonts w:ascii="Consolas" w:cs="Consolas" w:eastAsia="Consolas" w:hAnsi="Consolas"/>
                 <w:color w:val="000000"/>
-                <w:sz w:val="19"/>
-                <w:szCs w:val="19"/>
+                <w:sz w:val="18"/>
+                <w:szCs w:val="18"/>
               </w:rPr>
               <w:t xml:space="preserve">├── frontend/</w:t>
             </w:r>
           </w:p>
           <w:p>
             <w:pPr>
-              <w:spacing w:after="0" w:before="0" w:line="240"/>
+              <w:spacing w:after="0" w:before="0" w:line="220"/>
             </w:pPr>
             <w:r>
               <w:rPr>
                 <w:rFonts w:ascii="Consolas" w:cs="Consolas" w:eastAsia="Consolas" w:hAnsi="Consolas"/>
                 <w:color w:val="000000"/>
-                <w:sz w:val="19"/>
-                <w:szCs w:val="19"/>
+                <w:sz w:val="18"/>
+                <w:szCs w:val="18"/>
               </w:rPr>
               <w:t xml:space="preserve">│   ├── Dockerfile                # Multi-stage: deps → build → runner (node:20-alpine, output standalone)</w:t>
             </w:r>
           </w:p>
           <w:p>
             <w:pPr>
-              <w:spacing w:after="0" w:before="0" w:line="240"/>
+              <w:spacing w:after="0" w:before="0" w:line="220"/>
             </w:pPr>
             <w:r>
               <w:rPr>
                 <w:rFonts w:ascii="Consolas" w:cs="Consolas" w:eastAsia="Consolas" w:hAnsi="Consolas"/>
                 <w:color w:val="000000"/>
-                <w:sz w:val="19"/>
-                <w:szCs w:val="19"/>
+                <w:sz w:val="18"/>
+                <w:szCs w:val="18"/>
               </w:rPr>
               <w:t xml:space="preserve">│   ├── next.config.mjs           # output:'standalone'; rewrites /api/:path* → http://api:3001/:path*</w:t>
             </w:r>
           </w:p>
           <w:p>
             <w:pPr>
-              <w:spacing w:after="0" w:before="0" w:line="240"/>
+              <w:spacing w:after="0" w:before="0" w:line="220"/>
             </w:pPr>
             <w:r>
               <w:rPr>
                 <w:rFonts w:ascii="Consolas" w:cs="Consolas" w:eastAsia="Consolas" w:hAnsi="Consolas"/>
                 <w:color w:val="000000"/>
-                <w:sz w:val="19"/>
-                <w:szCs w:val="19"/>
+                <w:sz w:val="18"/>
+                <w:szCs w:val="18"/>
               </w:rPr>
               <w:t xml:space="preserve">│   ├── package.json  tsconfig.json  .eslintrc.json</w:t>
             </w:r>
           </w:p>
           <w:p>
             <w:pPr>
-              <w:spacing w:after="0" w:before="0" w:line="240"/>
+              <w:spacing w:after="0" w:before="0" w:line="220"/>
             </w:pPr>
             <w:r>
               <w:rPr>
                 <w:rFonts w:ascii="Consolas" w:cs="Consolas" w:eastAsia="Consolas" w:hAnsi="Consolas"/>
                 <w:color w:val="000000"/>
-                <w:sz w:val="19"/>
-                <w:szCs w:val="19"/>
+                <w:sz w:val="18"/>
+                <w:szCs w:val="18"/>
               </w:rPr>
               <w:t xml:space="preserve">│   ├── public/                   # icon, manifest</w:t>
             </w:r>
           </w:p>
           <w:p>
             <w:pPr>
-              <w:spacing w:after="0" w:before="0" w:line="240"/>
+              <w:spacing w:after="0" w:before="0" w:line="220"/>
             </w:pPr>
             <w:r>
               <w:rPr>
                 <w:rFonts w:ascii="Consolas" w:cs="Consolas" w:eastAsia="Consolas" w:hAnsi="Consolas"/>
                 <w:color w:val="000000"/>
-                <w:sz w:val="19"/>
-                <w:szCs w:val="19"/>
+                <w:sz w:val="18"/>
+                <w:szCs w:val="18"/>
               </w:rPr>
               <w:t xml:space="preserve">│   └── src/</w:t>
             </w:r>
           </w:p>
           <w:p>
             <w:pPr>
-              <w:spacing w:after="0" w:before="0" w:line="240"/>
+              <w:spacing w:after="0" w:before="0" w:line="220"/>
             </w:pPr>
             <w:r>
               <w:rPr>
                 <w:rFonts w:ascii="Consolas" w:cs="Consolas" w:eastAsia="Consolas" w:hAnsi="Consolas"/>
                 <w:color w:val="000000"/>
-                <w:sz w:val="19"/>
-                <w:szCs w:val="19"/>
+                <w:sz w:val="18"/>
+                <w:szCs w:val="18"/>
               </w:rPr>
               <w:t xml:space="preserve">│       ├── app/                  # App Router: (auth)/login · (main)/spaces/[slug] · kiosk/page.tsx · check-in/page.tsx</w:t>
             </w:r>
           </w:p>
           <w:p>
             <w:pPr>
-              <w:spacing w:after="0" w:before="0" w:line="240"/>
+              <w:spacing w:after="0" w:before="0" w:line="220"/>
             </w:pPr>
             <w:r>
               <w:rPr>
                 <w:rFonts w:ascii="Consolas" w:cs="Consolas" w:eastAsia="Consolas" w:hAnsi="Consolas"/>
                 <w:color w:val="000000"/>
-                <w:sz w:val="19"/>
-                <w:szCs w:val="19"/>
+                <w:sz w:val="18"/>
+                <w:szCs w:val="18"/>
               </w:rPr>
               <w:t xml:space="preserve">│       ├── api/                  # axios client + interceptor refresh + typed fetchers</w:t>
             </w:r>
           </w:p>
           <w:p>
             <w:pPr>
-              <w:spacing w:after="0" w:before="0" w:line="240"/>
+              <w:spacing w:after="0" w:before="0" w:line="220"/>
             </w:pPr>
             <w:r>
               <w:rPr>
                 <w:rFonts w:ascii="Consolas" w:cs="Consolas" w:eastAsia="Consolas" w:hAnsi="Consolas"/>
                 <w:color w:val="000000"/>
-                <w:sz w:val="19"/>
-                <w:szCs w:val="19"/>
+                <w:sz w:val="18"/>
+                <w:szCs w:val="18"/>
               </w:rPr>
               <w:t xml:space="preserve">│       ├── stores/               # zustand (auth, ui)</w:t>
             </w:r>
           </w:p>
           <w:p>
             <w:pPr>
-              <w:spacing w:after="0" w:before="0" w:line="240"/>
+              <w:spacing w:after="0" w:before="0" w:line="220"/>
             </w:pPr>
             <w:r>
               <w:rPr>
                 <w:rFonts w:ascii="Consolas" w:cs="Consolas" w:eastAsia="Consolas" w:hAnsi="Consolas"/>
                 <w:color w:val="000000"/>
-                <w:sz w:val="19"/>
-                <w:szCs w:val="19"/>
+                <w:sz w:val="18"/>
+                <w:szCs w:val="18"/>
               </w:rPr>
               <w:t xml:space="preserve">│       ├── features/</w:t>
             </w:r>
           </w:p>
           <w:p>
             <w:pPr>
-              <w:spacing w:after="0" w:before="0" w:line="240"/>
+              <w:spacing w:after="0" w:before="0" w:line="220"/>
             </w:pPr>
             <w:r>
               <w:rPr>
                 <w:rFonts w:ascii="Consolas" w:cs="Consolas" w:eastAsia="Consolas" w:hAnsi="Consolas"/>
                 <w:color w:val="000000"/>
-                <w:sz w:val="19"/>
-                <w:szCs w:val="19"/>
+                <w:sz w:val="18"/>
+                <w:szCs w:val="18"/>
               </w:rPr>
               <w:t xml:space="preserve">│       │   ├── spaces/ articles/ review/ search/</w:t>
             </w:r>
           </w:p>
           <w:p>
             <w:pPr>
-              <w:spacing w:after="0" w:before="0" w:line="240"/>
+              <w:spacing w:after="0" w:before="0" w:line="220"/>
             </w:pPr>
             <w:r>
               <w:rPr>
                 <w:rFonts w:ascii="Consolas" w:cs="Consolas" w:eastAsia="Consolas" w:hAnsi="Consolas"/>
                 <w:color w:val="000000"/>
-                <w:sz w:val="19"/>
-                <w:szCs w:val="19"/>
+                <w:sz w:val="18"/>
+                <w:szCs w:val="18"/>
               </w:rPr>
               <w:t xml:space="preserve">│       │   ├── attendance/       # KioskScreen, QrScanner, FaceCapture, DayBoard, CorrectionQueue</w:t>
             </w:r>
           </w:p>
           <w:p>
             <w:pPr>
-              <w:spacing w:after="0" w:before="0" w:line="240"/>
+              <w:spacing w:after="0" w:before="0" w:line="220"/>
             </w:pPr>
             <w:r>
               <w:rPr>
                 <w:rFonts w:ascii="Consolas" w:cs="Consolas" w:eastAsia="Consolas" w:hAnsi="Consolas"/>
                 <w:color w:val="000000"/>
-                <w:sz w:val="19"/>
-                <w:szCs w:val="19"/>
+                <w:sz w:val="18"/>
+                <w:szCs w:val="18"/>
               </w:rPr>
               <w:t xml:space="preserve">│       │   └── onboarding/ people/ admin/</w:t>
             </w:r>
           </w:p>
           <w:p>
             <w:pPr>
-              <w:spacing w:after="0" w:before="0" w:line="240"/>
+              <w:spacing w:after="0" w:before="0" w:line="220"/>
             </w:pPr>
             <w:r>
               <w:rPr>
                 <w:rFonts w:ascii="Consolas" w:cs="Consolas" w:eastAsia="Consolas" w:hAnsi="Consolas"/>
                 <w:color w:val="000000"/>
-                <w:sz w:val="19"/>
-                <w:szCs w:val="19"/>
+                <w:sz w:val="18"/>
+                <w:szCs w:val="18"/>
               </w:rPr>
               <w:t xml:space="preserve">│       ├── components/           # layout/ common/ (Editor, PermissionGate, EmptyState…)</w:t>
             </w:r>
           </w:p>
           <w:p>
             <w:pPr>
-              <w:spacing w:after="0" w:before="0" w:line="240"/>
+              <w:spacing w:after="0" w:before="0" w:line="220"/>
             </w:pPr>
             <w:r>
               <w:rPr>
                 <w:rFonts w:ascii="Consolas" w:cs="Consolas" w:eastAsia="Consolas" w:hAnsi="Consolas"/>
                 <w:color w:val="000000"/>
-                <w:sz w:val="19"/>
-                <w:szCs w:val="19"/>
+                <w:sz w:val="18"/>
+                <w:szCs w:val="18"/>
               </w:rPr>
               <w:t xml:space="preserve">│       └── styles/</w:t>
             </w:r>
           </w:p>
           <w:p>
             <w:pPr>
-              <w:spacing w:after="0" w:before="0" w:line="240"/>
+              <w:spacing w:after="0" w:before="0" w:line="220"/>
             </w:pPr>
             <w:r>
               <w:rPr>
                 <w:rFonts w:ascii="Consolas" w:cs="Consolas" w:eastAsia="Consolas" w:hAnsi="Consolas"/>
                 <w:color w:val="000000"/>
-                <w:sz w:val="19"/>
-                <w:szCs w:val="19"/>
+                <w:sz w:val="18"/>
+                <w:szCs w:val="18"/>
               </w:rPr>
               <w:t xml:space="preserve">└── .github/workflows/ci.yml      # lint + test + docker build (backend, frontend)</w:t>
             </w:r>
@@ -51134,6 +54747,367 @@
         <w:t xml:space="preserve">.</w:t>
       </w:r>
     </w:p>
+    <w:p>
+      <w:pPr>
+        <w:spacing w:after="60" w:before="160" w:line="312"/>
+        <w:jc w:val="left"/>
+      </w:pPr>
+      <w:r>
+        <w:rPr>
+          <w:rFonts w:ascii="Times New Roman" w:cs="Times New Roman" w:eastAsia="Times New Roman" w:hAnsi="Times New Roman"/>
+          <w:b/>
+          <w:bCs/>
+          <w:i w:val="false"/>
+          <w:iCs w:val="false"/>
+          <w:color w:val="000000"/>
+          <w:sz w:val="26"/>
+          <w:szCs w:val="26"/>
+        </w:rPr>
+        <w:t xml:space="preserve">11.5. Hiện đại hóa Hệ thống Quản lý Cán bộ Công chức (Legacy Modernization) &amp; Tích hợp Bộ Nội Vụ</w:t>
+      </w:r>
+    </w:p>
+    <w:p>
+      <w:pPr>
+        <w:spacing w:after="80" w:before="0" w:line="312"/>
+        <w:ind w:firstLine="567"/>
+        <w:jc w:val="both"/>
+      </w:pPr>
+      <w:r>
+        <w:rPr>
+          <w:rFonts w:ascii="Times New Roman" w:cs="Times New Roman" w:eastAsia="Times New Roman" w:hAnsi="Times New Roman"/>
+          <w:b w:val="false"/>
+          <w:bCs w:val="false"/>
+          <w:i w:val="false"/>
+          <w:iCs w:val="false"/>
+          <w:color w:val="000000"/>
+          <w:sz w:val="26"/>
+          <w:szCs w:val="26"/>
+        </w:rPr>
+        <w:t xml:space="preserve">Nhằm hoàn thiện giải pháp quản trị nhân sự công - tư kết hợp, hệ thống thực hiện hiện đại hóa toàn diện phần mềm quản lý cán bộ di sản (Visual FoxPro / HUHA-HRM) theo phương án kiến trúc độc lập:</w:t>
+      </w:r>
+    </w:p>
+    <w:p>
+      <w:pPr>
+        <w:spacing w:after="80" w:before="0" w:line="312"/>
+        <w:ind w:firstLine="567"/>
+        <w:jc w:val="both"/>
+      </w:pPr>
+      <w:r>
+        <w:rPr>
+          <w:rFonts w:ascii="Times New Roman" w:cs="Times New Roman" w:eastAsia="Times New Roman" w:hAnsi="Times New Roman"/>
+          <w:b w:val="false"/>
+          <w:bCs w:val="false"/>
+          <w:i w:val="false"/>
+          <w:iCs w:val="false"/>
+          <w:color w:val="000000"/>
+          <w:sz w:val="26"/>
+          <w:szCs w:val="26"/>
+        </w:rPr>
+        <w:t xml:space="preserve">1. </w:t>
+      </w:r>
+      <w:r>
+        <w:rPr>
+          <w:rFonts w:ascii="Times New Roman" w:cs="Times New Roman" w:eastAsia="Times New Roman" w:hAnsi="Times New Roman"/>
+          <w:b/>
+          <w:bCs/>
+          <w:color w:val="000000"/>
+          <w:sz w:val="26"/>
+          <w:szCs w:val="26"/>
+        </w:rPr>
+        <w:t xml:space="preserve">Loại bỏ 100% rào cản di sản:</w:t>
+      </w:r>
+    </w:p>
+    <w:p>
+      <w:pPr>
+        <w:pStyle w:val="ListParagraph"/>
+        <w:numPr>
+          <w:ilvl w:val="0"/>
+          <w:numId w:val="1"/>
+        </w:numPr>
+        <w:spacing w:after="40" w:before="20" w:line="312"/>
+        <w:jc w:val="both"/>
+      </w:pPr>
+      <w:r>
+        <w:rPr>
+          <w:rFonts w:ascii="Times New Roman" w:cs="Times New Roman" w:eastAsia="Times New Roman" w:hAnsi="Times New Roman"/>
+          <w:b w:val="false"/>
+          <w:bCs w:val="false"/>
+          <w:i w:val="false"/>
+          <w:iCs w:val="false"/>
+          <w:color w:val="000000"/>
+          <w:sz w:val="26"/>
+          <w:szCs w:val="26"/>
+        </w:rPr>
+        <w:t xml:space="preserve">Xóa bỏ hoàn toàn định dạng tệp DBF/CDX/FPT, các runtime Visual FoxPro 9.0 lỗi thời và bảng mã tiếng Việt TCVN3 / VNI cũ.</w:t>
+      </w:r>
+    </w:p>
+    <w:p>
+      <w:pPr>
+        <w:pStyle w:val="ListParagraph"/>
+        <w:numPr>
+          <w:ilvl w:val="0"/>
+          <w:numId w:val="1"/>
+        </w:numPr>
+        <w:spacing w:after="40" w:before="20" w:line="312"/>
+        <w:jc w:val="both"/>
+      </w:pPr>
+      <w:r>
+        <w:rPr>
+          <w:rFonts w:ascii="Times New Roman" w:cs="Times New Roman" w:eastAsia="Times New Roman" w:hAnsi="Times New Roman"/>
+          <w:b w:val="false"/>
+          <w:bCs w:val="false"/>
+          <w:i w:val="false"/>
+          <w:iCs w:val="false"/>
+          <w:color w:val="000000"/>
+          <w:sz w:val="26"/>
+          <w:szCs w:val="26"/>
+        </w:rPr>
+        <w:t xml:space="preserve">Vận hành 100% trên chuẩn </w:t>
+      </w:r>
+      <w:r>
+        <w:rPr>
+          <w:rFonts w:ascii="Times New Roman" w:cs="Times New Roman" w:eastAsia="Times New Roman" w:hAnsi="Times New Roman"/>
+          <w:b/>
+          <w:bCs/>
+          <w:color w:val="000000"/>
+          <w:sz w:val="26"/>
+          <w:szCs w:val="26"/>
+        </w:rPr>
+        <w:t xml:space="preserve">Unicode UTF-8</w:t>
+      </w:r>
+      <w:r>
+        <w:rPr>
+          <w:rFonts w:ascii="Times New Roman" w:cs="Times New Roman" w:eastAsia="Times New Roman" w:hAnsi="Times New Roman"/>
+          <w:b w:val="false"/>
+          <w:bCs w:val="false"/>
+          <w:i w:val="false"/>
+          <w:iCs w:val="false"/>
+          <w:color w:val="000000"/>
+          <w:sz w:val="26"/>
+          <w:szCs w:val="26"/>
+        </w:rPr>
+        <w:t xml:space="preserve">, cơ sở dữ liệu </w:t>
+      </w:r>
+      <w:r>
+        <w:rPr>
+          <w:rFonts w:ascii="Times New Roman" w:cs="Times New Roman" w:eastAsia="Times New Roman" w:hAnsi="Times New Roman"/>
+          <w:b/>
+          <w:bCs/>
+          <w:color w:val="000000"/>
+          <w:sz w:val="26"/>
+          <w:szCs w:val="26"/>
+        </w:rPr>
+        <w:t xml:space="preserve">PostgreSQL 16</w:t>
+      </w:r>
+      <w:r>
+        <w:rPr>
+          <w:rFonts w:ascii="Times New Roman" w:cs="Times New Roman" w:eastAsia="Times New Roman" w:hAnsi="Times New Roman"/>
+          <w:b w:val="false"/>
+          <w:bCs w:val="false"/>
+          <w:i w:val="false"/>
+          <w:iCs w:val="false"/>
+          <w:color w:val="000000"/>
+          <w:sz w:val="26"/>
+          <w:szCs w:val="26"/>
+        </w:rPr>
+        <w:t xml:space="preserve"> và </w:t>
+      </w:r>
+      <w:r>
+        <w:rPr>
+          <w:rFonts w:ascii="Times New Roman" w:cs="Times New Roman" w:eastAsia="Times New Roman" w:hAnsi="Times New Roman"/>
+          <w:b/>
+          <w:bCs/>
+          <w:color w:val="000000"/>
+          <w:sz w:val="26"/>
+          <w:szCs w:val="26"/>
+        </w:rPr>
+        <w:t xml:space="preserve">Prisma ORM 5</w:t>
+      </w:r>
+      <w:r>
+        <w:rPr>
+          <w:rFonts w:ascii="Times New Roman" w:cs="Times New Roman" w:eastAsia="Times New Roman" w:hAnsi="Times New Roman"/>
+          <w:b w:val="false"/>
+          <w:bCs w:val="false"/>
+          <w:i w:val="false"/>
+          <w:iCs w:val="false"/>
+          <w:color w:val="000000"/>
+          <w:sz w:val="26"/>
+          <w:szCs w:val="26"/>
+        </w:rPr>
+        <w:t xml:space="preserve">.</w:t>
+      </w:r>
+    </w:p>
+    <w:p>
+      <w:pPr>
+        <w:spacing w:after="80" w:before="0" w:line="312"/>
+        <w:ind w:firstLine="567"/>
+        <w:jc w:val="both"/>
+      </w:pPr>
+      <w:r>
+        <w:rPr>
+          <w:rFonts w:ascii="Times New Roman" w:cs="Times New Roman" w:eastAsia="Times New Roman" w:hAnsi="Times New Roman"/>
+          <w:b w:val="false"/>
+          <w:bCs w:val="false"/>
+          <w:i w:val="false"/>
+          <w:iCs w:val="false"/>
+          <w:color w:val="000000"/>
+          <w:sz w:val="26"/>
+          <w:szCs w:val="26"/>
+        </w:rPr>
+        <w:t xml:space="preserve">2. </w:t>
+      </w:r>
+      <w:r>
+        <w:rPr>
+          <w:rFonts w:ascii="Times New Roman" w:cs="Times New Roman" w:eastAsia="Times New Roman" w:hAnsi="Times New Roman"/>
+          <w:b/>
+          <w:bCs/>
+          <w:color w:val="000000"/>
+          <w:sz w:val="26"/>
+          <w:szCs w:val="26"/>
+        </w:rPr>
+        <w:t xml:space="preserve">Trích xuất &amp; Tích hợp trọn vẹn nghiệp vụ cốt lõi:</w:t>
+      </w:r>
+    </w:p>
+    <w:p>
+      <w:pPr>
+        <w:pStyle w:val="ListParagraph"/>
+        <w:numPr>
+          <w:ilvl w:val="0"/>
+          <w:numId w:val="1"/>
+        </w:numPr>
+        <w:spacing w:after="40" w:before="20" w:line="312"/>
+        <w:jc w:val="both"/>
+      </w:pPr>
+      <w:r>
+        <w:rPr>
+          <w:rFonts w:ascii="Times New Roman" w:cs="Times New Roman" w:eastAsia="Times New Roman" w:hAnsi="Times New Roman"/>
+          <w:b/>
+          <w:bCs/>
+          <w:color w:val="000000"/>
+          <w:sz w:val="26"/>
+          <w:szCs w:val="26"/>
+        </w:rPr>
+        <w:t xml:space="preserve">Hồ sơ 2C-BNV/2008:</w:t>
+      </w:r>
+      <w:r>
+        <w:rPr>
+          <w:rFonts w:ascii="Times New Roman" w:cs="Times New Roman" w:eastAsia="Times New Roman" w:hAnsi="Times New Roman"/>
+          <w:b w:val="false"/>
+          <w:bCs w:val="false"/>
+          <w:i w:val="false"/>
+          <w:iCs w:val="false"/>
+          <w:color w:val="000000"/>
+          <w:sz w:val="26"/>
+          <w:szCs w:val="26"/>
+        </w:rPr>
+        <w:t xml:space="preserve"> 111 thuộc tính dữ liệu và 8 quá trình lịch sử được ánh xạ vào Domain 9 với 10 bảng quan hệ chặt chẽ.</w:t>
+      </w:r>
+    </w:p>
+    <w:p>
+      <w:pPr>
+        <w:pStyle w:val="ListParagraph"/>
+        <w:numPr>
+          <w:ilvl w:val="0"/>
+          <w:numId w:val="1"/>
+        </w:numPr>
+        <w:spacing w:after="40" w:before="20" w:line="312"/>
+        <w:jc w:val="both"/>
+      </w:pPr>
+      <w:r>
+        <w:rPr>
+          <w:rFonts w:ascii="Times New Roman" w:cs="Times New Roman" w:eastAsia="Times New Roman" w:hAnsi="Times New Roman"/>
+          <w:b/>
+          <w:bCs/>
+          <w:color w:val="000000"/>
+          <w:sz w:val="26"/>
+          <w:szCs w:val="26"/>
+        </w:rPr>
+        <w:t xml:space="preserve">184 Ngạch bậc lương (NĐ 204/2004/NĐ-CP &amp; TT 08/2013/TT-BNV):</w:t>
+      </w:r>
+      <w:r>
+        <w:rPr>
+          <w:rFonts w:ascii="Times New Roman" w:cs="Times New Roman" w:eastAsia="Times New Roman" w:hAnsi="Times New Roman"/>
+          <w:b w:val="false"/>
+          <w:bCs w:val="false"/>
+          <w:i w:val="false"/>
+          <w:iCs w:val="false"/>
+          <w:color w:val="000000"/>
+          <w:sz w:val="26"/>
+          <w:szCs w:val="26"/>
+        </w:rPr>
+        <w:t xml:space="preserve"> Cấu hình động toàn bộ 184 mã ngạch, hệ số lương từ bậc 1 đến 16, chu kỳ giữ bậc 24/36 tháng và logic phụ cấp thâm niên vượt khung 5% + 1%/năm.</w:t>
+      </w:r>
+    </w:p>
+    <w:p>
+      <w:pPr>
+        <w:pStyle w:val="ListParagraph"/>
+        <w:numPr>
+          <w:ilvl w:val="0"/>
+          <w:numId w:val="1"/>
+        </w:numPr>
+        <w:spacing w:after="40" w:before="20" w:line="312"/>
+        <w:jc w:val="both"/>
+      </w:pPr>
+      <w:r>
+        <w:rPr>
+          <w:rFonts w:ascii="Times New Roman" w:cs="Times New Roman" w:eastAsia="Times New Roman" w:hAnsi="Times New Roman"/>
+          <w:b/>
+          <w:bCs/>
+          <w:color w:val="000000"/>
+          <w:sz w:val="26"/>
+          <w:szCs w:val="26"/>
+        </w:rPr>
+        <w:t xml:space="preserve">Bộ máy Quét Nâng bậc lương tự động:</w:t>
+      </w:r>
+      <w:r>
+        <w:rPr>
+          <w:rFonts w:ascii="Times New Roman" w:cs="Times New Roman" w:eastAsia="Times New Roman" w:hAnsi="Times New Roman"/>
+          <w:b w:val="false"/>
+          <w:bCs w:val="false"/>
+          <w:i w:val="false"/>
+          <w:iCs w:val="false"/>
+          <w:color w:val="000000"/>
+          <w:sz w:val="26"/>
+          <w:szCs w:val="26"/>
+        </w:rPr>
+        <w:t xml:space="preserve"> Tự động phát hiện cán bộ đến hạn nâng bậc thường xuyên và đủ điều kiện nâng trước hạn do lập thành tích xuất sắc.</w:t>
+      </w:r>
+    </w:p>
+    <w:p>
+      <w:pPr>
+        <w:pStyle w:val="ListParagraph"/>
+        <w:numPr>
+          <w:ilvl w:val="0"/>
+          <w:numId w:val="1"/>
+        </w:numPr>
+        <w:spacing w:after="40" w:before="20" w:line="312"/>
+        <w:jc w:val="both"/>
+      </w:pPr>
+      <w:r>
+        <w:rPr>
+          <w:rFonts w:ascii="Times New Roman" w:cs="Times New Roman" w:eastAsia="Times New Roman" w:hAnsi="Times New Roman"/>
+          <w:b/>
+          <w:bCs/>
+          <w:color w:val="000000"/>
+          <w:sz w:val="26"/>
+          <w:szCs w:val="26"/>
+        </w:rPr>
+        <w:t xml:space="preserve">Document Engine chuẩn quốc gia:</w:t>
+      </w:r>
+      <w:r>
+        <w:rPr>
+          <w:rFonts w:ascii="Times New Roman" w:cs="Times New Roman" w:eastAsia="Times New Roman" w:hAnsi="Times New Roman"/>
+          <w:b w:val="false"/>
+          <w:bCs w:val="false"/>
+          <w:i w:val="false"/>
+          <w:iCs w:val="false"/>
+          <w:color w:val="000000"/>
+          <w:sz w:val="26"/>
+          <w:szCs w:val="26"/>
+        </w:rPr>
+        <w:t xml:space="preserve"> Xuất Sơ yếu lý lịch Mẫu 2C-BNV/2008 (4 trang PDF Vector) và Báo cáo Thống kê Biểu 01, Biểu 02, Biểu 03 (Excel).</w:t>
+      </w:r>
+    </w:p>
     <w:sectPr>
       <w:footerReference w:type="default" r:id="rId7"/>
       <w:pgSz w:w="11906" w:h="16838" w:orient="portrait"/>
